--- a/Var5/ЛБ5_Десятов.docx
+++ b/Var5/ЛБ5_Десятов.docx
@@ -1057,7 +1057,6 @@
                 <w:szCs w:val="24"/>
               </w:rPr>
             </w:pPr>
-            <w:proofErr w:type="spellStart"/>
             <w:r>
               <w:rPr>
                 <w:rFonts w:ascii="Times New Roman" w:eastAsia="Times New Roman" w:hAnsi="Times New Roman" w:cs="Times New Roman"/>
@@ -1067,7 +1066,6 @@
               </w:rPr>
               <w:t>Калентьев</w:t>
             </w:r>
-            <w:proofErr w:type="spellEnd"/>
             <w:r>
               <w:rPr>
                 <w:rFonts w:ascii="Times New Roman" w:eastAsia="Times New Roman" w:hAnsi="Times New Roman" w:cs="Times New Roman"/>
@@ -4375,6 +4373,7 @@
       <w:pPr>
         <w:pStyle w:val="TNR"/>
       </w:pPr>
+      <w:commentRangeStart w:id="6"/>
       <w:r>
         <w:t xml:space="preserve">Составление </w:t>
       </w:r>
@@ -4459,6 +4458,15 @@
       <w:r>
         <w:t>Привести список использованной литературы.</w:t>
       </w:r>
+      <w:commentRangeEnd w:id="6"/>
+      <w:r>
+        <w:rPr>
+          <w:rStyle w:val="ab"/>
+          <w:rFonts w:asciiTheme="minorHAnsi" w:eastAsiaTheme="minorHAnsi" w:hAnsiTheme="minorHAnsi" w:cstheme="minorBidi"/>
+          <w:lang w:eastAsia="en-US"/>
+        </w:rPr>
+        <w:commentReference w:id="6"/>
+      </w:r>
     </w:p>
     <w:p>
       <w:pPr>
@@ -4520,12 +4528,12 @@
       <w:pPr>
         <w:pStyle w:val="1"/>
       </w:pPr>
-      <w:bookmarkStart w:id="6" w:name="_Toc227756908"/>
+      <w:bookmarkStart w:id="7" w:name="_Toc227756908"/>
       <w:r>
         <w:lastRenderedPageBreak/>
         <w:t>Основная часть</w:t>
       </w:r>
-      <w:bookmarkEnd w:id="6"/>
+      <w:bookmarkEnd w:id="7"/>
     </w:p>
     <w:p>
       <w:pPr>
@@ -4543,23 +4551,7 @@
         <w:pStyle w:val="TNR"/>
       </w:pPr>
       <w:r>
-        <w:t>Вариант использования (</w:t>
-      </w:r>
-      <w:proofErr w:type="spellStart"/>
-      <w:r>
-        <w:t>use</w:t>
-      </w:r>
-      <w:proofErr w:type="spellEnd"/>
-      <w:r>
-        <w:t xml:space="preserve"> </w:t>
-      </w:r>
-      <w:proofErr w:type="spellStart"/>
-      <w:r>
-        <w:t>case</w:t>
-      </w:r>
-      <w:proofErr w:type="spellEnd"/>
-      <w:r>
-        <w:t xml:space="preserve">) — это описание множества последовательных действий (включая вариации), которые выполняются некоторым субъектом с целью получения результата, значимого для некоторого действующего лица </w:t>
+        <w:t xml:space="preserve">Вариант использования (use case) — это описание множества последовательных действий (включая вариации), которые выполняются некоторым субъектом с целью получения результата, значимого для некоторого действующего лица </w:t>
       </w:r>
       <w:r>
         <w:t>[</w:t>
@@ -4587,6 +4579,7 @@
         <w:pStyle w:val="TNR"/>
         <w:ind w:hanging="284"/>
       </w:pPr>
+      <w:commentRangeStart w:id="8"/>
       <w:r>
         <w:rPr>
           <w:noProof/>
@@ -4609,7 +4602,7 @@
                     </pic:cNvPicPr>
                   </pic:nvPicPr>
                   <pic:blipFill>
-                    <a:blip r:embed="rId9">
+                    <a:blip r:embed="rId13">
                       <a:extLst>
                         <a:ext uri="{28A0092B-C50C-407E-A947-70E740481C1C}">
                           <a14:useLocalDpi xmlns:a14="http://schemas.microsoft.com/office/drawing/2010/main" val="0"/>
@@ -4650,16 +4643,25 @@
       <w:r>
         <w:t>Рисунок 1 – Диаграмма вариантов использования</w:t>
       </w:r>
+      <w:commentRangeEnd w:id="8"/>
+      <w:r>
+        <w:rPr>
+          <w:rStyle w:val="ab"/>
+          <w:rFonts w:asciiTheme="minorHAnsi" w:eastAsiaTheme="minorHAnsi" w:hAnsiTheme="minorHAnsi" w:cstheme="minorBidi"/>
+          <w:lang w:eastAsia="en-US"/>
+        </w:rPr>
+        <w:commentReference w:id="8"/>
+      </w:r>
     </w:p>
     <w:p>
       <w:pPr>
         <w:pStyle w:val="2"/>
       </w:pPr>
-      <w:bookmarkStart w:id="7" w:name="_Toc227756910"/>
+      <w:bookmarkStart w:id="9" w:name="_Toc227756910"/>
       <w:r>
         <w:t>UML диаграмма классов</w:t>
       </w:r>
-      <w:bookmarkEnd w:id="7"/>
+      <w:bookmarkEnd w:id="9"/>
     </w:p>
     <w:p>
       <w:pPr>
@@ -4731,7 +4733,7 @@
                     </pic:cNvPicPr>
                   </pic:nvPicPr>
                   <pic:blipFill>
-                    <a:blip r:embed="rId10">
+                    <a:blip r:embed="rId14">
                       <a:extLst>
                         <a:ext uri="{28A0092B-C50C-407E-A947-70E740481C1C}">
                           <a14:useLocalDpi xmlns:a14="http://schemas.microsoft.com/office/drawing/2010/main" val="0"/>
@@ -4789,11 +4791,11 @@
       <w:r>
         <w:t xml:space="preserve"> </w:t>
       </w:r>
-      <w:bookmarkStart w:id="8" w:name="_Toc227756911"/>
+      <w:bookmarkStart w:id="10" w:name="_Toc227756911"/>
       <w:r>
         <w:t>Описание классов</w:t>
       </w:r>
-      <w:bookmarkEnd w:id="8"/>
+      <w:bookmarkEnd w:id="10"/>
     </w:p>
     <w:p>
       <w:pPr>
@@ -4812,13 +4814,8 @@
         <w:t xml:space="preserve">Таблица 1 – </w:t>
       </w:r>
       <w:r>
-        <w:t xml:space="preserve">Описание класса </w:t>
-      </w:r>
-      <w:proofErr w:type="spellStart"/>
-      <w:r>
-        <w:t>DiscountBase</w:t>
-      </w:r>
-      <w:proofErr w:type="spellEnd"/>
+        <w:t>Описание класса DiscountBase</w:t>
+      </w:r>
     </w:p>
     <w:tbl>
       <w:tblPr>
@@ -4952,23 +4949,7 @@
                 <w:sz w:val="24"/>
                 <w:szCs w:val="24"/>
               </w:rPr>
-              <w:t xml:space="preserve">Класс </w:t>
-            </w:r>
-            <w:proofErr w:type="spellStart"/>
-            <w:r>
-              <w:rPr>
-                <w:sz w:val="24"/>
-                <w:szCs w:val="24"/>
-              </w:rPr>
-              <w:t>DiscountBase</w:t>
-            </w:r>
-            <w:proofErr w:type="spellEnd"/>
-            <w:r>
-              <w:rPr>
-                <w:sz w:val="24"/>
-                <w:szCs w:val="24"/>
-              </w:rPr>
-              <w:t xml:space="preserve"> — абстрактный базовый класс для всех типов скидок</w:t>
+              <w:t>Класс DiscountBase — абстрактный базовый класс для всех типов скидок</w:t>
             </w:r>
           </w:p>
         </w:tc>
@@ -5040,7 +5021,6 @@
                 <w:szCs w:val="24"/>
               </w:rPr>
             </w:pPr>
-            <w:proofErr w:type="spellStart"/>
             <w:r>
               <w:rPr>
                 <w:sz w:val="24"/>
@@ -5048,7 +5028,6 @@
               </w:rPr>
               <w:t>string</w:t>
             </w:r>
-            <w:proofErr w:type="spellEnd"/>
           </w:p>
         </w:tc>
         <w:tc>
@@ -5097,17 +5076,8 @@
                 <w:sz w:val="24"/>
                 <w:szCs w:val="24"/>
               </w:rPr>
-              <w:t xml:space="preserve">+ </w:t>
+              <w:t>+ OriginPrice</w:t>
             </w:r>
-            <w:proofErr w:type="spellStart"/>
-            <w:r>
-              <w:rPr>
-                <w:sz w:val="24"/>
-                <w:szCs w:val="24"/>
-              </w:rPr>
-              <w:t>OriginPrice</w:t>
-            </w:r>
-            <w:proofErr w:type="spellEnd"/>
           </w:p>
         </w:tc>
         <w:tc>
@@ -5125,7 +5095,6 @@
                 <w:szCs w:val="24"/>
               </w:rPr>
             </w:pPr>
-            <w:proofErr w:type="spellStart"/>
             <w:r>
               <w:rPr>
                 <w:sz w:val="24"/>
@@ -5133,7 +5102,6 @@
               </w:rPr>
               <w:t>double</w:t>
             </w:r>
-            <w:proofErr w:type="spellEnd"/>
           </w:p>
         </w:tc>
         <w:tc>
@@ -5183,17 +5151,8 @@
                 <w:szCs w:val="24"/>
               </w:rPr>
               <w:lastRenderedPageBreak/>
-              <w:t xml:space="preserve">+ </w:t>
+              <w:t>+ DiscountType</w:t>
             </w:r>
-            <w:proofErr w:type="spellStart"/>
-            <w:r>
-              <w:rPr>
-                <w:sz w:val="24"/>
-                <w:szCs w:val="24"/>
-              </w:rPr>
-              <w:t>DiscountType</w:t>
-            </w:r>
-            <w:proofErr w:type="spellEnd"/>
           </w:p>
         </w:tc>
         <w:tc>
@@ -5211,7 +5170,6 @@
                 <w:szCs w:val="24"/>
               </w:rPr>
             </w:pPr>
-            <w:proofErr w:type="spellStart"/>
             <w:r>
               <w:rPr>
                 <w:sz w:val="24"/>
@@ -5219,7 +5177,6 @@
               </w:rPr>
               <w:t>string</w:t>
             </w:r>
-            <w:proofErr w:type="spellEnd"/>
           </w:p>
         </w:tc>
         <w:tc>
@@ -5268,17 +5225,8 @@
                 <w:sz w:val="24"/>
                 <w:szCs w:val="24"/>
               </w:rPr>
-              <w:t xml:space="preserve">+ </w:t>
+              <w:t>+ DiscountPrice</w:t>
             </w:r>
-            <w:proofErr w:type="spellStart"/>
-            <w:r>
-              <w:rPr>
-                <w:sz w:val="24"/>
-                <w:szCs w:val="24"/>
-              </w:rPr>
-              <w:t>DiscountPrice</w:t>
-            </w:r>
-            <w:proofErr w:type="spellEnd"/>
           </w:p>
         </w:tc>
         <w:tc>
@@ -5296,7 +5244,6 @@
                 <w:szCs w:val="24"/>
               </w:rPr>
             </w:pPr>
-            <w:proofErr w:type="spellStart"/>
             <w:r>
               <w:rPr>
                 <w:sz w:val="24"/>
@@ -5304,7 +5251,6 @@
               </w:rPr>
               <w:t>double</w:t>
             </w:r>
-            <w:proofErr w:type="spellEnd"/>
           </w:p>
         </w:tc>
         <w:tc>
@@ -5353,17 +5299,8 @@
                 <w:sz w:val="24"/>
                 <w:szCs w:val="24"/>
               </w:rPr>
-              <w:t xml:space="preserve">+ </w:t>
+              <w:t>+ DiscountValue</w:t>
             </w:r>
-            <w:proofErr w:type="spellStart"/>
-            <w:r>
-              <w:rPr>
-                <w:sz w:val="24"/>
-                <w:szCs w:val="24"/>
-              </w:rPr>
-              <w:t>DiscountValue</w:t>
-            </w:r>
-            <w:proofErr w:type="spellEnd"/>
           </w:p>
         </w:tc>
         <w:tc>
@@ -5381,7 +5318,6 @@
                 <w:szCs w:val="24"/>
               </w:rPr>
             </w:pPr>
-            <w:proofErr w:type="spellStart"/>
             <w:r>
               <w:rPr>
                 <w:sz w:val="24"/>
@@ -5389,7 +5325,6 @@
               </w:rPr>
               <w:t>double</w:t>
             </w:r>
-            <w:proofErr w:type="spellEnd"/>
           </w:p>
         </w:tc>
         <w:tc>
@@ -5465,39 +5400,7 @@
                 <w:sz w:val="24"/>
                 <w:szCs w:val="24"/>
               </w:rPr>
-              <w:t xml:space="preserve">- </w:t>
-            </w:r>
-            <w:proofErr w:type="spellStart"/>
-            <w:r>
-              <w:rPr>
-                <w:sz w:val="24"/>
-                <w:szCs w:val="24"/>
-              </w:rPr>
-              <w:t>SetName</w:t>
-            </w:r>
-            <w:proofErr w:type="spellEnd"/>
-            <w:r>
-              <w:rPr>
-                <w:sz w:val="24"/>
-                <w:szCs w:val="24"/>
-              </w:rPr>
-              <w:t>(</w:t>
-            </w:r>
-            <w:proofErr w:type="spellStart"/>
-            <w:r>
-              <w:rPr>
-                <w:sz w:val="24"/>
-                <w:szCs w:val="24"/>
-              </w:rPr>
-              <w:t>string</w:t>
-            </w:r>
-            <w:proofErr w:type="spellEnd"/>
-            <w:r>
-              <w:rPr>
-                <w:sz w:val="24"/>
-                <w:szCs w:val="24"/>
-              </w:rPr>
-              <w:t>)</w:t>
+              <w:t>- SetName(string)</w:t>
             </w:r>
           </w:p>
         </w:tc>
@@ -5516,7 +5419,6 @@
                 <w:szCs w:val="24"/>
               </w:rPr>
             </w:pPr>
-            <w:proofErr w:type="spellStart"/>
             <w:r>
               <w:rPr>
                 <w:sz w:val="24"/>
@@ -5524,7 +5426,6 @@
               </w:rPr>
               <w:t>void</w:t>
             </w:r>
-            <w:proofErr w:type="spellEnd"/>
           </w:p>
         </w:tc>
         <w:tc>
@@ -5573,39 +5474,7 @@
                 <w:sz w:val="24"/>
                 <w:szCs w:val="24"/>
               </w:rPr>
-              <w:t xml:space="preserve">- </w:t>
-            </w:r>
-            <w:proofErr w:type="spellStart"/>
-            <w:r>
-              <w:rPr>
-                <w:sz w:val="24"/>
-                <w:szCs w:val="24"/>
-              </w:rPr>
-              <w:t>SetPrice</w:t>
-            </w:r>
-            <w:proofErr w:type="spellEnd"/>
-            <w:r>
-              <w:rPr>
-                <w:sz w:val="24"/>
-                <w:szCs w:val="24"/>
-              </w:rPr>
-              <w:t>(</w:t>
-            </w:r>
-            <w:proofErr w:type="spellStart"/>
-            <w:r>
-              <w:rPr>
-                <w:sz w:val="24"/>
-                <w:szCs w:val="24"/>
-              </w:rPr>
-              <w:t>double</w:t>
-            </w:r>
-            <w:proofErr w:type="spellEnd"/>
-            <w:r>
-              <w:rPr>
-                <w:sz w:val="24"/>
-                <w:szCs w:val="24"/>
-              </w:rPr>
-              <w:t>)</w:t>
+              <w:t>- SetPrice(double)</w:t>
             </w:r>
           </w:p>
         </w:tc>
@@ -5624,7 +5493,6 @@
                 <w:szCs w:val="24"/>
               </w:rPr>
             </w:pPr>
-            <w:proofErr w:type="spellStart"/>
             <w:r>
               <w:rPr>
                 <w:sz w:val="24"/>
@@ -5632,7 +5500,6 @@
               </w:rPr>
               <w:t>void</w:t>
             </w:r>
-            <w:proofErr w:type="spellEnd"/>
           </w:p>
         </w:tc>
         <w:tc>
@@ -5681,55 +5548,7 @@
                 <w:sz w:val="24"/>
                 <w:szCs w:val="24"/>
               </w:rPr>
-              <w:t>-</w:t>
-            </w:r>
-            <w:proofErr w:type="spellStart"/>
-            <w:r>
-              <w:rPr>
-                <w:sz w:val="24"/>
-                <w:szCs w:val="24"/>
-              </w:rPr>
-              <w:t>ValidateString</w:t>
-            </w:r>
-            <w:proofErr w:type="spellEnd"/>
-            <w:r>
-              <w:rPr>
-                <w:sz w:val="24"/>
-                <w:szCs w:val="24"/>
-              </w:rPr>
-              <w:t>(</w:t>
-            </w:r>
-            <w:proofErr w:type="spellStart"/>
-            <w:r>
-              <w:rPr>
-                <w:sz w:val="24"/>
-                <w:szCs w:val="24"/>
-              </w:rPr>
-              <w:t>string</w:t>
-            </w:r>
-            <w:proofErr w:type="spellEnd"/>
-            <w:r>
-              <w:rPr>
-                <w:sz w:val="24"/>
-                <w:szCs w:val="24"/>
-              </w:rPr>
-              <w:t xml:space="preserve">, </w:t>
-            </w:r>
-            <w:proofErr w:type="spellStart"/>
-            <w:r>
-              <w:rPr>
-                <w:sz w:val="24"/>
-                <w:szCs w:val="24"/>
-              </w:rPr>
-              <w:t>string</w:t>
-            </w:r>
-            <w:proofErr w:type="spellEnd"/>
-            <w:r>
-              <w:rPr>
-                <w:sz w:val="24"/>
-                <w:szCs w:val="24"/>
-              </w:rPr>
-              <w:t>)</w:t>
+              <w:t>-ValidateString(string, string)</w:t>
             </w:r>
           </w:p>
         </w:tc>
@@ -5748,7 +5567,6 @@
                 <w:szCs w:val="24"/>
               </w:rPr>
             </w:pPr>
-            <w:proofErr w:type="spellStart"/>
             <w:r>
               <w:rPr>
                 <w:sz w:val="24"/>
@@ -5756,7 +5574,6 @@
               </w:rPr>
               <w:t>void</w:t>
             </w:r>
-            <w:proofErr w:type="spellEnd"/>
           </w:p>
         </w:tc>
         <w:tc>
@@ -5803,13 +5620,8 @@
         <w:t xml:space="preserve">Таблица 2 – </w:t>
       </w:r>
       <w:r>
-        <w:t xml:space="preserve">Описание класса </w:t>
-      </w:r>
-      <w:proofErr w:type="spellStart"/>
-      <w:r>
-        <w:t>PercentDiscount</w:t>
-      </w:r>
-      <w:proofErr w:type="spellEnd"/>
+        <w:t>Описание класса PercentDiscount</w:t>
+      </w:r>
     </w:p>
     <w:tbl>
       <w:tblPr>
@@ -5938,23 +5750,7 @@
                 <w:sz w:val="24"/>
                 <w:szCs w:val="24"/>
               </w:rPr>
-              <w:t xml:space="preserve">Класс </w:t>
-            </w:r>
-            <w:proofErr w:type="spellStart"/>
-            <w:r>
-              <w:rPr>
-                <w:sz w:val="24"/>
-                <w:szCs w:val="24"/>
-              </w:rPr>
-              <w:t>PercentDiscount</w:t>
-            </w:r>
-            <w:proofErr w:type="spellEnd"/>
-            <w:r>
-              <w:rPr>
-                <w:sz w:val="24"/>
-                <w:szCs w:val="24"/>
-              </w:rPr>
-              <w:t xml:space="preserve"> — процентная скидка</w:t>
+              <w:t>Класс PercentDiscount — процентная скидка</w:t>
             </w:r>
           </w:p>
         </w:tc>
@@ -6005,17 +5801,8 @@
                 <w:sz w:val="24"/>
                 <w:szCs w:val="24"/>
               </w:rPr>
-              <w:t xml:space="preserve">+ </w:t>
+              <w:t>+ DiscountType</w:t>
             </w:r>
-            <w:proofErr w:type="spellStart"/>
-            <w:r>
-              <w:rPr>
-                <w:sz w:val="24"/>
-                <w:szCs w:val="24"/>
-              </w:rPr>
-              <w:t>DiscountType</w:t>
-            </w:r>
-            <w:proofErr w:type="spellEnd"/>
           </w:p>
         </w:tc>
         <w:tc>
@@ -6032,7 +5819,6 @@
                 <w:szCs w:val="24"/>
               </w:rPr>
             </w:pPr>
-            <w:proofErr w:type="spellStart"/>
             <w:r>
               <w:rPr>
                 <w:sz w:val="24"/>
@@ -6040,7 +5826,6 @@
               </w:rPr>
               <w:t>string</w:t>
             </w:r>
-            <w:proofErr w:type="spellEnd"/>
           </w:p>
         </w:tc>
         <w:tc>
@@ -6087,17 +5872,8 @@
                 <w:sz w:val="24"/>
                 <w:szCs w:val="24"/>
               </w:rPr>
-              <w:t xml:space="preserve">+ </w:t>
+              <w:t>+ Percent</w:t>
             </w:r>
-            <w:proofErr w:type="spellStart"/>
-            <w:r>
-              <w:rPr>
-                <w:sz w:val="24"/>
-                <w:szCs w:val="24"/>
-              </w:rPr>
-              <w:t>Percent</w:t>
-            </w:r>
-            <w:proofErr w:type="spellEnd"/>
           </w:p>
         </w:tc>
         <w:tc>
@@ -6114,7 +5890,6 @@
                 <w:szCs w:val="24"/>
               </w:rPr>
             </w:pPr>
-            <w:proofErr w:type="spellStart"/>
             <w:r>
               <w:rPr>
                 <w:sz w:val="24"/>
@@ -6122,7 +5897,6 @@
               </w:rPr>
               <w:t>double</w:t>
             </w:r>
-            <w:proofErr w:type="spellEnd"/>
           </w:p>
         </w:tc>
         <w:tc>
@@ -6169,17 +5943,8 @@
                 <w:sz w:val="24"/>
                 <w:szCs w:val="24"/>
               </w:rPr>
-              <w:t xml:space="preserve">+ </w:t>
+              <w:t>+ DiscountValue</w:t>
             </w:r>
-            <w:proofErr w:type="spellStart"/>
-            <w:r>
-              <w:rPr>
-                <w:sz w:val="24"/>
-                <w:szCs w:val="24"/>
-              </w:rPr>
-              <w:t>DiscountValue</w:t>
-            </w:r>
-            <w:proofErr w:type="spellEnd"/>
           </w:p>
         </w:tc>
         <w:tc>
@@ -6196,7 +5961,6 @@
                 <w:szCs w:val="24"/>
               </w:rPr>
             </w:pPr>
-            <w:proofErr w:type="spellStart"/>
             <w:r>
               <w:rPr>
                 <w:sz w:val="24"/>
@@ -6204,7 +5968,6 @@
               </w:rPr>
               <w:t>double</w:t>
             </w:r>
-            <w:proofErr w:type="spellEnd"/>
           </w:p>
         </w:tc>
         <w:tc>
@@ -6277,17 +6040,8 @@
                 <w:sz w:val="24"/>
                 <w:szCs w:val="24"/>
               </w:rPr>
-              <w:t xml:space="preserve"># </w:t>
+              <w:t># MinPercent</w:t>
             </w:r>
-            <w:proofErr w:type="spellStart"/>
-            <w:r>
-              <w:rPr>
-                <w:sz w:val="24"/>
-                <w:szCs w:val="24"/>
-              </w:rPr>
-              <w:t>MinPercent</w:t>
-            </w:r>
-            <w:proofErr w:type="spellEnd"/>
           </w:p>
         </w:tc>
         <w:tc>
@@ -6304,7 +6058,6 @@
                 <w:szCs w:val="24"/>
               </w:rPr>
             </w:pPr>
-            <w:proofErr w:type="spellStart"/>
             <w:r>
               <w:rPr>
                 <w:sz w:val="24"/>
@@ -6312,7 +6065,6 @@
               </w:rPr>
               <w:t>int</w:t>
             </w:r>
-            <w:proofErr w:type="spellEnd"/>
           </w:p>
         </w:tc>
         <w:tc>
@@ -6359,17 +6111,8 @@
                 <w:sz w:val="24"/>
                 <w:szCs w:val="24"/>
               </w:rPr>
-              <w:t xml:space="preserve"># </w:t>
+              <w:t># MaxPercent</w:t>
             </w:r>
-            <w:proofErr w:type="spellStart"/>
-            <w:r>
-              <w:rPr>
-                <w:sz w:val="24"/>
-                <w:szCs w:val="24"/>
-              </w:rPr>
-              <w:t>MaxPercent</w:t>
-            </w:r>
-            <w:proofErr w:type="spellEnd"/>
           </w:p>
         </w:tc>
         <w:tc>
@@ -6386,7 +6129,6 @@
                 <w:szCs w:val="24"/>
               </w:rPr>
             </w:pPr>
-            <w:proofErr w:type="spellStart"/>
             <w:r>
               <w:rPr>
                 <w:sz w:val="24"/>
@@ -6394,7 +6136,6 @@
               </w:rPr>
               <w:t>int</w:t>
             </w:r>
-            <w:proofErr w:type="spellEnd"/>
           </w:p>
         </w:tc>
         <w:tc>
@@ -6439,11 +6180,9 @@
       <w:r>
         <w:t xml:space="preserve">Таблица 3 – Описание класса </w:t>
       </w:r>
-      <w:proofErr w:type="spellStart"/>
       <w:r>
         <w:t>CertificateDiscount</w:t>
       </w:r>
-      <w:proofErr w:type="spellEnd"/>
     </w:p>
     <w:tbl>
       <w:tblPr>
@@ -6572,23 +6311,7 @@
                 <w:sz w:val="24"/>
                 <w:szCs w:val="24"/>
               </w:rPr>
-              <w:t xml:space="preserve">Класс </w:t>
-            </w:r>
-            <w:proofErr w:type="spellStart"/>
-            <w:r>
-              <w:rPr>
-                <w:sz w:val="24"/>
-                <w:szCs w:val="24"/>
-              </w:rPr>
-              <w:t>CertificateDiscount</w:t>
-            </w:r>
-            <w:proofErr w:type="spellEnd"/>
-            <w:r>
-              <w:rPr>
-                <w:sz w:val="24"/>
-                <w:szCs w:val="24"/>
-              </w:rPr>
-              <w:t xml:space="preserve"> — скидка по сертификату</w:t>
+              <w:t>Класс CertificateDiscount — скидка по сертификату</w:t>
             </w:r>
           </w:p>
         </w:tc>
@@ -6639,17 +6362,8 @@
                 <w:sz w:val="24"/>
                 <w:szCs w:val="24"/>
               </w:rPr>
-              <w:t xml:space="preserve">+ </w:t>
+              <w:t>+ DiscountType</w:t>
             </w:r>
-            <w:proofErr w:type="spellStart"/>
-            <w:r>
-              <w:rPr>
-                <w:sz w:val="24"/>
-                <w:szCs w:val="24"/>
-              </w:rPr>
-              <w:t>DiscountType</w:t>
-            </w:r>
-            <w:proofErr w:type="spellEnd"/>
           </w:p>
         </w:tc>
         <w:tc>
@@ -6666,7 +6380,6 @@
                 <w:szCs w:val="24"/>
               </w:rPr>
             </w:pPr>
-            <w:proofErr w:type="spellStart"/>
             <w:r>
               <w:rPr>
                 <w:sz w:val="24"/>
@@ -6674,7 +6387,6 @@
               </w:rPr>
               <w:t>string</w:t>
             </w:r>
-            <w:proofErr w:type="spellEnd"/>
           </w:p>
         </w:tc>
         <w:tc>
@@ -6721,17 +6433,8 @@
                 <w:sz w:val="24"/>
                 <w:szCs w:val="24"/>
               </w:rPr>
-              <w:t xml:space="preserve">+ </w:t>
+              <w:t>+ CertificateAmount</w:t>
             </w:r>
-            <w:proofErr w:type="spellStart"/>
-            <w:r>
-              <w:rPr>
-                <w:sz w:val="24"/>
-                <w:szCs w:val="24"/>
-              </w:rPr>
-              <w:t>CertificateAmount</w:t>
-            </w:r>
-            <w:proofErr w:type="spellEnd"/>
           </w:p>
         </w:tc>
         <w:tc>
@@ -6748,7 +6451,6 @@
                 <w:szCs w:val="24"/>
               </w:rPr>
             </w:pPr>
-            <w:proofErr w:type="spellStart"/>
             <w:r>
               <w:rPr>
                 <w:sz w:val="24"/>
@@ -6756,7 +6458,6 @@
               </w:rPr>
               <w:t>double</w:t>
             </w:r>
-            <w:proofErr w:type="spellEnd"/>
           </w:p>
         </w:tc>
         <w:tc>
@@ -6803,17 +6504,8 @@
                 <w:sz w:val="24"/>
                 <w:szCs w:val="24"/>
               </w:rPr>
-              <w:t xml:space="preserve">+ </w:t>
+              <w:t>+ DiscountValue</w:t>
             </w:r>
-            <w:proofErr w:type="spellStart"/>
-            <w:r>
-              <w:rPr>
-                <w:sz w:val="24"/>
-                <w:szCs w:val="24"/>
-              </w:rPr>
-              <w:t>DiscountValue</w:t>
-            </w:r>
-            <w:proofErr w:type="spellEnd"/>
           </w:p>
         </w:tc>
         <w:tc>
@@ -6830,7 +6522,6 @@
                 <w:szCs w:val="24"/>
               </w:rPr>
             </w:pPr>
-            <w:proofErr w:type="spellStart"/>
             <w:r>
               <w:rPr>
                 <w:sz w:val="24"/>
@@ -6838,7 +6529,6 @@
               </w:rPr>
               <w:t>double</w:t>
             </w:r>
-            <w:proofErr w:type="spellEnd"/>
           </w:p>
         </w:tc>
         <w:tc>
@@ -6883,11 +6573,19 @@
       <w:r>
         <w:t xml:space="preserve">Таблица 4 – Описание класса </w:t>
       </w:r>
-      <w:proofErr w:type="spellStart"/>
+      <w:commentRangeStart w:id="11"/>
       <w:r>
         <w:t>DiscountSerializer</w:t>
       </w:r>
-      <w:proofErr w:type="spellEnd"/>
+      <w:commentRangeEnd w:id="11"/>
+      <w:r>
+        <w:rPr>
+          <w:rStyle w:val="ab"/>
+          <w:rFonts w:asciiTheme="minorHAnsi" w:eastAsiaTheme="minorHAnsi" w:hAnsiTheme="minorHAnsi" w:cstheme="minorBidi"/>
+          <w:lang w:eastAsia="en-US"/>
+        </w:rPr>
+        <w:commentReference w:id="11"/>
+      </w:r>
     </w:p>
     <w:tbl>
       <w:tblPr>
@@ -7017,33 +6715,8 @@
                 <w:szCs w:val="24"/>
               </w:rPr>
               <w:lastRenderedPageBreak/>
-              <w:t xml:space="preserve">Класс </w:t>
+              <w:t>Класс DiscountSerializer — статический класс для сериализации</w:t>
             </w:r>
-            <w:proofErr w:type="spellStart"/>
-            <w:r>
-              <w:rPr>
-                <w:sz w:val="24"/>
-                <w:szCs w:val="24"/>
-              </w:rPr>
-              <w:t>DiscountSerializer</w:t>
-            </w:r>
-            <w:proofErr w:type="spellEnd"/>
-            <w:r>
-              <w:rPr>
-                <w:sz w:val="24"/>
-                <w:szCs w:val="24"/>
-              </w:rPr>
-              <w:t xml:space="preserve"> — статический класс для </w:t>
-            </w:r>
-            <w:proofErr w:type="spellStart"/>
-            <w:r>
-              <w:rPr>
-                <w:sz w:val="24"/>
-                <w:szCs w:val="24"/>
-              </w:rPr>
-              <w:t>сериализации</w:t>
-            </w:r>
-            <w:proofErr w:type="spellEnd"/>
           </w:p>
         </w:tc>
       </w:tr>
@@ -7093,17 +6766,8 @@
                 <w:sz w:val="24"/>
                 <w:szCs w:val="24"/>
               </w:rPr>
-              <w:t>- _</w:t>
+              <w:t>- _jsonOptions</w:t>
             </w:r>
-            <w:proofErr w:type="spellStart"/>
-            <w:r>
-              <w:rPr>
-                <w:sz w:val="24"/>
-                <w:szCs w:val="24"/>
-              </w:rPr>
-              <w:t>jsonOptions</w:t>
-            </w:r>
-            <w:proofErr w:type="spellEnd"/>
           </w:p>
         </w:tc>
         <w:tc>
@@ -7120,7 +6784,6 @@
                 <w:szCs w:val="24"/>
               </w:rPr>
             </w:pPr>
-            <w:proofErr w:type="spellStart"/>
             <w:r>
               <w:rPr>
                 <w:sz w:val="24"/>
@@ -7128,7 +6791,6 @@
               </w:rPr>
               <w:t>JsonSerializerOptions</w:t>
             </w:r>
-            <w:proofErr w:type="spellEnd"/>
           </w:p>
         </w:tc>
         <w:tc>
@@ -7150,17 +6812,8 @@
                 <w:sz w:val="24"/>
                 <w:szCs w:val="24"/>
               </w:rPr>
-              <w:t xml:space="preserve">Настройки </w:t>
+              <w:t>Настройки сериализации</w:t>
             </w:r>
-            <w:proofErr w:type="spellStart"/>
-            <w:r>
-              <w:rPr>
-                <w:sz w:val="24"/>
-                <w:szCs w:val="24"/>
-              </w:rPr>
-              <w:t>сериализации</w:t>
-            </w:r>
-            <w:proofErr w:type="spellEnd"/>
           </w:p>
         </w:tc>
       </w:tr>
@@ -7224,55 +6877,7 @@
                 <w:sz w:val="24"/>
                 <w:szCs w:val="24"/>
               </w:rPr>
-              <w:t>Save(</w:t>
-            </w:r>
-            <w:proofErr w:type="spellStart"/>
-            <w:r>
-              <w:rPr>
-                <w:sz w:val="24"/>
-                <w:szCs w:val="24"/>
-              </w:rPr>
-              <w:t>IEnumerable</w:t>
-            </w:r>
-            <w:proofErr w:type="spellEnd"/>
-            <w:r>
-              <w:rPr>
-                <w:sz w:val="24"/>
-                <w:szCs w:val="24"/>
-              </w:rPr>
-              <w:t>&lt;</w:t>
-            </w:r>
-            <w:proofErr w:type="spellStart"/>
-            <w:r>
-              <w:rPr>
-                <w:sz w:val="24"/>
-                <w:szCs w:val="24"/>
-              </w:rPr>
-              <w:t>IDiscount</w:t>
-            </w:r>
-            <w:proofErr w:type="spellEnd"/>
-            <w:r>
-              <w:rPr>
-                <w:sz w:val="24"/>
-                <w:szCs w:val="24"/>
-              </w:rPr>
-              <w:t xml:space="preserve">&gt;, </w:t>
-            </w:r>
-            <w:proofErr w:type="spellStart"/>
-            <w:r>
-              <w:rPr>
-                <w:sz w:val="24"/>
-                <w:szCs w:val="24"/>
-              </w:rPr>
-              <w:t>string</w:t>
-            </w:r>
-            <w:proofErr w:type="spellEnd"/>
-            <w:r>
-              <w:rPr>
-                <w:sz w:val="24"/>
-                <w:szCs w:val="24"/>
-              </w:rPr>
-              <w:t>)</w:t>
+              <w:t>Save(IEnumerable&lt;IDiscount&gt;, string)</w:t>
             </w:r>
           </w:p>
         </w:tc>
@@ -7290,7 +6895,6 @@
                 <w:szCs w:val="24"/>
               </w:rPr>
             </w:pPr>
-            <w:proofErr w:type="spellStart"/>
             <w:r>
               <w:rPr>
                 <w:sz w:val="24"/>
@@ -7298,7 +6902,6 @@
               </w:rPr>
               <w:t>void</w:t>
             </w:r>
-            <w:proofErr w:type="spellEnd"/>
           </w:p>
         </w:tc>
         <w:tc>
@@ -7345,39 +6948,7 @@
                 <w:sz w:val="24"/>
                 <w:szCs w:val="24"/>
               </w:rPr>
-              <w:t xml:space="preserve">+ </w:t>
-            </w:r>
-            <w:proofErr w:type="spellStart"/>
-            <w:r>
-              <w:rPr>
-                <w:sz w:val="24"/>
-                <w:szCs w:val="24"/>
-              </w:rPr>
-              <w:t>Load</w:t>
-            </w:r>
-            <w:proofErr w:type="spellEnd"/>
-            <w:r>
-              <w:rPr>
-                <w:sz w:val="24"/>
-                <w:szCs w:val="24"/>
-              </w:rPr>
-              <w:t>(</w:t>
-            </w:r>
-            <w:proofErr w:type="spellStart"/>
-            <w:r>
-              <w:rPr>
-                <w:sz w:val="24"/>
-                <w:szCs w:val="24"/>
-              </w:rPr>
-              <w:t>string</w:t>
-            </w:r>
-            <w:proofErr w:type="spellEnd"/>
-            <w:r>
-              <w:rPr>
-                <w:sz w:val="24"/>
-                <w:szCs w:val="24"/>
-              </w:rPr>
-              <w:t>)</w:t>
+              <w:t>+ Load(string)</w:t>
             </w:r>
           </w:p>
         </w:tc>
@@ -7400,23 +6971,7 @@
                 <w:sz w:val="24"/>
                 <w:szCs w:val="24"/>
               </w:rPr>
-              <w:t>List&lt;</w:t>
-            </w:r>
-            <w:proofErr w:type="spellStart"/>
-            <w:r>
-              <w:rPr>
-                <w:sz w:val="24"/>
-                <w:szCs w:val="24"/>
-              </w:rPr>
-              <w:t>IDiscount</w:t>
-            </w:r>
-            <w:proofErr w:type="spellEnd"/>
-            <w:r>
-              <w:rPr>
-                <w:sz w:val="24"/>
-                <w:szCs w:val="24"/>
-              </w:rPr>
-              <w:t>&gt;</w:t>
+              <w:t>List&lt;IDiscount&gt;</w:t>
             </w:r>
           </w:p>
         </w:tc>
@@ -7458,7 +7013,7 @@
       <w:r>
         <w:t xml:space="preserve"> </w:t>
       </w:r>
-      <w:bookmarkStart w:id="9" w:name="_Toc227756912"/>
+      <w:bookmarkStart w:id="12" w:name="_Toc227756912"/>
       <w:r>
         <w:t xml:space="preserve">Дерево ветвлений </w:t>
       </w:r>
@@ -7468,7 +7023,7 @@
         </w:rPr>
         <w:t>Git</w:t>
       </w:r>
-      <w:bookmarkEnd w:id="9"/>
+      <w:bookmarkEnd w:id="12"/>
     </w:p>
     <w:p>
       <w:pPr>
@@ -7517,316 +7072,6 @@
             <wp:extent cx="4135023" cy="4149306"/>
             <wp:effectExtent l="0" t="0" r="0" b="3810"/>
             <wp:docPr id="7" name="Рисунок 7"/>
-            <wp:cNvGraphicFramePr>
-              <a:graphicFrameLocks xmlns:a="http://schemas.openxmlformats.org/drawingml/2006/main" noChangeAspect="1"/>
-            </wp:cNvGraphicFramePr>
-            <a:graphic xmlns:a="http://schemas.openxmlformats.org/drawingml/2006/main">
-              <a:graphicData uri="http://schemas.openxmlformats.org/drawingml/2006/picture">
-                <pic:pic xmlns:pic="http://schemas.openxmlformats.org/drawingml/2006/picture">
-                  <pic:nvPicPr>
-                    <pic:cNvPr id="1" name=""/>
-                    <pic:cNvPicPr/>
-                  </pic:nvPicPr>
-                  <pic:blipFill>
-                    <a:blip r:embed="rId11"/>
-                    <a:stretch>
-                      <a:fillRect/>
-                    </a:stretch>
-                  </pic:blipFill>
-                  <pic:spPr>
-                    <a:xfrm>
-                      <a:off x="0" y="0"/>
-                      <a:ext cx="4138352" cy="4152647"/>
-                    </a:xfrm>
-                    <a:prstGeom prst="rect">
-                      <a:avLst/>
-                    </a:prstGeom>
-                  </pic:spPr>
-                </pic:pic>
-              </a:graphicData>
-            </a:graphic>
-          </wp:inline>
-        </w:drawing>
-      </w:r>
-    </w:p>
-    <w:p>
-      <w:pPr>
-        <w:pStyle w:val="TNR"/>
-        <w:ind w:hanging="426"/>
-        <w:jc w:val="center"/>
-        <w:rPr>
-          <w:lang w:val="en-US"/>
-        </w:rPr>
-      </w:pPr>
-      <w:r>
-        <w:t xml:space="preserve">Рисунок 3 – Дерево ветвлений </w:t>
-      </w:r>
-      <w:r>
-        <w:rPr>
-          <w:lang w:val="en-US"/>
-        </w:rPr>
-        <w:t>Git</w:t>
-      </w:r>
-    </w:p>
-    <w:p>
-      <w:pPr>
-        <w:pStyle w:val="2"/>
-      </w:pPr>
-      <w:r>
-        <w:rPr>
-          <w:lang w:val="en-US"/>
-        </w:rPr>
-        <w:t xml:space="preserve"> </w:t>
-      </w:r>
-      <w:bookmarkStart w:id="10" w:name="_Toc227756913"/>
-      <w:r>
-        <w:t>Тестирование программы</w:t>
-      </w:r>
-      <w:bookmarkEnd w:id="10"/>
-    </w:p>
-    <w:p>
-      <w:pPr>
-        <w:pStyle w:val="TNR"/>
-      </w:pPr>
-      <w:r>
-        <w:t>Далее приводится процесс функционального тестирования программы.</w:t>
-      </w:r>
-    </w:p>
-    <w:p>
-      <w:pPr>
-        <w:pStyle w:val="TNR"/>
-        <w:ind w:firstLine="0"/>
-        <w:jc w:val="center"/>
-      </w:pPr>
-      <w:r>
-        <w:rPr>
-          <w:noProof/>
-        </w:rPr>
-        <w:lastRenderedPageBreak/>
-        <w:drawing>
-          <wp:inline distT="0" distB="0" distL="0" distR="0" wp14:anchorId="72229126" wp14:editId="5950A65F">
-            <wp:extent cx="4679425" cy="2527540"/>
-            <wp:effectExtent l="0" t="0" r="6985" b="6350"/>
-            <wp:docPr id="1" name="Рисунок 1"/>
-            <wp:cNvGraphicFramePr>
-              <a:graphicFrameLocks xmlns:a="http://schemas.openxmlformats.org/drawingml/2006/main" noChangeAspect="1"/>
-            </wp:cNvGraphicFramePr>
-            <a:graphic xmlns:a="http://schemas.openxmlformats.org/drawingml/2006/main">
-              <a:graphicData uri="http://schemas.openxmlformats.org/drawingml/2006/picture">
-                <pic:pic xmlns:pic="http://schemas.openxmlformats.org/drawingml/2006/picture">
-                  <pic:nvPicPr>
-                    <pic:cNvPr id="1" name=""/>
-                    <pic:cNvPicPr/>
-                  </pic:nvPicPr>
-                  <pic:blipFill>
-                    <a:blip r:embed="rId12"/>
-                    <a:stretch>
-                      <a:fillRect/>
-                    </a:stretch>
-                  </pic:blipFill>
-                  <pic:spPr>
-                    <a:xfrm>
-                      <a:off x="0" y="0"/>
-                      <a:ext cx="4697876" cy="2537506"/>
-                    </a:xfrm>
-                    <a:prstGeom prst="rect">
-                      <a:avLst/>
-                    </a:prstGeom>
-                  </pic:spPr>
-                </pic:pic>
-              </a:graphicData>
-            </a:graphic>
-          </wp:inline>
-        </w:drawing>
-      </w:r>
-    </w:p>
-    <w:p>
-      <w:pPr>
-        <w:pStyle w:val="TNR"/>
-        <w:ind w:firstLine="0"/>
-        <w:jc w:val="center"/>
-      </w:pPr>
-      <w:r>
-        <w:t>Рисунок 4 – Графический интерфейс</w:t>
-      </w:r>
-    </w:p>
-    <w:p>
-      <w:pPr>
-        <w:pStyle w:val="3"/>
-      </w:pPr>
-      <w:bookmarkStart w:id="11" w:name="_Toc227756914"/>
-      <w:r>
-        <w:t>Тест №1 – Добавление элемента</w:t>
-      </w:r>
-      <w:bookmarkEnd w:id="11"/>
-    </w:p>
-    <w:p>
-      <w:pPr>
-        <w:pStyle w:val="TNR"/>
-      </w:pPr>
-      <w:r>
-        <w:t>Для добавления элемента необходимо вызвать соответствующую форму путём нажатия кнопки «Добави</w:t>
-      </w:r>
-      <w:r>
-        <w:t>ть скидку</w:t>
-      </w:r>
-      <w:r>
-        <w:t>»</w:t>
-      </w:r>
-      <w:r>
-        <w:t xml:space="preserve">. </w:t>
-      </w:r>
-      <w:r>
-        <w:t xml:space="preserve">На рисунке </w:t>
-      </w:r>
-      <w:r>
-        <w:t>5</w:t>
-      </w:r>
-      <w:r>
-        <w:t xml:space="preserve"> изображено окно добавления скидки.</w:t>
-      </w:r>
-    </w:p>
-    <w:p>
-      <w:pPr>
-        <w:pStyle w:val="TNR"/>
-        <w:ind w:firstLine="0"/>
-        <w:jc w:val="center"/>
-      </w:pPr>
-      <w:r>
-        <w:rPr>
-          <w:noProof/>
-        </w:rPr>
-        <w:drawing>
-          <wp:inline distT="0" distB="0" distL="0" distR="0" wp14:anchorId="041F1366" wp14:editId="4FFB417C">
-            <wp:extent cx="2507183" cy="3113314"/>
-            <wp:effectExtent l="0" t="0" r="7620" b="0"/>
-            <wp:docPr id="13" name="Рисунок 13"/>
-            <wp:cNvGraphicFramePr>
-              <a:graphicFrameLocks xmlns:a="http://schemas.openxmlformats.org/drawingml/2006/main" noChangeAspect="1"/>
-            </wp:cNvGraphicFramePr>
-            <a:graphic xmlns:a="http://schemas.openxmlformats.org/drawingml/2006/main">
-              <a:graphicData uri="http://schemas.openxmlformats.org/drawingml/2006/picture">
-                <pic:pic xmlns:pic="http://schemas.openxmlformats.org/drawingml/2006/picture">
-                  <pic:nvPicPr>
-                    <pic:cNvPr id="1" name=""/>
-                    <pic:cNvPicPr/>
-                  </pic:nvPicPr>
-                  <pic:blipFill>
-                    <a:blip r:embed="rId13"/>
-                    <a:stretch>
-                      <a:fillRect/>
-                    </a:stretch>
-                  </pic:blipFill>
-                  <pic:spPr>
-                    <a:xfrm>
-                      <a:off x="0" y="0"/>
-                      <a:ext cx="2521585" cy="3131198"/>
-                    </a:xfrm>
-                    <a:prstGeom prst="rect">
-                      <a:avLst/>
-                    </a:prstGeom>
-                  </pic:spPr>
-                </pic:pic>
-              </a:graphicData>
-            </a:graphic>
-          </wp:inline>
-        </w:drawing>
-      </w:r>
-    </w:p>
-    <w:p>
-      <w:pPr>
-        <w:pStyle w:val="TNR"/>
-        <w:ind w:firstLine="0"/>
-        <w:jc w:val="center"/>
-      </w:pPr>
-      <w:r>
-        <w:t>Рисунок 5 – Форма для добавления скидки</w:t>
-      </w:r>
-    </w:p>
-    <w:p>
-      <w:pPr>
-        <w:pStyle w:val="TNR"/>
-      </w:pPr>
-      <w:r>
-        <w:t xml:space="preserve">Пользователь должен внести корректные данные в каждое поле для продолжения. </w:t>
-      </w:r>
-      <w:r>
-        <w:t>Пример приведен на рисунке 6.</w:t>
-      </w:r>
-    </w:p>
-    <w:p>
-      <w:pPr>
-        <w:pStyle w:val="TNR"/>
-        <w:ind w:firstLine="0"/>
-        <w:jc w:val="center"/>
-      </w:pPr>
-      <w:r>
-        <w:rPr>
-          <w:noProof/>
-        </w:rPr>
-        <w:lastRenderedPageBreak/>
-        <w:drawing>
-          <wp:inline distT="0" distB="0" distL="0" distR="0" wp14:anchorId="74072242" wp14:editId="3207E99B">
-            <wp:extent cx="2206995" cy="2446020"/>
-            <wp:effectExtent l="0" t="0" r="3175" b="0"/>
-            <wp:docPr id="14" name="Рисунок 14"/>
-            <wp:cNvGraphicFramePr>
-              <a:graphicFrameLocks xmlns:a="http://schemas.openxmlformats.org/drawingml/2006/main" noChangeAspect="1"/>
-            </wp:cNvGraphicFramePr>
-            <a:graphic xmlns:a="http://schemas.openxmlformats.org/drawingml/2006/main">
-              <a:graphicData uri="http://schemas.openxmlformats.org/drawingml/2006/picture">
-                <pic:pic xmlns:pic="http://schemas.openxmlformats.org/drawingml/2006/picture">
-                  <pic:nvPicPr>
-                    <pic:cNvPr id="1" name=""/>
-                    <pic:cNvPicPr/>
-                  </pic:nvPicPr>
-                  <pic:blipFill>
-                    <a:blip r:embed="rId14"/>
-                    <a:stretch>
-                      <a:fillRect/>
-                    </a:stretch>
-                  </pic:blipFill>
-                  <pic:spPr>
-                    <a:xfrm>
-                      <a:off x="0" y="0"/>
-                      <a:ext cx="2209450" cy="2448741"/>
-                    </a:xfrm>
-                    <a:prstGeom prst="rect">
-                      <a:avLst/>
-                    </a:prstGeom>
-                  </pic:spPr>
-                </pic:pic>
-              </a:graphicData>
-            </a:graphic>
-          </wp:inline>
-        </w:drawing>
-      </w:r>
-    </w:p>
-    <w:p>
-      <w:pPr>
-        <w:pStyle w:val="TNR"/>
-        <w:ind w:firstLine="0"/>
-        <w:jc w:val="center"/>
-      </w:pPr>
-      <w:r>
-        <w:t>Рисунок 6 – Заполнение полей</w:t>
-      </w:r>
-    </w:p>
-    <w:p>
-      <w:pPr>
-        <w:pStyle w:val="TNR"/>
-        <w:ind w:firstLine="0"/>
-        <w:jc w:val="center"/>
-      </w:pPr>
-      <w:r>
-        <w:rPr>
-          <w:noProof/>
-        </w:rPr>
-        <w:drawing>
-          <wp:inline distT="0" distB="0" distL="0" distR="0" wp14:anchorId="1460577E" wp14:editId="7AFC3DF9">
-            <wp:extent cx="5149970" cy="2787754"/>
-            <wp:effectExtent l="0" t="0" r="0" b="0"/>
-            <wp:docPr id="15" name="Рисунок 15"/>
             <wp:cNvGraphicFramePr>
               <a:graphicFrameLocks xmlns:a="http://schemas.openxmlformats.org/drawingml/2006/main" noChangeAspect="1"/>
             </wp:cNvGraphicFramePr>
@@ -7846,7 +7091,7 @@
                   <pic:spPr>
                     <a:xfrm>
                       <a:off x="0" y="0"/>
-                      <a:ext cx="5161391" cy="2793936"/>
+                      <a:ext cx="4138352" cy="4152647"/>
                     </a:xfrm>
                     <a:prstGeom prst="rect">
                       <a:avLst/>
@@ -7862,38 +7107,44 @@
     <w:p>
       <w:pPr>
         <w:pStyle w:val="TNR"/>
+        <w:ind w:hanging="426"/>
         <w:jc w:val="center"/>
-      </w:pPr>
-      <w:r>
-        <w:t>Рисунок 7 – Отображение добавленного элемента</w:t>
-      </w:r>
-    </w:p>
-    <w:p>
-      <w:pPr>
-        <w:pStyle w:val="TNR"/>
         <w:rPr>
           <w:lang w:val="en-US"/>
         </w:rPr>
       </w:pPr>
       <w:r>
-        <w:t>В программе предусмотрена система обработки некорректного ввода данных пользователем.</w:t>
-      </w:r>
-      <w:r>
-        <w:t xml:space="preserve"> На рисунке 8 приводится пример обработки попытки ввода </w:t>
-      </w:r>
-      <w:proofErr w:type="spellStart"/>
+        <w:t xml:space="preserve">Рисунок 3 – Дерево ветвлений </w:t>
+      </w:r>
       <w:r>
         <w:rPr>
           <w:lang w:val="en-US"/>
         </w:rPr>
-        <w:t>NaN</w:t>
-      </w:r>
-      <w:proofErr w:type="spellEnd"/>
+        <w:t>Git</w:t>
+      </w:r>
+    </w:p>
+    <w:p>
+      <w:pPr>
+        <w:pStyle w:val="2"/>
+      </w:pPr>
       <w:r>
         <w:rPr>
           <w:lang w:val="en-US"/>
         </w:rPr>
-        <w:t>.</w:t>
+        <w:t xml:space="preserve"> </w:t>
+      </w:r>
+      <w:bookmarkStart w:id="13" w:name="_Toc227756913"/>
+      <w:r>
+        <w:t>Тестирование программы</w:t>
+      </w:r>
+      <w:bookmarkEnd w:id="13"/>
+    </w:p>
+    <w:p>
+      <w:pPr>
+        <w:pStyle w:val="TNR"/>
+      </w:pPr>
+      <w:r>
+        <w:t>Далее приводится процесс функционального тестирования программы.</w:t>
       </w:r>
     </w:p>
     <w:p>
@@ -7908,10 +7159,10 @@
         </w:rPr>
         <w:lastRenderedPageBreak/>
         <w:drawing>
-          <wp:inline distT="0" distB="0" distL="0" distR="0" wp14:anchorId="2F7B6E30" wp14:editId="2B52FCF2">
-            <wp:extent cx="2295061" cy="2820838"/>
-            <wp:effectExtent l="0" t="0" r="0" b="0"/>
-            <wp:docPr id="16" name="Рисунок 16"/>
+          <wp:inline distT="0" distB="0" distL="0" distR="0" wp14:anchorId="72229126" wp14:editId="5950A65F">
+            <wp:extent cx="4679425" cy="2527540"/>
+            <wp:effectExtent l="0" t="0" r="6985" b="6350"/>
+            <wp:docPr id="1" name="Рисунок 1"/>
             <wp:cNvGraphicFramePr>
               <a:graphicFrameLocks xmlns:a="http://schemas.openxmlformats.org/drawingml/2006/main" noChangeAspect="1"/>
             </wp:cNvGraphicFramePr>
@@ -7931,7 +7182,7 @@
                   <pic:spPr>
                     <a:xfrm>
                       <a:off x="0" y="0"/>
-                      <a:ext cx="2298206" cy="2824704"/>
+                      <a:ext cx="4697876" cy="2537506"/>
                     </a:xfrm>
                     <a:prstGeom prst="rect">
                       <a:avLst/>
@@ -7951,13 +7202,49 @@
         <w:jc w:val="center"/>
       </w:pPr>
       <w:r>
-        <w:t>Рисунок 8 – Некорректный ввод (Пример №1)</w:t>
-      </w:r>
-    </w:p>
-    <w:p>
-      <w:pPr>
-        <w:pStyle w:val="TNR"/>
-        <w:ind w:firstLine="142"/>
+        <w:t>Рисунок 4 – Графический интерфейс</w:t>
+      </w:r>
+    </w:p>
+    <w:p>
+      <w:pPr>
+        <w:pStyle w:val="3"/>
+      </w:pPr>
+      <w:bookmarkStart w:id="14" w:name="_Toc227756914"/>
+      <w:r>
+        <w:t>Тест №1 – Добавление элемента</w:t>
+      </w:r>
+      <w:bookmarkEnd w:id="14"/>
+    </w:p>
+    <w:p>
+      <w:pPr>
+        <w:pStyle w:val="TNR"/>
+      </w:pPr>
+      <w:r>
+        <w:t>Для добавления элемента необходимо вызвать соответствующую форму путём нажатия кнопки «Добави</w:t>
+      </w:r>
+      <w:r>
+        <w:t>ть скидку</w:t>
+      </w:r>
+      <w:r>
+        <w:t>»</w:t>
+      </w:r>
+      <w:r>
+        <w:t xml:space="preserve">. </w:t>
+      </w:r>
+      <w:r>
+        <w:t xml:space="preserve">На рисунке </w:t>
+      </w:r>
+      <w:r>
+        <w:t>5</w:t>
+      </w:r>
+      <w:r>
+        <w:t xml:space="preserve"> изображено окно добавления скидки.</w:t>
+      </w:r>
+    </w:p>
+    <w:p>
+      <w:pPr>
+        <w:pStyle w:val="TNR"/>
+        <w:ind w:firstLine="0"/>
         <w:jc w:val="center"/>
       </w:pPr>
       <w:r>
@@ -7965,10 +7252,10 @@
           <w:noProof/>
         </w:rPr>
         <w:drawing>
-          <wp:inline distT="0" distB="0" distL="0" distR="0" wp14:anchorId="658B2DAE" wp14:editId="14016B3A">
-            <wp:extent cx="1820173" cy="1268082"/>
-            <wp:effectExtent l="0" t="0" r="8890" b="8890"/>
-            <wp:docPr id="17" name="Рисунок 17"/>
+          <wp:inline distT="0" distB="0" distL="0" distR="0" wp14:anchorId="041F1366" wp14:editId="4FFB417C">
+            <wp:extent cx="2507183" cy="3113314"/>
+            <wp:effectExtent l="0" t="0" r="7620" b="0"/>
+            <wp:docPr id="13" name="Рисунок 13"/>
             <wp:cNvGraphicFramePr>
               <a:graphicFrameLocks xmlns:a="http://schemas.openxmlformats.org/drawingml/2006/main" noChangeAspect="1"/>
             </wp:cNvGraphicFramePr>
@@ -7988,7 +7275,7 @@
                   <pic:spPr>
                     <a:xfrm>
                       <a:off x="0" y="0"/>
-                      <a:ext cx="1824296" cy="1270954"/>
+                      <a:ext cx="2521585" cy="3131198"/>
                     </a:xfrm>
                     <a:prstGeom prst="rect">
                       <a:avLst/>
@@ -8008,15 +7295,18 @@
         <w:jc w:val="center"/>
       </w:pPr>
       <w:r>
-        <w:t>Рисунок 9 – Сообщение об ошибке</w:t>
-      </w:r>
-    </w:p>
-    <w:p>
-      <w:pPr>
-        <w:pStyle w:val="TNR"/>
-      </w:pPr>
-      <w:r>
-        <w:t>Далее приведен пример обработки при указании типа скидки.</w:t>
+        <w:t>Рисунок 5 – Форма для добавления скидки</w:t>
+      </w:r>
+    </w:p>
+    <w:p>
+      <w:pPr>
+        <w:pStyle w:val="TNR"/>
+      </w:pPr>
+      <w:r>
+        <w:t xml:space="preserve">Пользователь должен внести корректные данные в каждое поле для продолжения. </w:t>
+      </w:r>
+      <w:r>
+        <w:t>Пример приведен на рисунке 6.</w:t>
       </w:r>
     </w:p>
     <w:p>
@@ -8029,11 +7319,12 @@
         <w:rPr>
           <w:noProof/>
         </w:rPr>
+        <w:lastRenderedPageBreak/>
         <w:drawing>
-          <wp:inline distT="0" distB="0" distL="0" distR="0" wp14:anchorId="4CF4517D" wp14:editId="5256FAB4">
-            <wp:extent cx="2156912" cy="2622431"/>
-            <wp:effectExtent l="0" t="0" r="0" b="6985"/>
-            <wp:docPr id="18" name="Рисунок 18"/>
+          <wp:inline distT="0" distB="0" distL="0" distR="0" wp14:anchorId="74072242" wp14:editId="3207E99B">
+            <wp:extent cx="2206995" cy="2446020"/>
+            <wp:effectExtent l="0" t="0" r="3175" b="0"/>
+            <wp:docPr id="14" name="Рисунок 14"/>
             <wp:cNvGraphicFramePr>
               <a:graphicFrameLocks xmlns:a="http://schemas.openxmlformats.org/drawingml/2006/main" noChangeAspect="1"/>
             </wp:cNvGraphicFramePr>
@@ -8053,7 +7344,7 @@
                   <pic:spPr>
                     <a:xfrm>
                       <a:off x="0" y="0"/>
-                      <a:ext cx="2164056" cy="2631117"/>
+                      <a:ext cx="2209450" cy="2448741"/>
                     </a:xfrm>
                     <a:prstGeom prst="rect">
                       <a:avLst/>
@@ -8073,7 +7364,7 @@
         <w:jc w:val="center"/>
       </w:pPr>
       <w:r>
-        <w:t>Рисунок 10 – Некорректный ввод (Пример №2)</w:t>
+        <w:t>Рисунок 6 – Заполнение полей</w:t>
       </w:r>
     </w:p>
     <w:p>
@@ -8086,12 +7377,11 @@
         <w:rPr>
           <w:noProof/>
         </w:rPr>
-        <w:lastRenderedPageBreak/>
         <w:drawing>
-          <wp:inline distT="0" distB="0" distL="0" distR="0" wp14:anchorId="61A9F346" wp14:editId="56C2D6CB">
-            <wp:extent cx="3001993" cy="1279401"/>
-            <wp:effectExtent l="0" t="0" r="8255" b="0"/>
-            <wp:docPr id="19" name="Рисунок 19"/>
+          <wp:inline distT="0" distB="0" distL="0" distR="0" wp14:anchorId="1460577E" wp14:editId="7AFC3DF9">
+            <wp:extent cx="5149970" cy="2787754"/>
+            <wp:effectExtent l="0" t="0" r="0" b="0"/>
+            <wp:docPr id="15" name="Рисунок 15"/>
             <wp:cNvGraphicFramePr>
               <a:graphicFrameLocks xmlns:a="http://schemas.openxmlformats.org/drawingml/2006/main" noChangeAspect="1"/>
             </wp:cNvGraphicFramePr>
@@ -8111,7 +7401,7 @@
                   <pic:spPr>
                     <a:xfrm>
                       <a:off x="0" y="0"/>
-                      <a:ext cx="3010157" cy="1282880"/>
+                      <a:ext cx="5161391" cy="2793936"/>
                     </a:xfrm>
                     <a:prstGeom prst="rect">
                       <a:avLst/>
@@ -8127,64 +7417,48 @@
     <w:p>
       <w:pPr>
         <w:pStyle w:val="TNR"/>
+        <w:jc w:val="center"/>
+      </w:pPr>
+      <w:r>
+        <w:t>Рисунок 7 – Отображение добавленного элемента</w:t>
+      </w:r>
+    </w:p>
+    <w:p>
+      <w:pPr>
+        <w:pStyle w:val="TNR"/>
+        <w:rPr>
+          <w:lang w:val="en-US"/>
+        </w:rPr>
+      </w:pPr>
+      <w:r>
+        <w:t>В программе предусмотрена система обработки некорректного ввода данных пользователем.</w:t>
+      </w:r>
+      <w:r>
+        <w:t xml:space="preserve"> На рисунке 8 приводится пример обработки попытки ввода </w:t>
+      </w:r>
+      <w:r>
+        <w:rPr>
+          <w:lang w:val="en-US"/>
+        </w:rPr>
+        <w:t>NaN.</w:t>
+      </w:r>
+    </w:p>
+    <w:p>
+      <w:pPr>
+        <w:pStyle w:val="TNR"/>
         <w:ind w:firstLine="0"/>
         <w:jc w:val="center"/>
       </w:pPr>
       <w:r>
-        <w:t>Рисунок 11 – Сообщение об ошибке</w:t>
-      </w:r>
-    </w:p>
-    <w:p>
-      <w:pPr>
-        <w:pStyle w:val="3"/>
-      </w:pPr>
-      <w:bookmarkStart w:id="12" w:name="_Toc227756915"/>
-      <w:r>
-        <w:t>Тест №</w:t>
-      </w:r>
-      <w:r>
-        <w:t>2 – Удаление элемента</w:t>
-      </w:r>
-      <w:bookmarkEnd w:id="12"/>
-    </w:p>
-    <w:p>
-      <w:pPr>
-        <w:pStyle w:val="TNR"/>
-      </w:pPr>
-      <w:r>
-        <w:t xml:space="preserve">Для </w:t>
-      </w:r>
-      <w:r>
-        <w:t xml:space="preserve">удаления </w:t>
-      </w:r>
-      <w:r>
-        <w:t>элемента необходимо вызвать соответствующую форму путём нажатия кнопки «</w:t>
-      </w:r>
-      <w:r>
-        <w:t>Удалить скидку</w:t>
-      </w:r>
-      <w:r>
-        <w:t>»</w:t>
-      </w:r>
-      <w:r>
-        <w:t>.</w:t>
-      </w:r>
-    </w:p>
-    <w:p>
-      <w:pPr>
-        <w:pStyle w:val="TNR"/>
-        <w:ind w:firstLine="0"/>
-        <w:jc w:val="center"/>
-      </w:pPr>
-      <w:r>
-        <w:rPr>
-          <w:noProof/>
-        </w:rPr>
+        <w:rPr>
+          <w:noProof/>
+        </w:rPr>
+        <w:lastRenderedPageBreak/>
         <w:drawing>
-          <wp:inline distT="0" distB="0" distL="0" distR="0" wp14:anchorId="5D442F62" wp14:editId="20A1328B">
-            <wp:extent cx="5037827" cy="2734052"/>
-            <wp:effectExtent l="0" t="0" r="0" b="9525"/>
-            <wp:docPr id="20" name="Рисунок 20"/>
+          <wp:inline distT="0" distB="0" distL="0" distR="0" wp14:anchorId="2F7B6E30" wp14:editId="2B52FCF2">
+            <wp:extent cx="2295061" cy="2820838"/>
+            <wp:effectExtent l="0" t="0" r="0" b="0"/>
+            <wp:docPr id="16" name="Рисунок 16"/>
             <wp:cNvGraphicFramePr>
               <a:graphicFrameLocks xmlns:a="http://schemas.openxmlformats.org/drawingml/2006/main" noChangeAspect="1"/>
             </wp:cNvGraphicFramePr>
@@ -8204,7 +7478,7 @@
                   <pic:spPr>
                     <a:xfrm>
                       <a:off x="0" y="0"/>
-                      <a:ext cx="5052469" cy="2741998"/>
+                      <a:ext cx="2298206" cy="2824704"/>
                     </a:xfrm>
                     <a:prstGeom prst="rect">
                       <a:avLst/>
@@ -8224,13 +7498,13 @@
         <w:jc w:val="center"/>
       </w:pPr>
       <w:r>
-        <w:t>Рисунок 12 – Выбор элемента в таблице</w:t>
-      </w:r>
-    </w:p>
-    <w:p>
-      <w:pPr>
-        <w:pStyle w:val="TNR"/>
-        <w:ind w:firstLine="0"/>
+        <w:t>Рисунок 8 – Некорректный ввод (Пример №1)</w:t>
+      </w:r>
+    </w:p>
+    <w:p>
+      <w:pPr>
+        <w:pStyle w:val="TNR"/>
+        <w:ind w:firstLine="142"/>
         <w:jc w:val="center"/>
       </w:pPr>
       <w:r>
@@ -8238,10 +7512,10 @@
           <w:noProof/>
         </w:rPr>
         <w:drawing>
-          <wp:inline distT="0" distB="0" distL="0" distR="0" wp14:anchorId="2FB5A9EF" wp14:editId="22B557AC">
-            <wp:extent cx="5638800" cy="3049352"/>
-            <wp:effectExtent l="0" t="0" r="0" b="0"/>
-            <wp:docPr id="21" name="Рисунок 21"/>
+          <wp:inline distT="0" distB="0" distL="0" distR="0" wp14:anchorId="658B2DAE" wp14:editId="14016B3A">
+            <wp:extent cx="1820173" cy="1268082"/>
+            <wp:effectExtent l="0" t="0" r="8890" b="8890"/>
+            <wp:docPr id="17" name="Рисунок 17"/>
             <wp:cNvGraphicFramePr>
               <a:graphicFrameLocks xmlns:a="http://schemas.openxmlformats.org/drawingml/2006/main" noChangeAspect="1"/>
             </wp:cNvGraphicFramePr>
@@ -8261,7 +7535,7 @@
                   <pic:spPr>
                     <a:xfrm>
                       <a:off x="0" y="0"/>
-                      <a:ext cx="5645243" cy="3052836"/>
+                      <a:ext cx="1824296" cy="1270954"/>
                     </a:xfrm>
                     <a:prstGeom prst="rect">
                       <a:avLst/>
@@ -8281,44 +7555,15 @@
         <w:jc w:val="center"/>
       </w:pPr>
       <w:r>
-        <w:lastRenderedPageBreak/>
-        <w:t>Рисунок 13 – Результат удаления</w:t>
-      </w:r>
-    </w:p>
-    <w:p>
-      <w:pPr>
-        <w:pStyle w:val="3"/>
-      </w:pPr>
-      <w:bookmarkStart w:id="13" w:name="_Toc227756916"/>
-      <w:r>
-        <w:t>Тест №</w:t>
-      </w:r>
-      <w:r>
-        <w:t>3 – Поиск элемента</w:t>
-      </w:r>
-      <w:bookmarkEnd w:id="13"/>
-    </w:p>
-    <w:p>
-      <w:pPr>
-        <w:pStyle w:val="TNR"/>
-      </w:pPr>
-      <w:r>
-        <w:t xml:space="preserve">Для </w:t>
-      </w:r>
-      <w:r>
-        <w:t xml:space="preserve">поиска </w:t>
-      </w:r>
-      <w:r>
-        <w:t>элемента необходимо вызвать соответствующую форму путём нажатия кнопки «</w:t>
-      </w:r>
-      <w:r>
-        <w:t>Поиск</w:t>
-      </w:r>
-      <w:r>
-        <w:t>»</w:t>
-      </w:r>
-      <w:r>
-        <w:t>.</w:t>
+        <w:t>Рисунок 9 – Сообщение об ошибке</w:t>
+      </w:r>
+    </w:p>
+    <w:p>
+      <w:pPr>
+        <w:pStyle w:val="TNR"/>
+      </w:pPr>
+      <w:r>
+        <w:t>Далее приведен пример обработки при указании типа скидки.</w:t>
       </w:r>
     </w:p>
     <w:p>
@@ -8332,10 +7577,10 @@
           <w:noProof/>
         </w:rPr>
         <w:drawing>
-          <wp:inline distT="0" distB="0" distL="0" distR="0" wp14:anchorId="4A1E95FD" wp14:editId="126CF71C">
-            <wp:extent cx="5940425" cy="3202940"/>
-            <wp:effectExtent l="0" t="0" r="3175" b="0"/>
-            <wp:docPr id="24" name="Рисунок 24"/>
+          <wp:inline distT="0" distB="0" distL="0" distR="0" wp14:anchorId="4CF4517D" wp14:editId="5256FAB4">
+            <wp:extent cx="2156912" cy="2622431"/>
+            <wp:effectExtent l="0" t="0" r="0" b="6985"/>
+            <wp:docPr id="18" name="Рисунок 18"/>
             <wp:cNvGraphicFramePr>
               <a:graphicFrameLocks xmlns:a="http://schemas.openxmlformats.org/drawingml/2006/main" noChangeAspect="1"/>
             </wp:cNvGraphicFramePr>
@@ -8355,7 +7600,7 @@
                   <pic:spPr>
                     <a:xfrm>
                       <a:off x="0" y="0"/>
-                      <a:ext cx="5940425" cy="3202940"/>
+                      <a:ext cx="2164056" cy="2631117"/>
                     </a:xfrm>
                     <a:prstGeom prst="rect">
                       <a:avLst/>
@@ -8375,15 +7620,7 @@
         <w:jc w:val="center"/>
       </w:pPr>
       <w:r>
-        <w:t>Рисунок 14 – Вызов формы - Поиск</w:t>
-      </w:r>
-    </w:p>
-    <w:p>
-      <w:pPr>
-        <w:pStyle w:val="TNR"/>
-      </w:pPr>
-      <w:r>
-        <w:t>Откроется соответствующая форма для поиска (рисунок 15).</w:t>
+        <w:t>Рисунок 10 – Некорректный ввод (Пример №2)</w:t>
       </w:r>
     </w:p>
     <w:p>
@@ -8393,25 +7630,15 @@
         <w:jc w:val="center"/>
       </w:pPr>
       <w:r>
-        <w:br w:type="page"/>
-      </w:r>
-    </w:p>
-    <w:p>
-      <w:pPr>
-        <w:pStyle w:val="TNR"/>
-        <w:ind w:firstLine="0"/>
-        <w:jc w:val="center"/>
-      </w:pPr>
-      <w:r>
         <w:rPr>
           <w:noProof/>
         </w:rPr>
         <w:lastRenderedPageBreak/>
         <w:drawing>
-          <wp:inline distT="0" distB="0" distL="0" distR="0" wp14:anchorId="7950ABBC" wp14:editId="7428E06E">
-            <wp:extent cx="5885475" cy="2424023"/>
-            <wp:effectExtent l="0" t="0" r="1270" b="0"/>
-            <wp:docPr id="25" name="Рисунок 25"/>
+          <wp:inline distT="0" distB="0" distL="0" distR="0" wp14:anchorId="61A9F346" wp14:editId="56C2D6CB">
+            <wp:extent cx="3001993" cy="1279401"/>
+            <wp:effectExtent l="0" t="0" r="8255" b="0"/>
+            <wp:docPr id="19" name="Рисунок 19"/>
             <wp:cNvGraphicFramePr>
               <a:graphicFrameLocks xmlns:a="http://schemas.openxmlformats.org/drawingml/2006/main" noChangeAspect="1"/>
             </wp:cNvGraphicFramePr>
@@ -8431,7 +7658,7 @@
                   <pic:spPr>
                     <a:xfrm>
                       <a:off x="0" y="0"/>
-                      <a:ext cx="5890531" cy="2426105"/>
+                      <a:ext cx="3010157" cy="1282880"/>
                     </a:xfrm>
                     <a:prstGeom prst="rect">
                       <a:avLst/>
@@ -8451,15 +7678,43 @@
         <w:jc w:val="center"/>
       </w:pPr>
       <w:r>
-        <w:t>Рисунок 15 – Выбор типа поля для поиска</w:t>
-      </w:r>
-    </w:p>
-    <w:p>
-      <w:pPr>
-        <w:pStyle w:val="TNR"/>
-      </w:pPr>
-      <w:r>
-        <w:t>Далее пользователь выбирает параметры, по которым требуется найти элемент, вводит значения этих параметров и нажимает кнопку «Найти».</w:t>
+        <w:t>Рисунок 11 – Сообщение об ошибке</w:t>
+      </w:r>
+    </w:p>
+    <w:p>
+      <w:pPr>
+        <w:pStyle w:val="3"/>
+      </w:pPr>
+      <w:bookmarkStart w:id="15" w:name="_Toc227756915"/>
+      <w:r>
+        <w:t>Тест №</w:t>
+      </w:r>
+      <w:r>
+        <w:t>2 – Удаление элемента</w:t>
+      </w:r>
+      <w:bookmarkEnd w:id="15"/>
+    </w:p>
+    <w:p>
+      <w:pPr>
+        <w:pStyle w:val="TNR"/>
+      </w:pPr>
+      <w:r>
+        <w:t xml:space="preserve">Для </w:t>
+      </w:r>
+      <w:r>
+        <w:t xml:space="preserve">удаления </w:t>
+      </w:r>
+      <w:r>
+        <w:t>элемента необходимо вызвать соответствующую форму путём нажатия кнопки «</w:t>
+      </w:r>
+      <w:r>
+        <w:t>Удалить скидку</w:t>
+      </w:r>
+      <w:r>
+        <w:t>»</w:t>
+      </w:r>
+      <w:r>
+        <w:t>.</w:t>
       </w:r>
     </w:p>
     <w:p>
@@ -8473,10 +7728,10 @@
           <w:noProof/>
         </w:rPr>
         <w:drawing>
-          <wp:inline distT="0" distB="0" distL="0" distR="0" wp14:anchorId="774C752D" wp14:editId="50CA3C90">
-            <wp:extent cx="5745192" cy="2401251"/>
-            <wp:effectExtent l="0" t="0" r="8255" b="0"/>
-            <wp:docPr id="26" name="Рисунок 26"/>
+          <wp:inline distT="0" distB="0" distL="0" distR="0" wp14:anchorId="5D442F62" wp14:editId="20A1328B">
+            <wp:extent cx="5037827" cy="2734052"/>
+            <wp:effectExtent l="0" t="0" r="0" b="9525"/>
+            <wp:docPr id="20" name="Рисунок 20"/>
             <wp:cNvGraphicFramePr>
               <a:graphicFrameLocks xmlns:a="http://schemas.openxmlformats.org/drawingml/2006/main" noChangeAspect="1"/>
             </wp:cNvGraphicFramePr>
@@ -8496,7 +7751,7 @@
                   <pic:spPr>
                     <a:xfrm>
                       <a:off x="0" y="0"/>
-                      <a:ext cx="5749370" cy="2402997"/>
+                      <a:ext cx="5052469" cy="2741998"/>
                     </a:xfrm>
                     <a:prstGeom prst="rect">
                       <a:avLst/>
@@ -8516,7 +7771,7 @@
         <w:jc w:val="center"/>
       </w:pPr>
       <w:r>
-        <w:t>Рисунок 16 – Поиск элемента</w:t>
+        <w:t>Рисунок 12 – Выбор элемента в таблице</w:t>
       </w:r>
     </w:p>
     <w:p>
@@ -8530,10 +7785,10 @@
           <w:noProof/>
         </w:rPr>
         <w:drawing>
-          <wp:inline distT="0" distB="0" distL="0" distR="0" wp14:anchorId="451396C4" wp14:editId="7F188255">
-            <wp:extent cx="5814204" cy="2389697"/>
+          <wp:inline distT="0" distB="0" distL="0" distR="0" wp14:anchorId="2FB5A9EF" wp14:editId="3283B150">
+            <wp:extent cx="5391150" cy="2915427"/>
             <wp:effectExtent l="0" t="0" r="0" b="0"/>
-            <wp:docPr id="27" name="Рисунок 27"/>
+            <wp:docPr id="21" name="Рисунок 21"/>
             <wp:cNvGraphicFramePr>
               <a:graphicFrameLocks xmlns:a="http://schemas.openxmlformats.org/drawingml/2006/main" noChangeAspect="1"/>
             </wp:cNvGraphicFramePr>
@@ -8553,7 +7808,7 @@
                   <pic:spPr>
                     <a:xfrm>
                       <a:off x="0" y="0"/>
-                      <a:ext cx="5819691" cy="2391952"/>
+                      <a:ext cx="5401597" cy="2921076"/>
                     </a:xfrm>
                     <a:prstGeom prst="rect">
                       <a:avLst/>
@@ -8573,22 +7828,22 @@
         <w:jc w:val="center"/>
       </w:pPr>
       <w:r>
-        <w:t>Рисунок 17 – Результат поиска</w:t>
+        <w:t>Рисунок 13 – Результат удаления</w:t>
       </w:r>
     </w:p>
     <w:p>
       <w:pPr>
         <w:pStyle w:val="3"/>
       </w:pPr>
-      <w:bookmarkStart w:id="14" w:name="_Toc227756917"/>
+      <w:bookmarkStart w:id="16" w:name="_Toc227756916"/>
       <w:r>
         <w:lastRenderedPageBreak/>
         <w:t>Тест №</w:t>
       </w:r>
       <w:r>
-        <w:t>4 – Сохранение данных</w:t>
-      </w:r>
-      <w:bookmarkEnd w:id="14"/>
+        <w:t>3 – Поиск элемента</w:t>
+      </w:r>
+      <w:bookmarkEnd w:id="16"/>
     </w:p>
     <w:p>
       <w:pPr>
@@ -8598,7 +7853,19 @@
         <w:t xml:space="preserve">Для </w:t>
       </w:r>
       <w:r>
-        <w:t xml:space="preserve">сохранения данных в таблице необходимо нажать кнопку «Сохранить». </w:t>
+        <w:t xml:space="preserve">поиска </w:t>
+      </w:r>
+      <w:r>
+        <w:t>элемента необходимо вызвать соответствующую форму путём нажатия кнопки «</w:t>
+      </w:r>
+      <w:r>
+        <w:t>Поиск</w:t>
+      </w:r>
+      <w:r>
+        <w:t>»</w:t>
+      </w:r>
+      <w:r>
+        <w:t>.</w:t>
       </w:r>
     </w:p>
     <w:p>
@@ -8612,10 +7879,10 @@
           <w:noProof/>
         </w:rPr>
         <w:drawing>
-          <wp:inline distT="0" distB="0" distL="0" distR="0" wp14:anchorId="574531D6" wp14:editId="04FC5C57">
-            <wp:extent cx="5130800" cy="2764764"/>
-            <wp:effectExtent l="0" t="0" r="0" b="0"/>
-            <wp:docPr id="28" name="Рисунок 28"/>
+          <wp:inline distT="0" distB="0" distL="0" distR="0" wp14:anchorId="4A1E95FD" wp14:editId="126CF71C">
+            <wp:extent cx="5940425" cy="3202940"/>
+            <wp:effectExtent l="0" t="0" r="3175" b="0"/>
+            <wp:docPr id="24" name="Рисунок 24"/>
             <wp:cNvGraphicFramePr>
               <a:graphicFrameLocks xmlns:a="http://schemas.openxmlformats.org/drawingml/2006/main" noChangeAspect="1"/>
             </wp:cNvGraphicFramePr>
@@ -8635,7 +7902,7 @@
                   <pic:spPr>
                     <a:xfrm>
                       <a:off x="0" y="0"/>
-                      <a:ext cx="5135888" cy="2767506"/>
+                      <a:ext cx="5940425" cy="3202940"/>
                     </a:xfrm>
                     <a:prstGeom prst="rect">
                       <a:avLst/>
@@ -8655,18 +7922,15 @@
         <w:jc w:val="center"/>
       </w:pPr>
       <w:r>
-        <w:t>Рисунок 18 – Переход к сохранению данных</w:t>
-      </w:r>
-    </w:p>
-    <w:p>
-      <w:pPr>
-        <w:pStyle w:val="TNR"/>
-      </w:pPr>
-      <w:r>
-        <w:t>Откроется системный диалог сохранения файла, где пользователь выбирает директорию и указывает имя файла</w:t>
-      </w:r>
-      <w:r>
-        <w:t xml:space="preserve"> (рисунок 19). </w:t>
+        <w:t>Рисунок 14 – Вызов формы - Поиск</w:t>
+      </w:r>
+    </w:p>
+    <w:p>
+      <w:pPr>
+        <w:pStyle w:val="TNR"/>
+      </w:pPr>
+      <w:r>
+        <w:t>Откроется соответствующая форма для поиска (рисунок 15).</w:t>
       </w:r>
     </w:p>
     <w:p>
@@ -8675,6 +7939,9 @@
         <w:ind w:firstLine="0"/>
         <w:jc w:val="center"/>
       </w:pPr>
+      <w:r>
+        <w:br w:type="page"/>
+      </w:r>
     </w:p>
     <w:p>
       <w:pPr>
@@ -8686,11 +7953,12 @@
         <w:rPr>
           <w:noProof/>
         </w:rPr>
+        <w:lastRenderedPageBreak/>
         <w:drawing>
-          <wp:inline distT="0" distB="0" distL="0" distR="0" wp14:anchorId="4E21E5F3" wp14:editId="0E7C0B55">
-            <wp:extent cx="4762436" cy="3331923"/>
-            <wp:effectExtent l="0" t="0" r="635" b="1905"/>
-            <wp:docPr id="29" name="Рисунок 29"/>
+          <wp:inline distT="0" distB="0" distL="0" distR="0" wp14:anchorId="7950ABBC" wp14:editId="7428E06E">
+            <wp:extent cx="5885475" cy="2424023"/>
+            <wp:effectExtent l="0" t="0" r="1270" b="0"/>
+            <wp:docPr id="25" name="Рисунок 25"/>
             <wp:cNvGraphicFramePr>
               <a:graphicFrameLocks xmlns:a="http://schemas.openxmlformats.org/drawingml/2006/main" noChangeAspect="1"/>
             </wp:cNvGraphicFramePr>
@@ -8710,7 +7978,7 @@
                   <pic:spPr>
                     <a:xfrm>
                       <a:off x="0" y="0"/>
-                      <a:ext cx="4767752" cy="3335642"/>
+                      <a:ext cx="5890531" cy="2426105"/>
                     </a:xfrm>
                     <a:prstGeom prst="rect">
                       <a:avLst/>
@@ -8730,16 +7998,15 @@
         <w:jc w:val="center"/>
       </w:pPr>
       <w:r>
-        <w:t>Рисунок 19 – Сохранение файла</w:t>
-      </w:r>
-    </w:p>
-    <w:p>
-      <w:pPr>
-        <w:pStyle w:val="TNR"/>
-      </w:pPr>
-      <w:r>
-        <w:lastRenderedPageBreak/>
-        <w:t>После сохранения данных в файл появится соответствующее сообщение (рисунок 20).</w:t>
+        <w:t>Рисунок 15 – Выбор типа поля для поиска</w:t>
+      </w:r>
+    </w:p>
+    <w:p>
+      <w:pPr>
+        <w:pStyle w:val="TNR"/>
+      </w:pPr>
+      <w:r>
+        <w:t>Далее пользователь выбирает параметры, по которым требуется найти элемент, вводит значения этих параметров и нажимает кнопку «Найти».</w:t>
       </w:r>
     </w:p>
     <w:p>
@@ -8753,10 +8020,10 @@
           <w:noProof/>
         </w:rPr>
         <w:drawing>
-          <wp:inline distT="0" distB="0" distL="0" distR="0" wp14:anchorId="045581BD" wp14:editId="5F5EF318">
-            <wp:extent cx="2743583" cy="1457528"/>
-            <wp:effectExtent l="0" t="0" r="0" b="9525"/>
-            <wp:docPr id="30" name="Рисунок 30"/>
+          <wp:inline distT="0" distB="0" distL="0" distR="0" wp14:anchorId="774C752D" wp14:editId="50CA3C90">
+            <wp:extent cx="5745192" cy="2401251"/>
+            <wp:effectExtent l="0" t="0" r="8255" b="0"/>
+            <wp:docPr id="26" name="Рисунок 26"/>
             <wp:cNvGraphicFramePr>
               <a:graphicFrameLocks xmlns:a="http://schemas.openxmlformats.org/drawingml/2006/main" noChangeAspect="1"/>
             </wp:cNvGraphicFramePr>
@@ -8776,7 +8043,7 @@
                   <pic:spPr>
                     <a:xfrm>
                       <a:off x="0" y="0"/>
-                      <a:ext cx="2743583" cy="1457528"/>
+                      <a:ext cx="5749370" cy="2402997"/>
                     </a:xfrm>
                     <a:prstGeom prst="rect">
                       <a:avLst/>
@@ -8796,7 +8063,7 @@
         <w:jc w:val="center"/>
       </w:pPr>
       <w:r>
-        <w:t>Рисунок 20 – Сообщение о сохранении файла</w:t>
+        <w:t>Рисунок 16 – Поиск элемента</w:t>
       </w:r>
     </w:p>
     <w:p>
@@ -8805,22 +8072,15 @@
         <w:ind w:firstLine="0"/>
         <w:jc w:val="center"/>
       </w:pPr>
-    </w:p>
-    <w:p>
-      <w:pPr>
-        <w:pStyle w:val="TNR"/>
-        <w:ind w:firstLine="0"/>
-        <w:jc w:val="center"/>
-      </w:pPr>
       <w:r>
         <w:rPr>
           <w:noProof/>
         </w:rPr>
         <w:drawing>
-          <wp:inline distT="0" distB="0" distL="0" distR="0" wp14:anchorId="58A0CBD7" wp14:editId="2BB8D511">
-            <wp:extent cx="5940425" cy="795655"/>
-            <wp:effectExtent l="0" t="0" r="3175" b="4445"/>
-            <wp:docPr id="31" name="Рисунок 31"/>
+          <wp:inline distT="0" distB="0" distL="0" distR="0" wp14:anchorId="451396C4" wp14:editId="7F188255">
+            <wp:extent cx="5814204" cy="2389697"/>
+            <wp:effectExtent l="0" t="0" r="0" b="0"/>
+            <wp:docPr id="27" name="Рисунок 27"/>
             <wp:cNvGraphicFramePr>
               <a:graphicFrameLocks xmlns:a="http://schemas.openxmlformats.org/drawingml/2006/main" noChangeAspect="1"/>
             </wp:cNvGraphicFramePr>
@@ -8840,7 +8100,7 @@
                   <pic:spPr>
                     <a:xfrm>
                       <a:off x="0" y="0"/>
-                      <a:ext cx="5940425" cy="795655"/>
+                      <a:ext cx="5819691" cy="2391952"/>
                     </a:xfrm>
                     <a:prstGeom prst="rect">
                       <a:avLst/>
@@ -8860,21 +8120,22 @@
         <w:jc w:val="center"/>
       </w:pPr>
       <w:r>
-        <w:t>Рисунок 21 – Результат сохранения</w:t>
+        <w:t>Рисунок 17 – Результат поиска</w:t>
       </w:r>
     </w:p>
     <w:p>
       <w:pPr>
         <w:pStyle w:val="3"/>
       </w:pPr>
-      <w:bookmarkStart w:id="15" w:name="_Toc227756918"/>
-      <w:r>
+      <w:bookmarkStart w:id="17" w:name="_Toc227756917"/>
+      <w:r>
+        <w:lastRenderedPageBreak/>
         <w:t>Тест №</w:t>
       </w:r>
       <w:r>
-        <w:t>5 – Загрузка данных</w:t>
-      </w:r>
-      <w:bookmarkEnd w:id="15"/>
+        <w:t>4 – Сохранение данных</w:t>
+      </w:r>
+      <w:bookmarkEnd w:id="17"/>
     </w:p>
     <w:p>
       <w:pPr>
@@ -8884,22 +8145,7 @@
         <w:t xml:space="preserve">Для </w:t>
       </w:r>
       <w:r>
-        <w:t>загрузки</w:t>
-      </w:r>
-      <w:r>
-        <w:t xml:space="preserve"> данных в таблиц</w:t>
-      </w:r>
-      <w:r>
-        <w:t>у</w:t>
-      </w:r>
-      <w:r>
-        <w:t xml:space="preserve"> необходимо нажать кнопку «</w:t>
-      </w:r>
-      <w:r>
-        <w:t>Загрузить</w:t>
-      </w:r>
-      <w:r>
-        <w:t xml:space="preserve">». </w:t>
+        <w:t xml:space="preserve">сохранения данных в таблице необходимо нажать кнопку «Сохранить». </w:t>
       </w:r>
     </w:p>
     <w:p>
@@ -8913,10 +8159,10 @@
           <w:noProof/>
         </w:rPr>
         <w:drawing>
-          <wp:inline distT="0" distB="0" distL="0" distR="0" wp14:anchorId="6CD2BE78" wp14:editId="6BE204DE">
-            <wp:extent cx="5940425" cy="3215640"/>
-            <wp:effectExtent l="0" t="0" r="3175" b="3810"/>
-            <wp:docPr id="32" name="Рисунок 32"/>
+          <wp:inline distT="0" distB="0" distL="0" distR="0" wp14:anchorId="574531D6" wp14:editId="04FC5C57">
+            <wp:extent cx="5130800" cy="2764764"/>
+            <wp:effectExtent l="0" t="0" r="0" b="0"/>
+            <wp:docPr id="28" name="Рисунок 28"/>
             <wp:cNvGraphicFramePr>
               <a:graphicFrameLocks xmlns:a="http://schemas.openxmlformats.org/drawingml/2006/main" noChangeAspect="1"/>
             </wp:cNvGraphicFramePr>
@@ -8936,7 +8182,7 @@
                   <pic:spPr>
                     <a:xfrm>
                       <a:off x="0" y="0"/>
-                      <a:ext cx="5940425" cy="3215640"/>
+                      <a:ext cx="5135888" cy="2767506"/>
                     </a:xfrm>
                     <a:prstGeom prst="rect">
                       <a:avLst/>
@@ -8956,15 +8202,18 @@
         <w:jc w:val="center"/>
       </w:pPr>
       <w:r>
-        <w:t>Рисунок 22 – Загрузка данных в таблицу</w:t>
-      </w:r>
-    </w:p>
-    <w:p>
-      <w:pPr>
-        <w:pStyle w:val="TNR"/>
-      </w:pPr>
-      <w:r>
-        <w:t>Далее откроется системный диалог загрузки файла.</w:t>
+        <w:t>Рисунок 18 – Переход к сохранению данных</w:t>
+      </w:r>
+    </w:p>
+    <w:p>
+      <w:pPr>
+        <w:pStyle w:val="TNR"/>
+      </w:pPr>
+      <w:r>
+        <w:t>Откроется системный диалог сохранения файла, где пользователь выбирает директорию и указывает имя файла</w:t>
+      </w:r>
+      <w:r>
+        <w:t xml:space="preserve"> (рисунок 19). </w:t>
       </w:r>
     </w:p>
     <w:p>
@@ -8973,16 +8222,22 @@
         <w:ind w:firstLine="0"/>
         <w:jc w:val="center"/>
       </w:pPr>
-      <w:r>
-        <w:rPr>
-          <w:noProof/>
-        </w:rPr>
-        <w:lastRenderedPageBreak/>
+    </w:p>
+    <w:p>
+      <w:pPr>
+        <w:pStyle w:val="TNR"/>
+        <w:ind w:firstLine="0"/>
+        <w:jc w:val="center"/>
+      </w:pPr>
+      <w:r>
+        <w:rPr>
+          <w:noProof/>
+        </w:rPr>
         <w:drawing>
-          <wp:inline distT="0" distB="0" distL="0" distR="0" wp14:anchorId="3BD64904" wp14:editId="3A160CAB">
-            <wp:extent cx="3075146" cy="3295291"/>
-            <wp:effectExtent l="0" t="0" r="0" b="635"/>
-            <wp:docPr id="3" name="Рисунок 3"/>
+          <wp:inline distT="0" distB="0" distL="0" distR="0" wp14:anchorId="4E21E5F3" wp14:editId="0E7C0B55">
+            <wp:extent cx="4762436" cy="3331923"/>
+            <wp:effectExtent l="0" t="0" r="635" b="1905"/>
+            <wp:docPr id="29" name="Рисунок 29"/>
             <wp:cNvGraphicFramePr>
               <a:graphicFrameLocks xmlns:a="http://schemas.openxmlformats.org/drawingml/2006/main" noChangeAspect="1"/>
             </wp:cNvGraphicFramePr>
@@ -9002,7 +8257,7 @@
                   <pic:spPr>
                     <a:xfrm>
                       <a:off x="0" y="0"/>
-                      <a:ext cx="3081199" cy="3301777"/>
+                      <a:ext cx="4767752" cy="3335642"/>
                     </a:xfrm>
                     <a:prstGeom prst="rect">
                       <a:avLst/>
@@ -9022,15 +8277,16 @@
         <w:jc w:val="center"/>
       </w:pPr>
       <w:r>
-        <w:t>Рисунок 23 – Выбор файла для загрузки</w:t>
-      </w:r>
-    </w:p>
-    <w:p>
-      <w:pPr>
-        <w:pStyle w:val="TNR"/>
-      </w:pPr>
-      <w:r>
-        <w:t>При нажатии кнопки открыть выпадает предупреждение (рисунок 24).</w:t>
+        <w:t>Рисунок 19 – Сохранение файла</w:t>
+      </w:r>
+    </w:p>
+    <w:p>
+      <w:pPr>
+        <w:pStyle w:val="TNR"/>
+      </w:pPr>
+      <w:r>
+        <w:lastRenderedPageBreak/>
+        <w:t>После сохранения данных в файл появится соответствующее сообщение (рисунок 20).</w:t>
       </w:r>
     </w:p>
     <w:p>
@@ -9044,10 +8300,10 @@
           <w:noProof/>
         </w:rPr>
         <w:drawing>
-          <wp:inline distT="0" distB="0" distL="0" distR="0" wp14:anchorId="58E19B7A" wp14:editId="17CD2DF2">
-            <wp:extent cx="3238952" cy="1457528"/>
+          <wp:inline distT="0" distB="0" distL="0" distR="0" wp14:anchorId="045581BD" wp14:editId="5F5EF318">
+            <wp:extent cx="2743583" cy="1457528"/>
             <wp:effectExtent l="0" t="0" r="0" b="9525"/>
-            <wp:docPr id="34" name="Рисунок 34"/>
+            <wp:docPr id="30" name="Рисунок 30"/>
             <wp:cNvGraphicFramePr>
               <a:graphicFrameLocks xmlns:a="http://schemas.openxmlformats.org/drawingml/2006/main" noChangeAspect="1"/>
             </wp:cNvGraphicFramePr>
@@ -9067,7 +8323,7 @@
                   <pic:spPr>
                     <a:xfrm>
                       <a:off x="0" y="0"/>
-                      <a:ext cx="3238952" cy="1457528"/>
+                      <a:ext cx="2743583" cy="1457528"/>
                     </a:xfrm>
                     <a:prstGeom prst="rect">
                       <a:avLst/>
@@ -9087,15 +8343,7 @@
         <w:jc w:val="center"/>
       </w:pPr>
       <w:r>
-        <w:t>Рисунок 24 – Предупреждение о замене данных</w:t>
-      </w:r>
-    </w:p>
-    <w:p>
-      <w:pPr>
-        <w:pStyle w:val="TNR"/>
-      </w:pPr>
-      <w:r>
-        <w:t>После успешной загрузки появится сообщение (рисунок 25).</w:t>
+        <w:t>Рисунок 20 – Сообщение о сохранении файла</w:t>
       </w:r>
     </w:p>
     <w:p>
@@ -9104,15 +8352,22 @@
         <w:ind w:firstLine="0"/>
         <w:jc w:val="center"/>
       </w:pPr>
+    </w:p>
+    <w:p>
+      <w:pPr>
+        <w:pStyle w:val="TNR"/>
+        <w:ind w:firstLine="0"/>
+        <w:jc w:val="center"/>
+      </w:pPr>
       <w:r>
         <w:rPr>
           <w:noProof/>
         </w:rPr>
         <w:drawing>
-          <wp:inline distT="0" distB="0" distL="0" distR="0" wp14:anchorId="573E763B" wp14:editId="124A92DF">
-            <wp:extent cx="1943371" cy="1486107"/>
-            <wp:effectExtent l="0" t="0" r="0" b="0"/>
-            <wp:docPr id="37" name="Рисунок 37"/>
+          <wp:inline distT="0" distB="0" distL="0" distR="0" wp14:anchorId="58A0CBD7" wp14:editId="2BB8D511">
+            <wp:extent cx="5940425" cy="795655"/>
+            <wp:effectExtent l="0" t="0" r="3175" b="4445"/>
+            <wp:docPr id="31" name="Рисунок 31"/>
             <wp:cNvGraphicFramePr>
               <a:graphicFrameLocks xmlns:a="http://schemas.openxmlformats.org/drawingml/2006/main" noChangeAspect="1"/>
             </wp:cNvGraphicFramePr>
@@ -9132,6 +8387,298 @@
                   <pic:spPr>
                     <a:xfrm>
                       <a:off x="0" y="0"/>
+                      <a:ext cx="5940425" cy="795655"/>
+                    </a:xfrm>
+                    <a:prstGeom prst="rect">
+                      <a:avLst/>
+                    </a:prstGeom>
+                  </pic:spPr>
+                </pic:pic>
+              </a:graphicData>
+            </a:graphic>
+          </wp:inline>
+        </w:drawing>
+      </w:r>
+    </w:p>
+    <w:p>
+      <w:pPr>
+        <w:pStyle w:val="TNR"/>
+        <w:ind w:firstLine="0"/>
+        <w:jc w:val="center"/>
+      </w:pPr>
+      <w:r>
+        <w:t>Рисунок 21 – Результат сохранения</w:t>
+      </w:r>
+    </w:p>
+    <w:p>
+      <w:pPr>
+        <w:pStyle w:val="3"/>
+      </w:pPr>
+      <w:bookmarkStart w:id="18" w:name="_Toc227756918"/>
+      <w:r>
+        <w:t>Тест №</w:t>
+      </w:r>
+      <w:r>
+        <w:t>5 – Загрузка данных</w:t>
+      </w:r>
+      <w:bookmarkEnd w:id="18"/>
+    </w:p>
+    <w:p>
+      <w:pPr>
+        <w:pStyle w:val="TNR"/>
+      </w:pPr>
+      <w:r>
+        <w:t xml:space="preserve">Для </w:t>
+      </w:r>
+      <w:r>
+        <w:t>загрузки</w:t>
+      </w:r>
+      <w:r>
+        <w:t xml:space="preserve"> данных в таблиц</w:t>
+      </w:r>
+      <w:r>
+        <w:t>у</w:t>
+      </w:r>
+      <w:r>
+        <w:t xml:space="preserve"> необходимо нажать кнопку «</w:t>
+      </w:r>
+      <w:r>
+        <w:t>Загрузить</w:t>
+      </w:r>
+      <w:r>
+        <w:t xml:space="preserve">». </w:t>
+      </w:r>
+    </w:p>
+    <w:p>
+      <w:pPr>
+        <w:pStyle w:val="TNR"/>
+        <w:ind w:firstLine="0"/>
+        <w:jc w:val="center"/>
+      </w:pPr>
+      <w:r>
+        <w:rPr>
+          <w:noProof/>
+        </w:rPr>
+        <w:drawing>
+          <wp:inline distT="0" distB="0" distL="0" distR="0" wp14:anchorId="6CD2BE78" wp14:editId="6BE204DE">
+            <wp:extent cx="5940425" cy="3215640"/>
+            <wp:effectExtent l="0" t="0" r="3175" b="3810"/>
+            <wp:docPr id="32" name="Рисунок 32"/>
+            <wp:cNvGraphicFramePr>
+              <a:graphicFrameLocks xmlns:a="http://schemas.openxmlformats.org/drawingml/2006/main" noChangeAspect="1"/>
+            </wp:cNvGraphicFramePr>
+            <a:graphic xmlns:a="http://schemas.openxmlformats.org/drawingml/2006/main">
+              <a:graphicData uri="http://schemas.openxmlformats.org/drawingml/2006/picture">
+                <pic:pic xmlns:pic="http://schemas.openxmlformats.org/drawingml/2006/picture">
+                  <pic:nvPicPr>
+                    <pic:cNvPr id="1" name=""/>
+                    <pic:cNvPicPr/>
+                  </pic:nvPicPr>
+                  <pic:blipFill>
+                    <a:blip r:embed="rId34"/>
+                    <a:stretch>
+                      <a:fillRect/>
+                    </a:stretch>
+                  </pic:blipFill>
+                  <pic:spPr>
+                    <a:xfrm>
+                      <a:off x="0" y="0"/>
+                      <a:ext cx="5940425" cy="3215640"/>
+                    </a:xfrm>
+                    <a:prstGeom prst="rect">
+                      <a:avLst/>
+                    </a:prstGeom>
+                  </pic:spPr>
+                </pic:pic>
+              </a:graphicData>
+            </a:graphic>
+          </wp:inline>
+        </w:drawing>
+      </w:r>
+    </w:p>
+    <w:p>
+      <w:pPr>
+        <w:pStyle w:val="TNR"/>
+        <w:ind w:firstLine="0"/>
+        <w:jc w:val="center"/>
+      </w:pPr>
+      <w:r>
+        <w:t>Рисунок 22 – Загрузка данных в таблицу</w:t>
+      </w:r>
+    </w:p>
+    <w:p>
+      <w:pPr>
+        <w:pStyle w:val="TNR"/>
+      </w:pPr>
+      <w:r>
+        <w:t>Далее откроется системный диалог загрузки файла.</w:t>
+      </w:r>
+    </w:p>
+    <w:p>
+      <w:pPr>
+        <w:pStyle w:val="TNR"/>
+        <w:ind w:firstLine="0"/>
+        <w:jc w:val="center"/>
+      </w:pPr>
+      <w:r>
+        <w:rPr>
+          <w:noProof/>
+        </w:rPr>
+        <w:lastRenderedPageBreak/>
+        <w:drawing>
+          <wp:inline distT="0" distB="0" distL="0" distR="0" wp14:anchorId="3BD64904" wp14:editId="3A160CAB">
+            <wp:extent cx="3075146" cy="3295291"/>
+            <wp:effectExtent l="0" t="0" r="0" b="635"/>
+            <wp:docPr id="3" name="Рисунок 3"/>
+            <wp:cNvGraphicFramePr>
+              <a:graphicFrameLocks xmlns:a="http://schemas.openxmlformats.org/drawingml/2006/main" noChangeAspect="1"/>
+            </wp:cNvGraphicFramePr>
+            <a:graphic xmlns:a="http://schemas.openxmlformats.org/drawingml/2006/main">
+              <a:graphicData uri="http://schemas.openxmlformats.org/drawingml/2006/picture">
+                <pic:pic xmlns:pic="http://schemas.openxmlformats.org/drawingml/2006/picture">
+                  <pic:nvPicPr>
+                    <pic:cNvPr id="1" name=""/>
+                    <pic:cNvPicPr/>
+                  </pic:nvPicPr>
+                  <pic:blipFill>
+                    <a:blip r:embed="rId35"/>
+                    <a:stretch>
+                      <a:fillRect/>
+                    </a:stretch>
+                  </pic:blipFill>
+                  <pic:spPr>
+                    <a:xfrm>
+                      <a:off x="0" y="0"/>
+                      <a:ext cx="3081199" cy="3301777"/>
+                    </a:xfrm>
+                    <a:prstGeom prst="rect">
+                      <a:avLst/>
+                    </a:prstGeom>
+                  </pic:spPr>
+                </pic:pic>
+              </a:graphicData>
+            </a:graphic>
+          </wp:inline>
+        </w:drawing>
+      </w:r>
+    </w:p>
+    <w:p>
+      <w:pPr>
+        <w:pStyle w:val="TNR"/>
+        <w:ind w:firstLine="0"/>
+        <w:jc w:val="center"/>
+      </w:pPr>
+      <w:r>
+        <w:t>Рисунок 23 – Выбор файла для загрузки</w:t>
+      </w:r>
+    </w:p>
+    <w:p>
+      <w:pPr>
+        <w:pStyle w:val="TNR"/>
+      </w:pPr>
+      <w:r>
+        <w:t>При нажатии кнопки открыть выпадает предупреждение (рисунок 24).</w:t>
+      </w:r>
+    </w:p>
+    <w:p>
+      <w:pPr>
+        <w:pStyle w:val="TNR"/>
+        <w:ind w:firstLine="0"/>
+        <w:jc w:val="center"/>
+      </w:pPr>
+      <w:r>
+        <w:rPr>
+          <w:noProof/>
+        </w:rPr>
+        <w:drawing>
+          <wp:inline distT="0" distB="0" distL="0" distR="0" wp14:anchorId="58E19B7A" wp14:editId="17CD2DF2">
+            <wp:extent cx="3238952" cy="1457528"/>
+            <wp:effectExtent l="0" t="0" r="0" b="9525"/>
+            <wp:docPr id="34" name="Рисунок 34"/>
+            <wp:cNvGraphicFramePr>
+              <a:graphicFrameLocks xmlns:a="http://schemas.openxmlformats.org/drawingml/2006/main" noChangeAspect="1"/>
+            </wp:cNvGraphicFramePr>
+            <a:graphic xmlns:a="http://schemas.openxmlformats.org/drawingml/2006/main">
+              <a:graphicData uri="http://schemas.openxmlformats.org/drawingml/2006/picture">
+                <pic:pic xmlns:pic="http://schemas.openxmlformats.org/drawingml/2006/picture">
+                  <pic:nvPicPr>
+                    <pic:cNvPr id="1" name=""/>
+                    <pic:cNvPicPr/>
+                  </pic:nvPicPr>
+                  <pic:blipFill>
+                    <a:blip r:embed="rId36"/>
+                    <a:stretch>
+                      <a:fillRect/>
+                    </a:stretch>
+                  </pic:blipFill>
+                  <pic:spPr>
+                    <a:xfrm>
+                      <a:off x="0" y="0"/>
+                      <a:ext cx="3238952" cy="1457528"/>
+                    </a:xfrm>
+                    <a:prstGeom prst="rect">
+                      <a:avLst/>
+                    </a:prstGeom>
+                  </pic:spPr>
+                </pic:pic>
+              </a:graphicData>
+            </a:graphic>
+          </wp:inline>
+        </w:drawing>
+      </w:r>
+    </w:p>
+    <w:p>
+      <w:pPr>
+        <w:pStyle w:val="TNR"/>
+        <w:ind w:firstLine="0"/>
+        <w:jc w:val="center"/>
+      </w:pPr>
+      <w:r>
+        <w:t>Рисунок 24 – Предупреждение о замене данных</w:t>
+      </w:r>
+    </w:p>
+    <w:p>
+      <w:pPr>
+        <w:pStyle w:val="TNR"/>
+      </w:pPr>
+      <w:r>
+        <w:t>После успешной загрузки появится сообщение (рисунок 25).</w:t>
+      </w:r>
+    </w:p>
+    <w:p>
+      <w:pPr>
+        <w:pStyle w:val="TNR"/>
+        <w:ind w:firstLine="0"/>
+        <w:jc w:val="center"/>
+      </w:pPr>
+      <w:r>
+        <w:rPr>
+          <w:noProof/>
+        </w:rPr>
+        <w:drawing>
+          <wp:inline distT="0" distB="0" distL="0" distR="0" wp14:anchorId="573E763B" wp14:editId="124A92DF">
+            <wp:extent cx="1943371" cy="1486107"/>
+            <wp:effectExtent l="0" t="0" r="0" b="0"/>
+            <wp:docPr id="37" name="Рисунок 37"/>
+            <wp:cNvGraphicFramePr>
+              <a:graphicFrameLocks xmlns:a="http://schemas.openxmlformats.org/drawingml/2006/main" noChangeAspect="1"/>
+            </wp:cNvGraphicFramePr>
+            <a:graphic xmlns:a="http://schemas.openxmlformats.org/drawingml/2006/main">
+              <a:graphicData uri="http://schemas.openxmlformats.org/drawingml/2006/picture">
+                <pic:pic xmlns:pic="http://schemas.openxmlformats.org/drawingml/2006/picture">
+                  <pic:nvPicPr>
+                    <pic:cNvPr id="1" name=""/>
+                    <pic:cNvPicPr/>
+                  </pic:nvPicPr>
+                  <pic:blipFill>
+                    <a:blip r:embed="rId37"/>
+                    <a:stretch>
+                      <a:fillRect/>
+                    </a:stretch>
+                  </pic:blipFill>
+                  <pic:spPr>
+                    <a:xfrm>
+                      <a:off x="0" y="0"/>
                       <a:ext cx="1943371" cy="1486107"/>
                     </a:xfrm>
                     <a:prstGeom prst="rect">
@@ -9193,8 +8740,8 @@
           <w:szCs w:val="24"/>
         </w:rPr>
       </w:pPr>
-      <w:bookmarkStart w:id="16" w:name="_Toc225423988"/>
-      <w:bookmarkStart w:id="17" w:name="_Toc227756919"/>
+      <w:bookmarkStart w:id="19" w:name="_Toc225423988"/>
+      <w:bookmarkStart w:id="20" w:name="_Toc227756919"/>
       <w:r>
         <w:rPr>
           <w:rFonts w:eastAsia="Times New Roman" w:cs="Times New Roman"/>
@@ -9206,8 +8753,8 @@
         <w:lastRenderedPageBreak/>
         <w:t>Приложение А</w:t>
       </w:r>
-      <w:bookmarkEnd w:id="16"/>
-      <w:bookmarkEnd w:id="17"/>
+      <w:bookmarkEnd w:id="19"/>
+      <w:bookmarkEnd w:id="20"/>
     </w:p>
     <w:p>
       <w:pPr>
@@ -9312,27 +8859,7 @@
           <w:sz w:val="28"/>
           <w:szCs w:val="28"/>
         </w:rPr>
-        <w:t xml:space="preserve">Заказчик: к.т.н., доцент </w:t>
-      </w:r>
-      <w:proofErr w:type="spellStart"/>
-      <w:r>
-        <w:rPr>
-          <w:rFonts w:ascii="Times New Roman" w:eastAsia="Calibri" w:hAnsi="Times New Roman" w:cs="Times New Roman"/>
-          <w:iCs/>
-          <w:sz w:val="28"/>
-          <w:szCs w:val="28"/>
-        </w:rPr>
-        <w:t>Калентьев</w:t>
-      </w:r>
-      <w:proofErr w:type="spellEnd"/>
-      <w:r>
-        <w:rPr>
-          <w:rFonts w:ascii="Times New Roman" w:eastAsia="Calibri" w:hAnsi="Times New Roman" w:cs="Times New Roman"/>
-          <w:iCs/>
-          <w:sz w:val="28"/>
-          <w:szCs w:val="28"/>
-        </w:rPr>
-        <w:t xml:space="preserve"> А.А.</w:t>
+        <w:t>Заказчик: к.т.н., доцент Калентьев А.А.</w:t>
       </w:r>
     </w:p>
     <w:p>
@@ -9547,7 +9074,7 @@
           <w:rFonts w:eastAsia="Calibri"/>
         </w:rPr>
       </w:pPr>
-      <w:bookmarkStart w:id="18" w:name="_Toc227756920"/>
+      <w:bookmarkStart w:id="21" w:name="_Toc227756920"/>
       <w:r>
         <w:rPr>
           <w:rFonts w:eastAsia="Calibri"/>
@@ -9555,7 +9082,7 @@
         <w:lastRenderedPageBreak/>
         <w:t>Общие сведения</w:t>
       </w:r>
-      <w:bookmarkEnd w:id="18"/>
+      <w:bookmarkEnd w:id="21"/>
     </w:p>
     <w:p>
       <w:pPr>
@@ -9564,14 +9091,14 @@
           <w:rFonts w:eastAsia="Calibri"/>
         </w:rPr>
       </w:pPr>
-      <w:bookmarkStart w:id="19" w:name="_Toc227756921"/>
+      <w:bookmarkStart w:id="22" w:name="_Toc227756921"/>
       <w:r>
         <w:rPr>
           <w:rFonts w:eastAsia="Calibri"/>
         </w:rPr>
         <w:t>Полное наименование системы и её условное обозначение</w:t>
       </w:r>
-      <w:bookmarkEnd w:id="19"/>
+      <w:bookmarkEnd w:id="22"/>
     </w:p>
     <w:p>
       <w:pPr>
@@ -9620,14 +9147,14 @@
           <w:rFonts w:eastAsia="Calibri"/>
         </w:rPr>
       </w:pPr>
-      <w:bookmarkStart w:id="20" w:name="_Toc227756922"/>
+      <w:bookmarkStart w:id="23" w:name="_Toc227756922"/>
       <w:r>
         <w:rPr>
           <w:rFonts w:eastAsia="Calibri"/>
         </w:rPr>
         <w:t>Наименование предприятий разработчика и заказчика системы</w:t>
       </w:r>
-      <w:bookmarkEnd w:id="20"/>
+      <w:bookmarkEnd w:id="23"/>
     </w:p>
     <w:p>
       <w:pPr>
@@ -9664,66 +9191,185 @@
         <w:rPr>
           <w:rFonts w:eastAsia="Calibri"/>
         </w:rPr>
-        <w:t xml:space="preserve">, доцент </w:t>
-      </w:r>
-      <w:proofErr w:type="spellStart"/>
-      <w:r>
+        <w:t>, доцент Калентьев А. А.</w:t>
+      </w:r>
+    </w:p>
+    <w:p>
+      <w:pPr>
+        <w:pStyle w:val="TNR"/>
         <w:rPr>
           <w:rFonts w:eastAsia="Calibri"/>
         </w:rPr>
-        <w:t>Калентьев</w:t>
-      </w:r>
-      <w:proofErr w:type="spellEnd"/>
+      </w:pPr>
       <w:r>
         <w:rPr>
           <w:rFonts w:eastAsia="Calibri"/>
         </w:rPr>
-        <w:t xml:space="preserve"> А. А.</w:t>
-      </w:r>
-    </w:p>
-    <w:p>
-      <w:pPr>
-        <w:pStyle w:val="TNR"/>
+        <w:t xml:space="preserve">Разработчик: </w:t>
+      </w:r>
+      <w:r>
         <w:rPr>
           <w:rFonts w:eastAsia="Calibri"/>
         </w:rPr>
-      </w:pPr>
+        <w:t>с</w:t>
+      </w:r>
       <w:r>
         <w:rPr>
           <w:rFonts w:eastAsia="Calibri"/>
         </w:rPr>
-        <w:t xml:space="preserve">Разработчик: </w:t>
+        <w:t>тудент гр. О-5КМ</w:t>
       </w:r>
       <w:r>
         <w:rPr>
           <w:rFonts w:eastAsia="Calibri"/>
         </w:rPr>
-        <w:t>с</w:t>
+        <w:t>4</w:t>
       </w:r>
       <w:r>
         <w:rPr>
           <w:rFonts w:eastAsia="Calibri"/>
         </w:rPr>
-        <w:t>тудент гр. О-5КМ</w:t>
+        <w:t xml:space="preserve">1 НИ ТПУ </w:t>
       </w:r>
       <w:r>
         <w:rPr>
           <w:rFonts w:eastAsia="Calibri"/>
         </w:rPr>
-        <w:t>4</w:t>
-      </w:r>
-      <w:r>
+        <w:t>Десятов А.В.</w:t>
+      </w:r>
+    </w:p>
+    <w:p>
+      <w:pPr>
+        <w:pStyle w:val="2"/>
         <w:rPr>
           <w:rFonts w:eastAsia="Calibri"/>
         </w:rPr>
-        <w:t xml:space="preserve">1 НИ ТПУ </w:t>
-      </w:r>
+      </w:pPr>
+      <w:bookmarkStart w:id="24" w:name="_Toc227756923"/>
       <w:r>
         <w:rPr>
           <w:rFonts w:eastAsia="Calibri"/>
         </w:rPr>
-        <w:t>Десятов А.В.</w:t>
-      </w:r>
+        <w:t>Плановые сроки начала и окончания работы по созданию системы</w:t>
+      </w:r>
+      <w:bookmarkEnd w:id="24"/>
+    </w:p>
+    <w:p>
+      <w:pPr>
+        <w:pStyle w:val="TNR"/>
+        <w:rPr>
+          <w:rFonts w:eastAsia="Calibri"/>
+        </w:rPr>
+      </w:pPr>
+      <w:r>
+        <w:rPr>
+          <w:rFonts w:eastAsia="Calibri"/>
+        </w:rPr>
+        <w:t xml:space="preserve">Начало работ: </w:t>
+      </w:r>
+      <w:r>
+        <w:rPr>
+          <w:rFonts w:eastAsia="Calibri"/>
+        </w:rPr>
+        <w:t>5</w:t>
+      </w:r>
+      <w:r>
+        <w:rPr>
+          <w:rFonts w:eastAsia="Calibri"/>
+        </w:rPr>
+        <w:t xml:space="preserve"> </w:t>
+      </w:r>
+      <w:r>
+        <w:rPr>
+          <w:rFonts w:eastAsia="Calibri"/>
+        </w:rPr>
+        <w:t>марта</w:t>
+      </w:r>
+      <w:r>
+        <w:rPr>
+          <w:rFonts w:eastAsia="Calibri"/>
+        </w:rPr>
+        <w:t xml:space="preserve"> 202</w:t>
+      </w:r>
+      <w:r>
+        <w:rPr>
+          <w:rFonts w:eastAsia="Calibri"/>
+        </w:rPr>
+        <w:t>6</w:t>
+      </w:r>
+      <w:r>
+        <w:rPr>
+          <w:rFonts w:eastAsia="Calibri"/>
+        </w:rPr>
+        <w:t xml:space="preserve"> г.</w:t>
+      </w:r>
+    </w:p>
+    <w:p>
+      <w:pPr>
+        <w:pStyle w:val="TNR"/>
+      </w:pPr>
+      <w:r>
+        <w:t xml:space="preserve">Окончание работ: </w:t>
+      </w:r>
+      <w:commentRangeStart w:id="25"/>
+      <w:r>
+        <w:rPr>
+          <w:rFonts w:eastAsia="Calibri"/>
+        </w:rPr>
+        <w:t>23</w:t>
+      </w:r>
+      <w:r>
+        <w:t xml:space="preserve"> </w:t>
+      </w:r>
+      <w:r>
+        <w:rPr>
+          <w:rFonts w:eastAsia="Calibri"/>
+        </w:rPr>
+        <w:t>апреля</w:t>
+      </w:r>
+      <w:r>
+        <w:t xml:space="preserve"> 202</w:t>
+      </w:r>
+      <w:r>
+        <w:rPr>
+          <w:rFonts w:eastAsia="Calibri"/>
+        </w:rPr>
+        <w:t>6</w:t>
+      </w:r>
+      <w:r>
+        <w:t xml:space="preserve"> г.</w:t>
+      </w:r>
+      <w:commentRangeEnd w:id="25"/>
+      <w:r>
+        <w:rPr>
+          <w:rStyle w:val="ab"/>
+          <w:rFonts w:asciiTheme="minorHAnsi" w:eastAsiaTheme="minorHAnsi" w:hAnsiTheme="minorHAnsi" w:cstheme="minorBidi"/>
+          <w:lang w:eastAsia="en-US"/>
+        </w:rPr>
+        <w:commentReference w:id="25"/>
+      </w:r>
+    </w:p>
+    <w:p>
+      <w:pPr>
+        <w:pStyle w:val="1"/>
+        <w:rPr>
+          <w:rFonts w:eastAsia="Calibri"/>
+        </w:rPr>
+      </w:pPr>
+      <w:r>
+        <w:rPr>
+          <w:rFonts w:eastAsia="Calibri"/>
+        </w:rPr>
+        <w:t xml:space="preserve"> </w:t>
+      </w:r>
+      <w:bookmarkStart w:id="26" w:name="_Toc227756924"/>
+      <w:r>
+        <w:rPr>
+          <w:rFonts w:eastAsia="Calibri"/>
+        </w:rPr>
+        <w:t>Назначение и цели создания системы</w:t>
+      </w:r>
+      <w:bookmarkEnd w:id="26"/>
     </w:p>
     <w:p>
       <w:pPr>
@@ -9732,14 +9378,14 @@
           <w:rFonts w:eastAsia="Calibri"/>
         </w:rPr>
       </w:pPr>
-      <w:bookmarkStart w:id="21" w:name="_Toc227756923"/>
+      <w:bookmarkStart w:id="27" w:name="_Toc227756925"/>
       <w:r>
         <w:rPr>
           <w:rFonts w:eastAsia="Calibri"/>
         </w:rPr>
-        <w:t>Плановые сроки начала и окончания работы по созданию системы</w:t>
-      </w:r>
-      <w:bookmarkEnd w:id="21"/>
+        <w:t>Назначение системы</w:t>
+      </w:r>
+      <w:bookmarkEnd w:id="27"/>
     </w:p>
     <w:p>
       <w:pPr>
@@ -9752,251 +9398,128 @@
         <w:rPr>
           <w:rFonts w:eastAsia="Calibri"/>
         </w:rPr>
-        <w:t xml:space="preserve">Начало работ: </w:t>
+        <w:t xml:space="preserve">Система предназначена для </w:t>
       </w:r>
       <w:r>
         <w:rPr>
           <w:rFonts w:eastAsia="Calibri"/>
         </w:rPr>
-        <w:t>5</w:t>
-      </w:r>
-      <w:r>
+        <w:t>управления списком скидок, расчета размера скидки и итоговой стоимости товара.</w:t>
+      </w:r>
+    </w:p>
+    <w:p>
+      <w:pPr>
+        <w:pStyle w:val="2"/>
         <w:rPr>
           <w:rFonts w:eastAsia="Calibri"/>
         </w:rPr>
+      </w:pPr>
+      <w:bookmarkStart w:id="28" w:name="_Toc227756926"/>
+      <w:r>
+        <w:rPr>
+          <w:rFonts w:eastAsia="Calibri"/>
+        </w:rPr>
+        <w:t>Цели создания системы</w:t>
+      </w:r>
+      <w:bookmarkEnd w:id="28"/>
+    </w:p>
+    <w:p>
+      <w:pPr>
+        <w:pStyle w:val="TNR"/>
+        <w:rPr>
+          <w:rFonts w:eastAsia="Calibri"/>
+        </w:rPr>
+      </w:pPr>
+      <w:r>
+        <w:rPr>
+          <w:rFonts w:eastAsia="Calibri"/>
+        </w:rPr>
+        <w:t xml:space="preserve">Система создаётся в целях сокращения трудозатрат </w:t>
+      </w:r>
+      <w:r>
+        <w:rPr>
+          <w:rFonts w:eastAsia="Calibri"/>
+        </w:rPr>
+        <w:t>персонала при обработке данных о скидках.</w:t>
+      </w:r>
+    </w:p>
+    <w:p>
+      <w:pPr>
+        <w:pStyle w:val="1"/>
+        <w:rPr>
+          <w:rFonts w:eastAsia="Calibri"/>
+        </w:rPr>
+      </w:pPr>
+      <w:bookmarkStart w:id="29" w:name="_Toc227756927"/>
+      <w:r>
+        <w:rPr>
+          <w:rFonts w:eastAsia="Calibri"/>
+        </w:rPr>
+        <w:t>Описание проблемы</w:t>
+      </w:r>
+      <w:bookmarkEnd w:id="29"/>
+    </w:p>
+    <w:p>
+      <w:pPr>
+        <w:pStyle w:val="TNR"/>
+      </w:pPr>
+      <w:r>
+        <w:t>Р</w:t>
+      </w:r>
+      <w:r>
+        <w:t>асчёт размера скидок и итоговой стоимости товаров выполнялся вручную или с использованием калькулятор</w:t>
+      </w:r>
+      <w:r>
+        <w:t>а</w:t>
+      </w:r>
+      <w:r>
+        <w:t>, что требовало значительных временных затрат и могло приводить к ошибкам при вводе данных, неверному определению типа скидки или некорректному применению формул расчёта.</w:t>
+      </w:r>
+    </w:p>
+    <w:p>
+      <w:pPr>
+        <w:pStyle w:val="TNR"/>
+      </w:pPr>
+      <w:r>
+        <w:t xml:space="preserve">С целью автоматизации процесса </w:t>
+      </w:r>
+      <w:r>
+        <w:t>расчета</w:t>
+      </w:r>
+      <w:r>
+        <w:t xml:space="preserve"> скид</w:t>
+      </w:r>
+      <w:r>
+        <w:t>ок и</w:t>
+      </w:r>
+      <w:r>
+        <w:t xml:space="preserve"> повышения точности расчётов</w:t>
+      </w:r>
+      <w:r>
         <w:t xml:space="preserve"> </w:t>
       </w:r>
       <w:r>
+        <w:t>разрабатывается программное обеспечение с поддержкой различных типов скидок (процентная, по сертификату).</w:t>
+      </w:r>
+    </w:p>
+    <w:p>
+      <w:pPr>
+        <w:pStyle w:val="TNR"/>
+      </w:pPr>
+    </w:p>
+    <w:p>
+      <w:pPr>
+        <w:pStyle w:val="TNR"/>
+      </w:pPr>
+    </w:p>
+    <w:p>
+      <w:pPr>
+        <w:pStyle w:val="1"/>
         <w:rPr>
           <w:rFonts w:eastAsia="Calibri"/>
         </w:rPr>
-        <w:t>марта</w:t>
-      </w:r>
-      <w:r>
-        <w:rPr>
-          <w:rFonts w:eastAsia="Calibri"/>
-        </w:rPr>
-        <w:t xml:space="preserve"> 202</w:t>
-      </w:r>
-      <w:r>
-        <w:rPr>
-          <w:rFonts w:eastAsia="Calibri"/>
-        </w:rPr>
-        <w:t>6</w:t>
-      </w:r>
-      <w:r>
-        <w:rPr>
-          <w:rFonts w:eastAsia="Calibri"/>
-        </w:rPr>
-        <w:t xml:space="preserve"> г.</w:t>
-      </w:r>
-    </w:p>
-    <w:p>
-      <w:pPr>
-        <w:pStyle w:val="TNR"/>
-      </w:pPr>
-      <w:r>
-        <w:t xml:space="preserve">Окончание работ: </w:t>
-      </w:r>
-      <w:r>
-        <w:rPr>
-          <w:rFonts w:eastAsia="Calibri"/>
-        </w:rPr>
-        <w:t>23</w:t>
-      </w:r>
-      <w:r>
-        <w:t xml:space="preserve"> </w:t>
-      </w:r>
-      <w:r>
-        <w:rPr>
-          <w:rFonts w:eastAsia="Calibri"/>
-        </w:rPr>
-        <w:t>апреля</w:t>
-      </w:r>
-      <w:r>
-        <w:t xml:space="preserve"> 202</w:t>
-      </w:r>
-      <w:r>
-        <w:rPr>
-          <w:rFonts w:eastAsia="Calibri"/>
-        </w:rPr>
-        <w:t>6</w:t>
-      </w:r>
-      <w:r>
-        <w:t xml:space="preserve"> г.</w:t>
-      </w:r>
-    </w:p>
-    <w:p>
-      <w:pPr>
-        <w:pStyle w:val="1"/>
-        <w:rPr>
-          <w:rFonts w:eastAsia="Calibri"/>
-        </w:rPr>
-      </w:pPr>
-      <w:r>
-        <w:rPr>
-          <w:rFonts w:eastAsia="Calibri"/>
-        </w:rPr>
-        <w:t xml:space="preserve"> </w:t>
-      </w:r>
-      <w:bookmarkStart w:id="22" w:name="_Toc227756924"/>
-      <w:r>
-        <w:rPr>
-          <w:rFonts w:eastAsia="Calibri"/>
-        </w:rPr>
-        <w:t>Назначение и цели создания системы</w:t>
-      </w:r>
-      <w:bookmarkEnd w:id="22"/>
-    </w:p>
-    <w:p>
-      <w:pPr>
-        <w:pStyle w:val="2"/>
-        <w:rPr>
-          <w:rFonts w:eastAsia="Calibri"/>
-        </w:rPr>
-      </w:pPr>
-      <w:bookmarkStart w:id="23" w:name="_Toc227756925"/>
-      <w:r>
-        <w:rPr>
-          <w:rFonts w:eastAsia="Calibri"/>
-        </w:rPr>
-        <w:t>Назначение системы</w:t>
-      </w:r>
-      <w:bookmarkEnd w:id="23"/>
-    </w:p>
-    <w:p>
-      <w:pPr>
-        <w:pStyle w:val="TNR"/>
-        <w:rPr>
-          <w:rFonts w:eastAsia="Calibri"/>
-        </w:rPr>
-      </w:pPr>
-      <w:r>
-        <w:rPr>
-          <w:rFonts w:eastAsia="Calibri"/>
-        </w:rPr>
-        <w:t xml:space="preserve">Система предназначена для </w:t>
-      </w:r>
-      <w:r>
-        <w:rPr>
-          <w:rFonts w:eastAsia="Calibri"/>
-        </w:rPr>
-        <w:t>управления списком скидок, расчета размера скидки и итоговой стоимости товара.</w:t>
-      </w:r>
-    </w:p>
-    <w:p>
-      <w:pPr>
-        <w:pStyle w:val="2"/>
-        <w:rPr>
-          <w:rFonts w:eastAsia="Calibri"/>
-        </w:rPr>
-      </w:pPr>
-      <w:bookmarkStart w:id="24" w:name="_Toc227756926"/>
-      <w:r>
-        <w:rPr>
-          <w:rFonts w:eastAsia="Calibri"/>
-        </w:rPr>
-        <w:t>Цели создания системы</w:t>
-      </w:r>
-      <w:bookmarkEnd w:id="24"/>
-    </w:p>
-    <w:p>
-      <w:pPr>
-        <w:pStyle w:val="TNR"/>
-        <w:rPr>
-          <w:rFonts w:eastAsia="Calibri"/>
-        </w:rPr>
-      </w:pPr>
-      <w:r>
-        <w:rPr>
-          <w:rFonts w:eastAsia="Calibri"/>
-        </w:rPr>
-        <w:t xml:space="preserve">Система создаётся в целях сокращения трудозатрат </w:t>
-      </w:r>
-      <w:r>
-        <w:rPr>
-          <w:rFonts w:eastAsia="Calibri"/>
-        </w:rPr>
-        <w:t>персонала при обработке данных о скидках.</w:t>
-      </w:r>
-    </w:p>
-    <w:p>
-      <w:pPr>
-        <w:pStyle w:val="1"/>
-        <w:rPr>
-          <w:rFonts w:eastAsia="Calibri"/>
-        </w:rPr>
-      </w:pPr>
-      <w:bookmarkStart w:id="25" w:name="_Toc227756927"/>
-      <w:r>
-        <w:rPr>
-          <w:rFonts w:eastAsia="Calibri"/>
-        </w:rPr>
-        <w:t>Описание проблемы</w:t>
-      </w:r>
-      <w:bookmarkEnd w:id="25"/>
-    </w:p>
-    <w:p>
-      <w:pPr>
-        <w:pStyle w:val="TNR"/>
-      </w:pPr>
-      <w:r>
-        <w:t>Р</w:t>
-      </w:r>
-      <w:r>
-        <w:t>асчёт размера скидок и итоговой стоимости товаров выполнялся вручную или с использованием калькулятор</w:t>
-      </w:r>
-      <w:r>
-        <w:t>а</w:t>
-      </w:r>
-      <w:r>
-        <w:t>, что требовало значительных временных затрат и могло приводить к ошибкам при вводе данных, неверному определению типа скидки или некорректному применению формул расчёта.</w:t>
-      </w:r>
-    </w:p>
-    <w:p>
-      <w:pPr>
-        <w:pStyle w:val="TNR"/>
-      </w:pPr>
-      <w:r>
-        <w:t xml:space="preserve">С целью автоматизации процесса </w:t>
-      </w:r>
-      <w:r>
-        <w:t>расчета</w:t>
-      </w:r>
-      <w:r>
-        <w:t xml:space="preserve"> скид</w:t>
-      </w:r>
-      <w:r>
-        <w:t>ок и</w:t>
-      </w:r>
-      <w:r>
-        <w:t xml:space="preserve"> повышения точности расчётов</w:t>
-      </w:r>
-      <w:r>
-        <w:t xml:space="preserve"> </w:t>
-      </w:r>
-      <w:r>
-        <w:t>разрабатывается программное обеспечение с поддержкой различных типов скидок (процентная, по сертификату).</w:t>
-      </w:r>
-    </w:p>
-    <w:p>
-      <w:pPr>
-        <w:pStyle w:val="TNR"/>
-      </w:pPr>
-    </w:p>
-    <w:p>
-      <w:pPr>
-        <w:pStyle w:val="TNR"/>
-      </w:pPr>
-    </w:p>
-    <w:p>
-      <w:pPr>
-        <w:pStyle w:val="1"/>
-        <w:rPr>
-          <w:rFonts w:eastAsia="Calibri"/>
-        </w:rPr>
-      </w:pPr>
-      <w:bookmarkStart w:id="26" w:name="_Toc227756928"/>
+      </w:pPr>
+      <w:bookmarkStart w:id="30" w:name="_Toc227756928"/>
       <w:r>
         <w:rPr>
           <w:rFonts w:eastAsia="Calibri"/>
@@ -10004,7 +9527,7 @@
         <w:lastRenderedPageBreak/>
         <w:t>Требования к системе</w:t>
       </w:r>
-      <w:bookmarkEnd w:id="26"/>
+      <w:bookmarkEnd w:id="30"/>
     </w:p>
     <w:p>
       <w:pPr>
@@ -10167,6 +9690,7 @@
           <w:p>
             <w:pPr>
               <w:pStyle w:val="TNR"/>
+              <w:spacing w:line="240" w:lineRule="auto"/>
               <w:rPr>
                 <w:rFonts w:eastAsia="Calibri"/>
               </w:rPr>
@@ -10325,14 +9849,14 @@
           <w:rFonts w:eastAsia="Calibri"/>
         </w:rPr>
       </w:pPr>
-      <w:bookmarkStart w:id="27" w:name="_Toc227756929"/>
+      <w:bookmarkStart w:id="31" w:name="_Toc227756929"/>
       <w:r>
         <w:rPr>
           <w:rFonts w:eastAsia="Calibri"/>
         </w:rPr>
         <w:t>Требования к архитектуре</w:t>
       </w:r>
-      <w:bookmarkEnd w:id="27"/>
+      <w:bookmarkEnd w:id="31"/>
     </w:p>
     <w:p>
       <w:pPr>
@@ -10349,14 +9873,14 @@
           <w:rFonts w:eastAsia="Calibri"/>
         </w:rPr>
       </w:pPr>
-      <w:bookmarkStart w:id="28" w:name="_Toc227756930"/>
+      <w:bookmarkStart w:id="32" w:name="_Toc227756930"/>
       <w:r>
         <w:rPr>
           <w:rFonts w:eastAsia="Calibri"/>
         </w:rPr>
         <w:t>Требования к структуре данных</w:t>
       </w:r>
-      <w:bookmarkEnd w:id="28"/>
+      <w:bookmarkEnd w:id="32"/>
     </w:p>
     <w:p>
       <w:pPr>
@@ -10374,14 +9898,12 @@
       <w:r>
         <w:t>-файле с расширением *.</w:t>
       </w:r>
-      <w:proofErr w:type="spellStart"/>
       <w:r>
         <w:rPr>
           <w:rFonts w:eastAsia="Calibri"/>
         </w:rPr>
         <w:t>skd</w:t>
       </w:r>
-      <w:proofErr w:type="spellEnd"/>
       <w:r>
         <w:t>.</w:t>
       </w:r>
@@ -10494,10 +10016,12 @@
           <w:szCs w:val="20"/>
           <w:lang w:val="en-US"/>
         </w:rPr>
-        <w:t xml:space="preserve">    "Name": "</w:t>
-      </w:r>
-      <w:proofErr w:type="spellStart"/>
-      <w:r>
+        <w:t xml:space="preserve">    "Name": "Название скидки",</w:t>
+      </w:r>
+    </w:p>
+    <w:p>
+      <w:pPr>
+        <w:pStyle w:val="TNR"/>
         <w:rPr>
           <w:rFonts w:ascii="Courier New" w:hAnsi="Courier New" w:cs="Courier New"/>
           <w:color w:val="000000"/>
@@ -10505,9 +10029,7 @@
           <w:szCs w:val="20"/>
           <w:lang w:val="en-US"/>
         </w:rPr>
-        <w:t>Название</w:t>
-      </w:r>
-      <w:proofErr w:type="spellEnd"/>
+      </w:pPr>
       <w:r>
         <w:rPr>
           <w:rFonts w:ascii="Courier New" w:hAnsi="Courier New" w:cs="Courier New"/>
@@ -10516,10 +10038,12 @@
           <w:szCs w:val="20"/>
           <w:lang w:val="en-US"/>
         </w:rPr>
-        <w:t xml:space="preserve"> </w:t>
-      </w:r>
-      <w:proofErr w:type="spellStart"/>
-      <w:r>
+        <w:t xml:space="preserve">    "OriginPrice": 1500.00,</w:t>
+      </w:r>
+    </w:p>
+    <w:p>
+      <w:pPr>
+        <w:pStyle w:val="TNR"/>
         <w:rPr>
           <w:rFonts w:ascii="Courier New" w:hAnsi="Courier New" w:cs="Courier New"/>
           <w:color w:val="000000"/>
@@ -10527,9 +10051,7 @@
           <w:szCs w:val="20"/>
           <w:lang w:val="en-US"/>
         </w:rPr>
-        <w:t>скидки</w:t>
-      </w:r>
-      <w:proofErr w:type="spellEnd"/>
+      </w:pPr>
       <w:r>
         <w:rPr>
           <w:rFonts w:ascii="Courier New" w:hAnsi="Courier New" w:cs="Courier New"/>
@@ -10538,7 +10060,7 @@
           <w:szCs w:val="20"/>
           <w:lang w:val="en-US"/>
         </w:rPr>
-        <w:t>",</w:t>
+        <w:t xml:space="preserve">    "Percent": 25.0</w:t>
       </w:r>
     </w:p>
     <w:p>
@@ -10560,10 +10082,12 @@
           <w:szCs w:val="20"/>
           <w:lang w:val="en-US"/>
         </w:rPr>
-        <w:t xml:space="preserve">    "</w:t>
-      </w:r>
-      <w:proofErr w:type="spellStart"/>
-      <w:r>
+        <w:t xml:space="preserve">  },</w:t>
+      </w:r>
+    </w:p>
+    <w:p>
+      <w:pPr>
+        <w:pStyle w:val="TNR"/>
         <w:rPr>
           <w:rFonts w:ascii="Courier New" w:hAnsi="Courier New" w:cs="Courier New"/>
           <w:color w:val="000000"/>
@@ -10571,9 +10095,7 @@
           <w:szCs w:val="20"/>
           <w:lang w:val="en-US"/>
         </w:rPr>
-        <w:t>OriginPrice</w:t>
-      </w:r>
-      <w:proofErr w:type="spellEnd"/>
+      </w:pPr>
       <w:r>
         <w:rPr>
           <w:rFonts w:ascii="Courier New" w:hAnsi="Courier New" w:cs="Courier New"/>
@@ -10582,7 +10104,7 @@
           <w:szCs w:val="20"/>
           <w:lang w:val="en-US"/>
         </w:rPr>
-        <w:t>": 1500.00,</w:t>
+        <w:t xml:space="preserve">  {</w:t>
       </w:r>
     </w:p>
     <w:p>
@@ -10604,7 +10126,7 @@
           <w:szCs w:val="20"/>
           <w:lang w:val="en-US"/>
         </w:rPr>
-        <w:t xml:space="preserve">    "Percent": 25.0</w:t>
+        <w:t xml:space="preserve">    "$type": "certificate",</w:t>
       </w:r>
     </w:p>
     <w:p>
@@ -10626,7 +10148,7 @@
           <w:szCs w:val="20"/>
           <w:lang w:val="en-US"/>
         </w:rPr>
-        <w:t xml:space="preserve">  },</w:t>
+        <w:t xml:space="preserve">    "Name": "Название скидки",</w:t>
       </w:r>
     </w:p>
     <w:p>
@@ -10648,7 +10170,7 @@
           <w:szCs w:val="20"/>
           <w:lang w:val="en-US"/>
         </w:rPr>
-        <w:t xml:space="preserve">  {</w:t>
+        <w:t xml:space="preserve">    "OriginPrice": 800.00,</w:t>
       </w:r>
     </w:p>
     <w:p>
@@ -10670,7 +10192,7 @@
           <w:szCs w:val="20"/>
           <w:lang w:val="en-US"/>
         </w:rPr>
-        <w:t xml:space="preserve">    "$type": "certificate",</w:t>
+        <w:t xml:space="preserve">    "CertificateAmount": 200.00</w:t>
       </w:r>
     </w:p>
     <w:p>
@@ -10692,9 +10214,16 @@
           <w:szCs w:val="20"/>
           <w:lang w:val="en-US"/>
         </w:rPr>
-        <w:t xml:space="preserve">    "Name": "</w:t>
-      </w:r>
-      <w:proofErr w:type="spellStart"/>
+        <w:t xml:space="preserve">  }</w:t>
+      </w:r>
+    </w:p>
+    <w:p>
+      <w:pPr>
+        <w:pStyle w:val="TNR"/>
+        <w:rPr>
+          <w:rFonts w:eastAsia="Calibri"/>
+        </w:rPr>
+      </w:pPr>
       <w:r>
         <w:rPr>
           <w:rFonts w:ascii="Courier New" w:hAnsi="Courier New" w:cs="Courier New"/>
@@ -10703,150 +10232,184 @@
           <w:szCs w:val="20"/>
           <w:lang w:val="en-US"/>
         </w:rPr>
-        <w:t>Название</w:t>
-      </w:r>
-      <w:proofErr w:type="spellEnd"/>
-      <w:r>
-        <w:rPr>
-          <w:rFonts w:ascii="Courier New" w:hAnsi="Courier New" w:cs="Courier New"/>
-          <w:color w:val="000000"/>
-          <w:sz w:val="20"/>
-          <w:szCs w:val="20"/>
+        <w:t>]</w:t>
+      </w:r>
+    </w:p>
+    <w:p>
+      <w:pPr>
+        <w:pStyle w:val="2"/>
+        <w:rPr>
+          <w:rFonts w:eastAsia="Calibri"/>
+        </w:rPr>
+      </w:pPr>
+      <w:bookmarkStart w:id="33" w:name="_Toc227756931"/>
+      <w:r>
+        <w:rPr>
+          <w:rFonts w:eastAsia="Calibri"/>
+        </w:rPr>
+        <w:t>Функциональные требования</w:t>
+      </w:r>
+      <w:bookmarkEnd w:id="33"/>
+    </w:p>
+    <w:p>
+      <w:pPr>
+        <w:pStyle w:val="TNR"/>
+      </w:pPr>
+      <w:r>
+        <w:t xml:space="preserve">F1. Система должна рассчитывать </w:t>
+      </w:r>
+      <w:r>
+        <w:rPr>
+          <w:rFonts w:eastAsia="Calibri"/>
+        </w:rPr>
+        <w:t>размер скидки для следующих типов</w:t>
+      </w:r>
+      <w:r>
+        <w:t>:</w:t>
+      </w:r>
+    </w:p>
+    <w:p>
+      <w:pPr>
+        <w:pStyle w:val="TNR"/>
+        <w:numPr>
+          <w:ilvl w:val="0"/>
+          <w:numId w:val="6"/>
+        </w:numPr>
+        <w:rPr>
+          <w:rFonts w:eastAsia="Calibri"/>
+        </w:rPr>
+      </w:pPr>
+      <w:r>
+        <w:rPr>
+          <w:rFonts w:eastAsia="Calibri"/>
+        </w:rPr>
+        <w:lastRenderedPageBreak/>
+        <w:t>Процентная скидка;</w:t>
+      </w:r>
+    </w:p>
+    <w:p>
+      <w:pPr>
+        <w:pStyle w:val="TNR"/>
+        <w:numPr>
+          <w:ilvl w:val="0"/>
+          <w:numId w:val="6"/>
+        </w:numPr>
+        <w:rPr>
+          <w:rFonts w:eastAsia="Calibri"/>
+        </w:rPr>
+      </w:pPr>
+      <w:r>
+        <w:rPr>
+          <w:rFonts w:eastAsia="Calibri"/>
+        </w:rPr>
+        <w:t>Скидка по сертификату.</w:t>
+      </w:r>
+    </w:p>
+    <w:p>
+      <w:pPr>
+        <w:pStyle w:val="TNR"/>
+      </w:pPr>
+      <w:r>
+        <w:t>F1.1.</w:t>
+      </w:r>
+      <w:r>
+        <w:rPr>
+          <w:rFonts w:eastAsia="Calibri"/>
+        </w:rPr>
+        <w:t xml:space="preserve"> Размер процентной скидки должен определяться по выражению:</w:t>
+      </w:r>
+    </w:p>
+    <w:p>
+      <w:pPr>
+        <w:pStyle w:val="TNR"/>
+        <w:rPr>
           <w:lang w:val="en-US"/>
         </w:rPr>
+      </w:pPr>
+      <w:commentRangeStart w:id="34"/>
+      <w:r>
+        <w:rPr>
+          <w:lang w:val="en-US"/>
+        </w:rPr>
+        <w:t>DiscountValue = OriginPrice × Percent / 100</w:t>
+      </w:r>
+    </w:p>
+    <w:p>
+      <w:pPr>
+        <w:pStyle w:val="TNR"/>
+      </w:pPr>
+      <w:r>
+        <w:t>где</w:t>
+      </w:r>
+      <w:r>
         <w:t xml:space="preserve"> </w:t>
       </w:r>
-      <w:proofErr w:type="spellStart"/>
-      <w:r>
-        <w:rPr>
-          <w:rFonts w:ascii="Courier New" w:hAnsi="Courier New" w:cs="Courier New"/>
-          <w:color w:val="000000"/>
-          <w:sz w:val="20"/>
-          <w:szCs w:val="20"/>
+      <w:r>
+        <w:rPr>
           <w:lang w:val="en-US"/>
         </w:rPr>
-        <w:t>скидки</w:t>
-      </w:r>
-      <w:proofErr w:type="spellEnd"/>
-      <w:r>
-        <w:rPr>
-          <w:rFonts w:ascii="Courier New" w:hAnsi="Courier New" w:cs="Courier New"/>
-          <w:color w:val="000000"/>
-          <w:sz w:val="20"/>
-          <w:szCs w:val="20"/>
-          <w:lang w:val="en-US"/>
-        </w:rPr>
-        <w:t>",</w:t>
-      </w:r>
-    </w:p>
-    <w:p>
-      <w:pPr>
-        <w:pStyle w:val="TNR"/>
-        <w:rPr>
-          <w:rFonts w:ascii="Courier New" w:hAnsi="Courier New" w:cs="Courier New"/>
-          <w:color w:val="000000"/>
-          <w:sz w:val="20"/>
-          <w:szCs w:val="20"/>
-          <w:lang w:val="en-US"/>
-        </w:rPr>
-      </w:pPr>
-      <w:r>
-        <w:rPr>
-          <w:rFonts w:ascii="Courier New" w:hAnsi="Courier New" w:cs="Courier New"/>
-          <w:color w:val="000000"/>
-          <w:sz w:val="20"/>
-          <w:szCs w:val="20"/>
-          <w:lang w:val="en-US"/>
-        </w:rPr>
-        <w:t xml:space="preserve">    "</w:t>
-      </w:r>
-      <w:proofErr w:type="spellStart"/>
-      <w:r>
-        <w:rPr>
-          <w:rFonts w:ascii="Courier New" w:hAnsi="Courier New" w:cs="Courier New"/>
-          <w:color w:val="000000"/>
-          <w:sz w:val="20"/>
-          <w:szCs w:val="20"/>
-          <w:lang w:val="en-US"/>
-        </w:rPr>
         <w:t>OriginPrice</w:t>
       </w:r>
-      <w:proofErr w:type="spellEnd"/>
-      <w:r>
-        <w:rPr>
-          <w:rFonts w:ascii="Courier New" w:hAnsi="Courier New" w:cs="Courier New"/>
-          <w:color w:val="000000"/>
-          <w:sz w:val="20"/>
-          <w:szCs w:val="20"/>
-          <w:lang w:val="en-US"/>
-        </w:rPr>
-        <w:t>": 800.00,</w:t>
-      </w:r>
-    </w:p>
-    <w:p>
-      <w:pPr>
-        <w:pStyle w:val="TNR"/>
-        <w:rPr>
-          <w:rFonts w:ascii="Courier New" w:hAnsi="Courier New" w:cs="Courier New"/>
-          <w:color w:val="000000"/>
-          <w:sz w:val="20"/>
-          <w:szCs w:val="20"/>
-          <w:lang w:val="en-US"/>
-        </w:rPr>
-      </w:pPr>
-      <w:r>
-        <w:rPr>
-          <w:rFonts w:ascii="Courier New" w:hAnsi="Courier New" w:cs="Courier New"/>
-          <w:color w:val="000000"/>
-          <w:sz w:val="20"/>
-          <w:szCs w:val="20"/>
-          <w:lang w:val="en-US"/>
-        </w:rPr>
-        <w:t xml:space="preserve">    "</w:t>
-      </w:r>
-      <w:proofErr w:type="spellStart"/>
-      <w:r>
-        <w:rPr>
-          <w:rFonts w:ascii="Courier New" w:hAnsi="Courier New" w:cs="Courier New"/>
-          <w:color w:val="000000"/>
-          <w:sz w:val="20"/>
-          <w:szCs w:val="20"/>
-          <w:lang w:val="en-US"/>
-        </w:rPr>
-        <w:t>CertificateAmount</w:t>
-      </w:r>
-      <w:proofErr w:type="spellEnd"/>
-      <w:r>
-        <w:rPr>
-          <w:rFonts w:ascii="Courier New" w:hAnsi="Courier New" w:cs="Courier New"/>
-          <w:color w:val="000000"/>
-          <w:sz w:val="20"/>
-          <w:szCs w:val="20"/>
-          <w:lang w:val="en-US"/>
-        </w:rPr>
-        <w:t>": 200.00</w:t>
-      </w:r>
-    </w:p>
-    <w:p>
-      <w:pPr>
-        <w:pStyle w:val="TNR"/>
-        <w:rPr>
-          <w:rFonts w:ascii="Courier New" w:hAnsi="Courier New" w:cs="Courier New"/>
-          <w:color w:val="000000"/>
-          <w:sz w:val="20"/>
-          <w:szCs w:val="20"/>
-          <w:lang w:val="en-US"/>
-        </w:rPr>
-      </w:pPr>
-      <w:r>
-        <w:rPr>
-          <w:rFonts w:ascii="Courier New" w:hAnsi="Courier New" w:cs="Courier New"/>
-          <w:color w:val="000000"/>
-          <w:sz w:val="20"/>
-          <w:szCs w:val="20"/>
-          <w:lang w:val="en-US"/>
-        </w:rPr>
-        <w:t xml:space="preserve">  }</w:t>
+      <w:r>
+        <w:t xml:space="preserve"> – </w:t>
+      </w:r>
+      <w:r>
+        <w:t>исходная</w:t>
+      </w:r>
+      <w:r>
+        <w:t xml:space="preserve"> </w:t>
+      </w:r>
+      <w:r>
+        <w:t>цена</w:t>
+      </w:r>
+      <w:r>
+        <w:t xml:space="preserve"> </w:t>
+      </w:r>
+      <w:r>
+        <w:t>товара</w:t>
+      </w:r>
+      <w:r>
+        <w:t xml:space="preserve">, </w:t>
+      </w:r>
+      <w:r>
+        <w:t>руб</w:t>
+      </w:r>
+      <w:r>
+        <w:t>;</w:t>
+      </w:r>
+    </w:p>
+    <w:p>
+      <w:pPr>
+        <w:pStyle w:val="TNR"/>
+      </w:pPr>
+      <w:r>
+        <w:t>Percent</w:t>
+      </w:r>
+      <w:r>
+        <w:t xml:space="preserve"> – </w:t>
+      </w:r>
+      <w:r>
+        <w:t>процент скидки, %.</w:t>
+      </w:r>
+      <w:commentRangeEnd w:id="34"/>
+      <w:r>
+        <w:rPr>
+          <w:rStyle w:val="ab"/>
+          <w:rFonts w:asciiTheme="minorHAnsi" w:eastAsiaTheme="minorHAnsi" w:hAnsiTheme="minorHAnsi" w:cstheme="minorBidi"/>
+          <w:lang w:eastAsia="en-US"/>
+        </w:rPr>
+        <w:commentReference w:id="34"/>
+      </w:r>
+    </w:p>
+    <w:p>
+      <w:pPr>
+        <w:pStyle w:val="TNR"/>
+      </w:pPr>
+      <w:r>
+        <w:t xml:space="preserve">F1.2. </w:t>
+      </w:r>
+      <w:r>
+        <w:t>Итоговая стоимость рассчитывается как:</w:t>
       </w:r>
     </w:p>
     <w:p>
@@ -10856,233 +10419,6 @@
           <w:rFonts w:eastAsia="Calibri"/>
         </w:rPr>
       </w:pPr>
-      <w:r>
-        <w:rPr>
-          <w:rFonts w:ascii="Courier New" w:hAnsi="Courier New" w:cs="Courier New"/>
-          <w:color w:val="000000"/>
-          <w:sz w:val="20"/>
-          <w:szCs w:val="20"/>
-          <w:lang w:val="en-US"/>
-        </w:rPr>
-        <w:t>]</w:t>
-      </w:r>
-    </w:p>
-    <w:p>
-      <w:pPr>
-        <w:pStyle w:val="2"/>
-        <w:rPr>
-          <w:rFonts w:eastAsia="Calibri"/>
-        </w:rPr>
-      </w:pPr>
-      <w:bookmarkStart w:id="29" w:name="_Toc227756931"/>
-      <w:r>
-        <w:rPr>
-          <w:rFonts w:eastAsia="Calibri"/>
-        </w:rPr>
-        <w:lastRenderedPageBreak/>
-        <w:t>Функциональные требования</w:t>
-      </w:r>
-      <w:bookmarkEnd w:id="29"/>
-    </w:p>
-    <w:p>
-      <w:pPr>
-        <w:pStyle w:val="TNR"/>
-      </w:pPr>
-      <w:r>
-        <w:t xml:space="preserve">F1. Система должна рассчитывать </w:t>
-      </w:r>
-      <w:r>
-        <w:rPr>
-          <w:rFonts w:eastAsia="Calibri"/>
-        </w:rPr>
-        <w:t>размер скидки для следующих типов</w:t>
-      </w:r>
-      <w:r>
-        <w:t>:</w:t>
-      </w:r>
-    </w:p>
-    <w:p>
-      <w:pPr>
-        <w:pStyle w:val="TNR"/>
-        <w:rPr>
-          <w:rFonts w:eastAsia="Calibri"/>
-        </w:rPr>
-      </w:pPr>
-      <w:r>
-        <w:rPr>
-          <w:rFonts w:eastAsia="Calibri"/>
-        </w:rPr>
-        <w:t>Процентная скидка;</w:t>
-      </w:r>
-    </w:p>
-    <w:p>
-      <w:pPr>
-        <w:pStyle w:val="TNR"/>
-        <w:rPr>
-          <w:rFonts w:eastAsia="Calibri"/>
-        </w:rPr>
-      </w:pPr>
-      <w:r>
-        <w:rPr>
-          <w:rFonts w:eastAsia="Calibri"/>
-        </w:rPr>
-        <w:t>Скидка по сертификату.</w:t>
-      </w:r>
-    </w:p>
-    <w:p>
-      <w:pPr>
-        <w:pStyle w:val="TNR"/>
-      </w:pPr>
-      <w:r>
-        <w:t>F1.1.</w:t>
-      </w:r>
-      <w:r>
-        <w:rPr>
-          <w:rFonts w:eastAsia="Calibri"/>
-        </w:rPr>
-        <w:t xml:space="preserve"> Размер процентной скидки должен определяться по выражению:</w:t>
-      </w:r>
-    </w:p>
-    <w:p>
-      <w:pPr>
-        <w:pStyle w:val="TNR"/>
-        <w:rPr>
-          <w:lang w:val="en-US"/>
-        </w:rPr>
-      </w:pPr>
-      <w:proofErr w:type="spellStart"/>
-      <w:r>
-        <w:rPr>
-          <w:lang w:val="en-US"/>
-        </w:rPr>
-        <w:t>DiscountValue</w:t>
-      </w:r>
-      <w:proofErr w:type="spellEnd"/>
-      <w:r>
-        <w:rPr>
-          <w:lang w:val="en-US"/>
-        </w:rPr>
-        <w:t xml:space="preserve"> = </w:t>
-      </w:r>
-      <w:proofErr w:type="spellStart"/>
-      <w:r>
-        <w:rPr>
-          <w:lang w:val="en-US"/>
-        </w:rPr>
-        <w:t>OriginPrice</w:t>
-      </w:r>
-      <w:proofErr w:type="spellEnd"/>
-      <w:r>
-        <w:rPr>
-          <w:lang w:val="en-US"/>
-        </w:rPr>
-        <w:t xml:space="preserve"> × Percent / 100</w:t>
-      </w:r>
-    </w:p>
-    <w:p>
-      <w:pPr>
-        <w:pStyle w:val="TNR"/>
-        <w:rPr>
-          <w:lang w:val="en-US"/>
-        </w:rPr>
-      </w:pPr>
-      <w:r>
-        <w:t>где</w:t>
-      </w:r>
-      <w:r>
-        <w:rPr>
-          <w:lang w:val="en-US"/>
-        </w:rPr>
-        <w:t xml:space="preserve"> </w:t>
-      </w:r>
-      <w:proofErr w:type="spellStart"/>
-      <w:r>
-        <w:rPr>
-          <w:lang w:val="en-US"/>
-        </w:rPr>
-        <w:t>OriginPrice</w:t>
-      </w:r>
-      <w:proofErr w:type="spellEnd"/>
-      <w:r>
-        <w:rPr>
-          <w:lang w:val="en-US"/>
-        </w:rPr>
-        <w:t xml:space="preserve"> – </w:t>
-      </w:r>
-      <w:r>
-        <w:t>исходная</w:t>
-      </w:r>
-      <w:r>
-        <w:rPr>
-          <w:lang w:val="en-US"/>
-        </w:rPr>
-        <w:t xml:space="preserve"> </w:t>
-      </w:r>
-      <w:r>
-        <w:t>цена</w:t>
-      </w:r>
-      <w:r>
-        <w:rPr>
-          <w:lang w:val="en-US"/>
-        </w:rPr>
-        <w:t xml:space="preserve"> </w:t>
-      </w:r>
-      <w:r>
-        <w:t>товара</w:t>
-      </w:r>
-      <w:r>
-        <w:rPr>
-          <w:lang w:val="en-US"/>
-        </w:rPr>
-        <w:t xml:space="preserve">, </w:t>
-      </w:r>
-      <w:proofErr w:type="spellStart"/>
-      <w:r>
-        <w:t>руб</w:t>
-      </w:r>
-      <w:proofErr w:type="spellEnd"/>
-      <w:r>
-        <w:rPr>
-          <w:lang w:val="en-US"/>
-        </w:rPr>
-        <w:t>;</w:t>
-      </w:r>
-    </w:p>
-    <w:p>
-      <w:pPr>
-        <w:pStyle w:val="TNR"/>
-      </w:pPr>
-      <w:proofErr w:type="spellStart"/>
-      <w:r>
-        <w:t>Percent</w:t>
-      </w:r>
-      <w:proofErr w:type="spellEnd"/>
-      <w:r>
-        <w:t xml:space="preserve"> – </w:t>
-      </w:r>
-      <w:r>
-        <w:t>процент скидки, %.</w:t>
-      </w:r>
-    </w:p>
-    <w:p>
-      <w:pPr>
-        <w:pStyle w:val="TNR"/>
-      </w:pPr>
-      <w:r>
-        <w:t xml:space="preserve">F1.2. </w:t>
-      </w:r>
-      <w:r>
-        <w:t>Итоговая стоимость рассчитывается как:</w:t>
-      </w:r>
-    </w:p>
-    <w:p>
-      <w:pPr>
-        <w:pStyle w:val="TNR"/>
-        <w:rPr>
-          <w:rFonts w:eastAsia="Calibri"/>
-        </w:rPr>
-      </w:pPr>
-      <w:proofErr w:type="spellStart"/>
       <w:r>
         <w:rPr>
           <w:rFonts w:eastAsia="Calibri"/>
@@ -11090,14 +10426,12 @@
         </w:rPr>
         <w:t>DiscountPrice</w:t>
       </w:r>
-      <w:proofErr w:type="spellEnd"/>
       <w:r>
         <w:rPr>
           <w:rFonts w:eastAsia="Calibri"/>
         </w:rPr>
         <w:t xml:space="preserve"> = </w:t>
       </w:r>
-      <w:proofErr w:type="spellStart"/>
       <w:r>
         <w:rPr>
           <w:rFonts w:eastAsia="Calibri"/>
@@ -11105,14 +10439,12 @@
         </w:rPr>
         <w:t>OriginPrice</w:t>
       </w:r>
-      <w:proofErr w:type="spellEnd"/>
       <w:r>
         <w:rPr>
           <w:rFonts w:eastAsia="Calibri"/>
         </w:rPr>
         <w:t xml:space="preserve"> - </w:t>
       </w:r>
-      <w:proofErr w:type="spellStart"/>
       <w:r>
         <w:rPr>
           <w:rFonts w:eastAsia="Calibri"/>
@@ -11120,7 +10452,6 @@
         </w:rPr>
         <w:t>DiscountValue</w:t>
       </w:r>
-      <w:proofErr w:type="spellEnd"/>
     </w:p>
     <w:p>
       <w:pPr>
@@ -11237,14 +10568,14 @@
           <w:rFonts w:eastAsia="Calibri"/>
         </w:rPr>
       </w:pPr>
-      <w:bookmarkStart w:id="30" w:name="_Toc227756932"/>
+      <w:bookmarkStart w:id="35" w:name="_Toc227756932"/>
       <w:r>
         <w:rPr>
           <w:rFonts w:eastAsia="Calibri"/>
         </w:rPr>
         <w:t>Требования к пользовательскому интерфейсу</w:t>
       </w:r>
-      <w:bookmarkEnd w:id="30"/>
+      <w:bookmarkEnd w:id="35"/>
     </w:p>
     <w:p>
       <w:pPr>
@@ -11277,7 +10608,7 @@
           <w:rFonts w:eastAsia="Calibri"/>
         </w:rPr>
       </w:pPr>
-      <w:bookmarkStart w:id="31" w:name="_Toc227756933"/>
+      <w:bookmarkStart w:id="36" w:name="_Toc227756933"/>
       <w:r>
         <w:rPr>
           <w:rFonts w:eastAsia="Calibri"/>
@@ -11296,7 +10627,7 @@
         </w:rPr>
         <w:t>программному обеспечению</w:t>
       </w:r>
-      <w:bookmarkEnd w:id="31"/>
+      <w:bookmarkEnd w:id="36"/>
     </w:p>
     <w:p>
       <w:pPr>
@@ -11340,24 +10671,56 @@
         <w:pStyle w:val="TNR"/>
       </w:pPr>
       <w:r>
+        <w:t>C3. Процессор – не менее 1 гигагерц (ГГц) или выше.</w:t>
+      </w:r>
+    </w:p>
+    <w:p>
+      <w:pPr>
+        <w:pStyle w:val="TNR"/>
+      </w:pPr>
+      <w:r>
         <w:lastRenderedPageBreak/>
-        <w:t>C3. Процессор – не менее 1 гигагерц (ГГц) или выше.</w:t>
-      </w:r>
-    </w:p>
-    <w:p>
-      <w:pPr>
-        <w:pStyle w:val="TNR"/>
-      </w:pPr>
-      <w:r>
-        <w:t>C4. ОЗУ: 1 ГБ для 32-разрядных систем или 2 ГБ для 64-разрядных систем.</w:t>
-      </w:r>
-    </w:p>
-    <w:p>
-      <w:pPr>
-        <w:pStyle w:val="TNR"/>
-      </w:pPr>
-      <w:r>
-        <w:t>C5. Место на жестком диске: 2 ГБ для 32-разрядных систем или 4 ГБ для 64-разрядных систем.</w:t>
+        <w:t xml:space="preserve">C4. ОЗУ: </w:t>
+      </w:r>
+      <w:commentRangeStart w:id="37"/>
+      <w:r>
+        <w:t xml:space="preserve">1 ГБ для 32-разрядных систем </w:t>
+      </w:r>
+      <w:commentRangeEnd w:id="37"/>
+      <w:r>
+        <w:rPr>
+          <w:rStyle w:val="ab"/>
+          <w:rFonts w:asciiTheme="minorHAnsi" w:eastAsiaTheme="minorHAnsi" w:hAnsiTheme="minorHAnsi" w:cstheme="minorBidi"/>
+          <w:lang w:eastAsia="en-US"/>
+        </w:rPr>
+        <w:commentReference w:id="37"/>
+      </w:r>
+      <w:r>
+        <w:t>или 2 ГБ для 64-разрядных систем.</w:t>
+      </w:r>
+    </w:p>
+    <w:p>
+      <w:pPr>
+        <w:pStyle w:val="TNR"/>
+      </w:pPr>
+      <w:r>
+        <w:t xml:space="preserve">C5. Место на жестком диске: </w:t>
+      </w:r>
+      <w:commentRangeStart w:id="38"/>
+      <w:r>
+        <w:t xml:space="preserve">2 ГБ для 32-разрядных систем </w:t>
+      </w:r>
+      <w:commentRangeEnd w:id="38"/>
+      <w:r>
+        <w:rPr>
+          <w:rStyle w:val="ab"/>
+          <w:rFonts w:asciiTheme="minorHAnsi" w:eastAsiaTheme="minorHAnsi" w:hAnsiTheme="minorHAnsi" w:cstheme="minorBidi"/>
+          <w:lang w:eastAsia="en-US"/>
+        </w:rPr>
+        <w:commentReference w:id="38"/>
+      </w:r>
+      <w:r>
+        <w:t>или 4 ГБ для 64-разрядных систем.</w:t>
       </w:r>
     </w:p>
     <w:p>
@@ -11489,16 +10852,16 @@
         </w:numPr>
         <w:ind w:left="360" w:hanging="360"/>
       </w:pPr>
-      <w:bookmarkStart w:id="32" w:name="_Toc74829069"/>
-      <w:bookmarkStart w:id="33" w:name="_Toc74956678"/>
-      <w:bookmarkStart w:id="34" w:name="_Toc227756934"/>
+      <w:bookmarkStart w:id="39" w:name="_Toc74829069"/>
+      <w:bookmarkStart w:id="40" w:name="_Toc74956678"/>
+      <w:bookmarkStart w:id="41" w:name="_Toc227756934"/>
       <w:r>
         <w:lastRenderedPageBreak/>
         <w:t>СПИСОК ИСПОЛЬЗОВАННЫХ ИСТОЧНИКОВ</w:t>
       </w:r>
-      <w:bookmarkEnd w:id="32"/>
-      <w:bookmarkEnd w:id="33"/>
-      <w:bookmarkEnd w:id="34"/>
+      <w:bookmarkEnd w:id="39"/>
+      <w:bookmarkEnd w:id="40"/>
+      <w:bookmarkEnd w:id="41"/>
     </w:p>
     <w:p>
       <w:pPr>
@@ -11509,37 +10872,8 @@
         </w:numPr>
         <w:ind w:left="0" w:firstLine="709"/>
       </w:pPr>
-      <w:proofErr w:type="spellStart"/>
-      <w:r>
-        <w:t>Калентьев</w:t>
-      </w:r>
-      <w:proofErr w:type="spellEnd"/>
-      <w:r>
-        <w:t xml:space="preserve">, А. А. Новые технологии в программировании : учебное пособие / А. А. </w:t>
-      </w:r>
-      <w:proofErr w:type="spellStart"/>
-      <w:r>
-        <w:t>Калентьев</w:t>
-      </w:r>
-      <w:proofErr w:type="spellEnd"/>
-      <w:r>
-        <w:t xml:space="preserve">, Д. В. </w:t>
-      </w:r>
-      <w:proofErr w:type="spellStart"/>
-      <w:r>
-        <w:t>Гарайс</w:t>
-      </w:r>
-      <w:proofErr w:type="spellEnd"/>
-      <w:r>
-        <w:t xml:space="preserve">, А. Е. </w:t>
-      </w:r>
-      <w:proofErr w:type="spellStart"/>
-      <w:r>
-        <w:t>Гориянов</w:t>
-      </w:r>
-      <w:proofErr w:type="spellEnd"/>
-      <w:r>
-        <w:t xml:space="preserve">. – Томск : Эль Контент, 2014. – 176 с. – </w:t>
+      <w:r>
+        <w:t xml:space="preserve">Калентьев, А. А. Новые технологии в программировании : учебное пособие / А. А. Калентьев, Д. В. Гарайс, А. Е. Гориянов. – Томск : Эль Контент, 2014. – 176 с. – </w:t>
       </w:r>
       <w:r>
         <w:rPr>
@@ -11562,8 +10896,8 @@
       </w:pPr>
     </w:p>
     <w:sectPr>
-      <w:footerReference w:type="default" r:id="rId34"/>
-      <w:footerReference w:type="first" r:id="rId35"/>
+      <w:footerReference w:type="default" r:id="rId38"/>
+      <w:footerReference w:type="first" r:id="rId39"/>
       <w:pgSz w:w="11906" w:h="16838"/>
       <w:pgMar w:top="1134" w:right="850" w:bottom="1134" w:left="1701" w:header="708" w:footer="708" w:gutter="0"/>
       <w:cols w:space="708"/>
@@ -11572,6 +10906,138 @@
     </w:sectPr>
   </w:body>
 </w:document>
+</file>
+
+<file path=word/comments.xml><?xml version="1.0" encoding="utf-8"?>
+<w:comments xmlns:wpc="http://schemas.microsoft.com/office/word/2010/wordprocessingCanvas" xmlns:cx="http://schemas.microsoft.com/office/drawing/2014/chartex" xmlns:cx1="http://schemas.microsoft.com/office/drawing/2015/9/8/chartex" xmlns:cx2="http://schemas.microsoft.com/office/drawing/2015/10/21/chartex" xmlns:cx3="http://schemas.microsoft.com/office/drawing/2016/5/9/chartex" xmlns:cx4="http://schemas.microsoft.com/office/drawing/2016/5/10/chartex" xmlns:cx5="http://schemas.microsoft.com/office/drawing/2016/5/11/chartex" xmlns:cx6="http://schemas.microsoft.com/office/drawing/2016/5/12/chartex" xmlns:cx7="http://schemas.microsoft.com/office/drawing/2016/5/13/chartex" xmlns:cx8="http://schemas.microsoft.com/office/drawing/2016/5/14/chartex" xmlns:mc="http://schemas.openxmlformats.org/markup-compatibility/2006" xmlns:aink="http://schemas.microsoft.com/office/drawing/2016/ink" xmlns:am3d="http://schemas.microsoft.com/office/drawing/2017/model3d" xmlns:o="urn:schemas-microsoft-com:office:office" xmlns:r="http://schemas.openxmlformats.org/officeDocument/2006/relationships" xmlns:m="http://schemas.openxmlformats.org/officeDocument/2006/math" xmlns:v="urn:schemas-microsoft-com:vml" xmlns:wp14="http://schemas.microsoft.com/office/word/2010/wordprocessingDrawing" xmlns:wp="http://schemas.openxmlformats.org/drawingml/2006/wordprocessingDrawing" xmlns:w10="urn:schemas-microsoft-com:office:word" xmlns:w="http://schemas.openxmlformats.org/wordprocessingml/2006/main" xmlns:w14="http://schemas.microsoft.com/office/word/2010/wordml" xmlns:w15="http://schemas.microsoft.com/office/word/2012/wordml" xmlns:w16cex="http://schemas.microsoft.com/office/word/2018/wordml/cex" xmlns:w16cid="http://schemas.microsoft.com/office/word/2016/wordml/cid" xmlns:w16="http://schemas.microsoft.com/office/word/2018/wordml" xmlns:w16sdtdh="http://schemas.microsoft.com/office/word/2020/wordml/sdtdatahash" xmlns:w16se="http://schemas.microsoft.com/office/word/2015/wordml/symex" xmlns:wpg="http://schemas.microsoft.com/office/word/2010/wordprocessingGroup" xmlns:wpi="http://schemas.microsoft.com/office/word/2010/wordprocessingInk" xmlns:wne="http://schemas.microsoft.com/office/word/2006/wordml" xmlns:wps="http://schemas.microsoft.com/office/word/2010/wordprocessingShape" mc:Ignorable="w14 w15 w16se w16cid w16 w16cex w16sdtdh wp14">
+  <w:comment w:id="6" w:author="Aleksey A. Kalentev" w:date="2026-04-23T14:12:00Z" w:initials="AAK">
+    <w:p>
+      <w:pPr>
+        <w:pStyle w:val="ac"/>
+      </w:pPr>
+      <w:r>
+        <w:rPr>
+          <w:rStyle w:val="ab"/>
+        </w:rPr>
+        <w:annotationRef/>
+      </w:r>
+    </w:p>
+  </w:comment>
+  <w:comment w:id="8" w:author="Aleksey A. Kalentev" w:date="2026-04-23T14:12:00Z" w:initials="AAK">
+    <w:p>
+      <w:pPr>
+        <w:pStyle w:val="ac"/>
+      </w:pPr>
+      <w:r>
+        <w:rPr>
+          <w:rStyle w:val="ab"/>
+        </w:rPr>
+        <w:annotationRef/>
+      </w:r>
+    </w:p>
+  </w:comment>
+  <w:comment w:id="11" w:author="Aleksey A. Kalentev" w:date="2026-04-23T14:15:00Z" w:initials="AAK">
+    <w:p>
+      <w:pPr>
+        <w:pStyle w:val="ac"/>
+      </w:pPr>
+      <w:r>
+        <w:rPr>
+          <w:rStyle w:val="ab"/>
+        </w:rPr>
+        <w:annotationRef/>
+      </w:r>
+    </w:p>
+  </w:comment>
+  <w:comment w:id="25" w:author="Aleksey A. Kalentev" w:date="2026-04-23T14:16:00Z" w:initials="AAK">
+    <w:p>
+      <w:pPr>
+        <w:pStyle w:val="ac"/>
+      </w:pPr>
+      <w:r>
+        <w:rPr>
+          <w:rStyle w:val="ab"/>
+        </w:rPr>
+        <w:annotationRef/>
+      </w:r>
+    </w:p>
+  </w:comment>
+  <w:comment w:id="34" w:author="Aleksey A. Kalentev" w:date="2026-04-23T14:17:00Z" w:initials="AAK">
+    <w:p>
+      <w:pPr>
+        <w:pStyle w:val="ac"/>
+      </w:pPr>
+      <w:r>
+        <w:rPr>
+          <w:rStyle w:val="ab"/>
+        </w:rPr>
+        <w:annotationRef/>
+      </w:r>
+    </w:p>
+  </w:comment>
+  <w:comment w:id="37" w:author="Aleksey A. Kalentev" w:date="2026-04-23T14:17:00Z" w:initials="AAK">
+    <w:p>
+      <w:pPr>
+        <w:pStyle w:val="ac"/>
+      </w:pPr>
+      <w:r>
+        <w:rPr>
+          <w:rStyle w:val="ab"/>
+        </w:rPr>
+        <w:annotationRef/>
+      </w:r>
+    </w:p>
+  </w:comment>
+  <w:comment w:id="38" w:author="Aleksey A. Kalentev" w:date="2026-04-23T14:18:00Z" w:initials="AAK">
+    <w:p>
+      <w:pPr>
+        <w:pStyle w:val="ac"/>
+      </w:pPr>
+      <w:r>
+        <w:rPr>
+          <w:rStyle w:val="ab"/>
+        </w:rPr>
+        <w:annotationRef/>
+      </w:r>
+    </w:p>
+  </w:comment>
+</w:comments>
+</file>
+
+<file path=word/commentsExtended.xml><?xml version="1.0" encoding="utf-8"?>
+<w15:commentsEx xmlns:wpc="http://schemas.microsoft.com/office/word/2010/wordprocessingCanvas" xmlns:cx="http://schemas.microsoft.com/office/drawing/2014/chartex" xmlns:cx1="http://schemas.microsoft.com/office/drawing/2015/9/8/chartex" xmlns:cx2="http://schemas.microsoft.com/office/drawing/2015/10/21/chartex" xmlns:cx3="http://schemas.microsoft.com/office/drawing/2016/5/9/chartex" xmlns:cx4="http://schemas.microsoft.com/office/drawing/2016/5/10/chartex" xmlns:cx5="http://schemas.microsoft.com/office/drawing/2016/5/11/chartex" xmlns:cx6="http://schemas.microsoft.com/office/drawing/2016/5/12/chartex" xmlns:cx7="http://schemas.microsoft.com/office/drawing/2016/5/13/chartex" xmlns:cx8="http://schemas.microsoft.com/office/drawing/2016/5/14/chartex" xmlns:mc="http://schemas.openxmlformats.org/markup-compatibility/2006" xmlns:aink="http://schemas.microsoft.com/office/drawing/2016/ink" xmlns:am3d="http://schemas.microsoft.com/office/drawing/2017/model3d" xmlns:o="urn:schemas-microsoft-com:office:office" xmlns:r="http://schemas.openxmlformats.org/officeDocument/2006/relationships" xmlns:m="http://schemas.openxmlformats.org/officeDocument/2006/math" xmlns:v="urn:schemas-microsoft-com:vml" xmlns:wp14="http://schemas.microsoft.com/office/word/2010/wordprocessingDrawing" xmlns:wp="http://schemas.openxmlformats.org/drawingml/2006/wordprocessingDrawing" xmlns:w10="urn:schemas-microsoft-com:office:word" xmlns:w="http://schemas.openxmlformats.org/wordprocessingml/2006/main" xmlns:w14="http://schemas.microsoft.com/office/word/2010/wordml" xmlns:w15="http://schemas.microsoft.com/office/word/2012/wordml" xmlns:w16cex="http://schemas.microsoft.com/office/word/2018/wordml/cex" xmlns:w16cid="http://schemas.microsoft.com/office/word/2016/wordml/cid" xmlns:w16="http://schemas.microsoft.com/office/word/2018/wordml" xmlns:w16sdtdh="http://schemas.microsoft.com/office/word/2020/wordml/sdtdatahash" xmlns:w16se="http://schemas.microsoft.com/office/word/2015/wordml/symex" xmlns:wpg="http://schemas.microsoft.com/office/word/2010/wordprocessingGroup" xmlns:wpi="http://schemas.microsoft.com/office/word/2010/wordprocessingInk" xmlns:wne="http://schemas.microsoft.com/office/word/2006/wordml" xmlns:wps="http://schemas.microsoft.com/office/word/2010/wordprocessingShape" mc:Ignorable="w14 w15 w16se w16cid w16 w16cex w16sdtdh wp14">
+  <w15:commentEx w15:paraId="1022F36B" w15:done="0"/>
+  <w15:commentEx w15:paraId="7D58C9DD" w15:done="0"/>
+  <w15:commentEx w15:paraId="41808362" w15:done="0"/>
+  <w15:commentEx w15:paraId="01360E54" w15:done="0"/>
+  <w15:commentEx w15:paraId="010ED036" w15:done="0"/>
+  <w15:commentEx w15:paraId="74E1DBE0" w15:done="0"/>
+  <w15:commentEx w15:paraId="4EF64FBC" w15:done="0"/>
+</w15:commentsEx>
+</file>
+
+<file path=word/commentsExtensible.xml><?xml version="1.0" encoding="utf-8"?>
+<w16cex:commentsExtensible xmlns:wpc="http://schemas.microsoft.com/office/word/2010/wordprocessingCanvas" xmlns:cx="http://schemas.microsoft.com/office/drawing/2014/chartex" xmlns:cx1="http://schemas.microsoft.com/office/drawing/2015/9/8/chartex" xmlns:cx2="http://schemas.microsoft.com/office/drawing/2015/10/21/chartex" xmlns:cx3="http://schemas.microsoft.com/office/drawing/2016/5/9/chartex" xmlns:cx4="http://schemas.microsoft.com/office/drawing/2016/5/10/chartex" xmlns:cx5="http://schemas.microsoft.com/office/drawing/2016/5/11/chartex" xmlns:cx6="http://schemas.microsoft.com/office/drawing/2016/5/12/chartex" xmlns:cx7="http://schemas.microsoft.com/office/drawing/2016/5/13/chartex" xmlns:cx8="http://schemas.microsoft.com/office/drawing/2016/5/14/chartex" xmlns:mc="http://schemas.openxmlformats.org/markup-compatibility/2006" xmlns:aink="http://schemas.microsoft.com/office/drawing/2016/ink" xmlns:am3d="http://schemas.microsoft.com/office/drawing/2017/model3d" xmlns:o="urn:schemas-microsoft-com:office:office" xmlns:r="http://schemas.openxmlformats.org/officeDocument/2006/relationships" xmlns:m="http://schemas.openxmlformats.org/officeDocument/2006/math" xmlns:v="urn:schemas-microsoft-com:vml" xmlns:wp14="http://schemas.microsoft.com/office/word/2010/wordprocessingDrawing" xmlns:wp="http://schemas.openxmlformats.org/drawingml/2006/wordprocessingDrawing" xmlns:w10="urn:schemas-microsoft-com:office:word" xmlns:w="http://schemas.openxmlformats.org/wordprocessingml/2006/main" xmlns:w14="http://schemas.microsoft.com/office/word/2010/wordml" xmlns:w15="http://schemas.microsoft.com/office/word/2012/wordml" xmlns:w16cex="http://schemas.microsoft.com/office/word/2018/wordml/cex" xmlns:w16cid="http://schemas.microsoft.com/office/word/2016/wordml/cid" xmlns:w16="http://schemas.microsoft.com/office/word/2018/wordml" xmlns:w16sdtdh="http://schemas.microsoft.com/office/word/2020/wordml/sdtdatahash" xmlns:w16se="http://schemas.microsoft.com/office/word/2015/wordml/symex" xmlns:wpg="http://schemas.microsoft.com/office/word/2010/wordprocessingGroup" xmlns:wpi="http://schemas.microsoft.com/office/word/2010/wordprocessingInk" xmlns:wne="http://schemas.microsoft.com/office/word/2006/wordml" xmlns:wps="http://schemas.microsoft.com/office/word/2010/wordprocessingShape" mc:Ignorable="w14 w15 w16se w16cid w16 w16cex w16sdtdh wp14">
+  <w16cex:commentExtensible w16cex:durableId="2D94A757" w16cex:dateUtc="2026-04-23T07:12:00Z"/>
+  <w16cex:commentExtensible w16cex:durableId="2D94A762" w16cex:dateUtc="2026-04-23T07:12:00Z"/>
+  <w16cex:commentExtensible w16cex:durableId="2D94A7E8" w16cex:dateUtc="2026-04-23T07:15:00Z"/>
+  <w16cex:commentExtensible w16cex:durableId="2D94A83C" w16cex:dateUtc="2026-04-23T07:16:00Z"/>
+  <w16cex:commentExtensible w16cex:durableId="2D94A882" w16cex:dateUtc="2026-04-23T07:17:00Z"/>
+  <w16cex:commentExtensible w16cex:durableId="2D94A895" w16cex:dateUtc="2026-04-23T07:17:00Z"/>
+  <w16cex:commentExtensible w16cex:durableId="2D94A899" w16cex:dateUtc="2026-04-23T07:18:00Z"/>
+</w16cex:commentsExtensible>
+</file>
+
+<file path=word/commentsIds.xml><?xml version="1.0" encoding="utf-8"?>
+<w16cid:commentsIds xmlns:wpc="http://schemas.microsoft.com/office/word/2010/wordprocessingCanvas" xmlns:cx="http://schemas.microsoft.com/office/drawing/2014/chartex" xmlns:cx1="http://schemas.microsoft.com/office/drawing/2015/9/8/chartex" xmlns:cx2="http://schemas.microsoft.com/office/drawing/2015/10/21/chartex" xmlns:cx3="http://schemas.microsoft.com/office/drawing/2016/5/9/chartex" xmlns:cx4="http://schemas.microsoft.com/office/drawing/2016/5/10/chartex" xmlns:cx5="http://schemas.microsoft.com/office/drawing/2016/5/11/chartex" xmlns:cx6="http://schemas.microsoft.com/office/drawing/2016/5/12/chartex" xmlns:cx7="http://schemas.microsoft.com/office/drawing/2016/5/13/chartex" xmlns:cx8="http://schemas.microsoft.com/office/drawing/2016/5/14/chartex" xmlns:mc="http://schemas.openxmlformats.org/markup-compatibility/2006" xmlns:aink="http://schemas.microsoft.com/office/drawing/2016/ink" xmlns:am3d="http://schemas.microsoft.com/office/drawing/2017/model3d" xmlns:o="urn:schemas-microsoft-com:office:office" xmlns:r="http://schemas.openxmlformats.org/officeDocument/2006/relationships" xmlns:m="http://schemas.openxmlformats.org/officeDocument/2006/math" xmlns:v="urn:schemas-microsoft-com:vml" xmlns:wp14="http://schemas.microsoft.com/office/word/2010/wordprocessingDrawing" xmlns:wp="http://schemas.openxmlformats.org/drawingml/2006/wordprocessingDrawing" xmlns:w10="urn:schemas-microsoft-com:office:word" xmlns:w="http://schemas.openxmlformats.org/wordprocessingml/2006/main" xmlns:w14="http://schemas.microsoft.com/office/word/2010/wordml" xmlns:w15="http://schemas.microsoft.com/office/word/2012/wordml" xmlns:w16cex="http://schemas.microsoft.com/office/word/2018/wordml/cex" xmlns:w16cid="http://schemas.microsoft.com/office/word/2016/wordml/cid" xmlns:w16="http://schemas.microsoft.com/office/word/2018/wordml" xmlns:w16sdtdh="http://schemas.microsoft.com/office/word/2020/wordml/sdtdatahash" xmlns:w16se="http://schemas.microsoft.com/office/word/2015/wordml/symex" xmlns:wpg="http://schemas.microsoft.com/office/word/2010/wordprocessingGroup" xmlns:wpi="http://schemas.microsoft.com/office/word/2010/wordprocessingInk" xmlns:wne="http://schemas.microsoft.com/office/word/2006/wordml" xmlns:wps="http://schemas.microsoft.com/office/word/2010/wordprocessingShape" mc:Ignorable="w14 w15 w16se w16cid w16 w16cex w16sdtdh wp14">
+  <w16cid:commentId w16cid:paraId="1022F36B" w16cid:durableId="2D94A757"/>
+  <w16cid:commentId w16cid:paraId="7D58C9DD" w16cid:durableId="2D94A762"/>
+  <w16cid:commentId w16cid:paraId="41808362" w16cid:durableId="2D94A7E8"/>
+  <w16cid:commentId w16cid:paraId="01360E54" w16cid:durableId="2D94A83C"/>
+  <w16cid:commentId w16cid:paraId="010ED036" w16cid:durableId="2D94A882"/>
+  <w16cid:commentId w16cid:paraId="74E1DBE0" w16cid:durableId="2D94A895"/>
+  <w16cid:commentId w16cid:paraId="4EF64FBC" w16cid:durableId="2D94A899"/>
+</w16cid:commentsIds>
 </file>
 
 <file path=word/endnotes.xml><?xml version="1.0" encoding="utf-8"?>
@@ -11775,6 +11241,119 @@
     </w:lvl>
   </w:abstractNum>
   <w:abstractNum w:abstractNumId="1" w15:restartNumberingAfterBreak="0">
+    <w:nsid w:val="21C81E89"/>
+    <w:multiLevelType w:val="hybridMultilevel"/>
+    <w:tmpl w:val="4B3469C4"/>
+    <w:lvl w:ilvl="0" w:tplc="04190001">
+      <w:start w:val="1"/>
+      <w:numFmt w:val="bullet"/>
+      <w:lvlText w:val=""/>
+      <w:lvlJc w:val="left"/>
+      <w:pPr>
+        <w:ind w:left="1429" w:hanging="360"/>
+      </w:pPr>
+      <w:rPr>
+        <w:rFonts w:ascii="Symbol" w:hAnsi="Symbol" w:hint="default"/>
+      </w:rPr>
+    </w:lvl>
+    <w:lvl w:ilvl="1" w:tplc="04190003" w:tentative="1">
+      <w:start w:val="1"/>
+      <w:numFmt w:val="bullet"/>
+      <w:lvlText w:val="o"/>
+      <w:lvlJc w:val="left"/>
+      <w:pPr>
+        <w:ind w:left="2149" w:hanging="360"/>
+      </w:pPr>
+      <w:rPr>
+        <w:rFonts w:ascii="Courier New" w:hAnsi="Courier New" w:cs="Courier New" w:hint="default"/>
+      </w:rPr>
+    </w:lvl>
+    <w:lvl w:ilvl="2" w:tplc="04190005" w:tentative="1">
+      <w:start w:val="1"/>
+      <w:numFmt w:val="bullet"/>
+      <w:lvlText w:val=""/>
+      <w:lvlJc w:val="left"/>
+      <w:pPr>
+        <w:ind w:left="2869" w:hanging="360"/>
+      </w:pPr>
+      <w:rPr>
+        <w:rFonts w:ascii="Wingdings" w:hAnsi="Wingdings" w:hint="default"/>
+      </w:rPr>
+    </w:lvl>
+    <w:lvl w:ilvl="3" w:tplc="04190001" w:tentative="1">
+      <w:start w:val="1"/>
+      <w:numFmt w:val="bullet"/>
+      <w:lvlText w:val=""/>
+      <w:lvlJc w:val="left"/>
+      <w:pPr>
+        <w:ind w:left="3589" w:hanging="360"/>
+      </w:pPr>
+      <w:rPr>
+        <w:rFonts w:ascii="Symbol" w:hAnsi="Symbol" w:hint="default"/>
+      </w:rPr>
+    </w:lvl>
+    <w:lvl w:ilvl="4" w:tplc="04190003" w:tentative="1">
+      <w:start w:val="1"/>
+      <w:numFmt w:val="bullet"/>
+      <w:lvlText w:val="o"/>
+      <w:lvlJc w:val="left"/>
+      <w:pPr>
+        <w:ind w:left="4309" w:hanging="360"/>
+      </w:pPr>
+      <w:rPr>
+        <w:rFonts w:ascii="Courier New" w:hAnsi="Courier New" w:cs="Courier New" w:hint="default"/>
+      </w:rPr>
+    </w:lvl>
+    <w:lvl w:ilvl="5" w:tplc="04190005" w:tentative="1">
+      <w:start w:val="1"/>
+      <w:numFmt w:val="bullet"/>
+      <w:lvlText w:val=""/>
+      <w:lvlJc w:val="left"/>
+      <w:pPr>
+        <w:ind w:left="5029" w:hanging="360"/>
+      </w:pPr>
+      <w:rPr>
+        <w:rFonts w:ascii="Wingdings" w:hAnsi="Wingdings" w:hint="default"/>
+      </w:rPr>
+    </w:lvl>
+    <w:lvl w:ilvl="6" w:tplc="04190001" w:tentative="1">
+      <w:start w:val="1"/>
+      <w:numFmt w:val="bullet"/>
+      <w:lvlText w:val=""/>
+      <w:lvlJc w:val="left"/>
+      <w:pPr>
+        <w:ind w:left="5749" w:hanging="360"/>
+      </w:pPr>
+      <w:rPr>
+        <w:rFonts w:ascii="Symbol" w:hAnsi="Symbol" w:hint="default"/>
+      </w:rPr>
+    </w:lvl>
+    <w:lvl w:ilvl="7" w:tplc="04190003" w:tentative="1">
+      <w:start w:val="1"/>
+      <w:numFmt w:val="bullet"/>
+      <w:lvlText w:val="o"/>
+      <w:lvlJc w:val="left"/>
+      <w:pPr>
+        <w:ind w:left="6469" w:hanging="360"/>
+      </w:pPr>
+      <w:rPr>
+        <w:rFonts w:ascii="Courier New" w:hAnsi="Courier New" w:cs="Courier New" w:hint="default"/>
+      </w:rPr>
+    </w:lvl>
+    <w:lvl w:ilvl="8" w:tplc="04190005" w:tentative="1">
+      <w:start w:val="1"/>
+      <w:numFmt w:val="bullet"/>
+      <w:lvlText w:val=""/>
+      <w:lvlJc w:val="left"/>
+      <w:pPr>
+        <w:ind w:left="7189" w:hanging="360"/>
+      </w:pPr>
+      <w:rPr>
+        <w:rFonts w:ascii="Wingdings" w:hAnsi="Wingdings" w:hint="default"/>
+      </w:rPr>
+    </w:lvl>
+  </w:abstractNum>
+  <w:abstractNum w:abstractNumId="2" w15:restartNumberingAfterBreak="0">
     <w:nsid w:val="4A4C19AE"/>
     <w:multiLevelType w:val="hybridMultilevel"/>
     <w:tmpl w:val="74DEFBCC"/>
@@ -11863,7 +11442,7 @@
       </w:pPr>
     </w:lvl>
   </w:abstractNum>
-  <w:abstractNum w:abstractNumId="2" w15:restartNumberingAfterBreak="0">
+  <w:abstractNum w:abstractNumId="3" w15:restartNumberingAfterBreak="0">
     <w:nsid w:val="6E7C578D"/>
     <w:multiLevelType w:val="multilevel"/>
     <w:tmpl w:val="92CE7166"/>
@@ -11983,13 +11562,13 @@
     <w:abstractNumId w:val="0"/>
   </w:num>
   <w:num w:numId="2">
-    <w:abstractNumId w:val="1"/>
+    <w:abstractNumId w:val="2"/>
   </w:num>
   <w:num w:numId="3">
-    <w:abstractNumId w:val="2"/>
+    <w:abstractNumId w:val="3"/>
   </w:num>
   <w:num w:numId="4">
-    <w:abstractNumId w:val="2"/>
+    <w:abstractNumId w:val="3"/>
     <w:lvlOverride w:ilvl="0">
       <w:startOverride w:val="1"/>
     </w:lvlOverride>
@@ -12019,7 +11598,7 @@
     </w:lvlOverride>
   </w:num>
   <w:num w:numId="5">
-    <w:abstractNumId w:val="2"/>
+    <w:abstractNumId w:val="3"/>
     <w:lvlOverride w:ilvl="0">
       <w:startOverride w:val="1"/>
     </w:lvlOverride>
@@ -12048,8 +11627,19 @@
       <w:startOverride w:val="1"/>
     </w:lvlOverride>
   </w:num>
+  <w:num w:numId="6">
+    <w:abstractNumId w:val="1"/>
+  </w:num>
   <w:numIdMacAtCleanup w:val="3"/>
 </w:numbering>
+</file>
+
+<file path=word/people.xml><?xml version="1.0" encoding="utf-8"?>
+<w15:people xmlns:wpc="http://schemas.microsoft.com/office/word/2010/wordprocessingCanvas" xmlns:cx="http://schemas.microsoft.com/office/drawing/2014/chartex" xmlns:cx1="http://schemas.microsoft.com/office/drawing/2015/9/8/chartex" xmlns:cx2="http://schemas.microsoft.com/office/drawing/2015/10/21/chartex" xmlns:cx3="http://schemas.microsoft.com/office/drawing/2016/5/9/chartex" xmlns:cx4="http://schemas.microsoft.com/office/drawing/2016/5/10/chartex" xmlns:cx5="http://schemas.microsoft.com/office/drawing/2016/5/11/chartex" xmlns:cx6="http://schemas.microsoft.com/office/drawing/2016/5/12/chartex" xmlns:cx7="http://schemas.microsoft.com/office/drawing/2016/5/13/chartex" xmlns:cx8="http://schemas.microsoft.com/office/drawing/2016/5/14/chartex" xmlns:mc="http://schemas.openxmlformats.org/markup-compatibility/2006" xmlns:aink="http://schemas.microsoft.com/office/drawing/2016/ink" xmlns:am3d="http://schemas.microsoft.com/office/drawing/2017/model3d" xmlns:o="urn:schemas-microsoft-com:office:office" xmlns:r="http://schemas.openxmlformats.org/officeDocument/2006/relationships" xmlns:m="http://schemas.openxmlformats.org/officeDocument/2006/math" xmlns:v="urn:schemas-microsoft-com:vml" xmlns:wp14="http://schemas.microsoft.com/office/word/2010/wordprocessingDrawing" xmlns:wp="http://schemas.openxmlformats.org/drawingml/2006/wordprocessingDrawing" xmlns:w10="urn:schemas-microsoft-com:office:word" xmlns:w="http://schemas.openxmlformats.org/wordprocessingml/2006/main" xmlns:w14="http://schemas.microsoft.com/office/word/2010/wordml" xmlns:w15="http://schemas.microsoft.com/office/word/2012/wordml" xmlns:w16cex="http://schemas.microsoft.com/office/word/2018/wordml/cex" xmlns:w16cid="http://schemas.microsoft.com/office/word/2016/wordml/cid" xmlns:w16="http://schemas.microsoft.com/office/word/2018/wordml" xmlns:w16sdtdh="http://schemas.microsoft.com/office/word/2020/wordml/sdtdatahash" xmlns:w16se="http://schemas.microsoft.com/office/word/2015/wordml/symex" xmlns:wpg="http://schemas.microsoft.com/office/word/2010/wordprocessingGroup" xmlns:wpi="http://schemas.microsoft.com/office/word/2010/wordprocessingInk" xmlns:wne="http://schemas.microsoft.com/office/word/2006/wordml" xmlns:wps="http://schemas.microsoft.com/office/word/2010/wordprocessingShape" mc:Ignorable="w14 w15 w16se w16cid w16 w16cex w16sdtdh wp14">
+  <w15:person w15:author="Aleksey A. Kalentev">
+    <w15:presenceInfo w15:providerId="AD" w15:userId="S-1-5-21-507921405-1993962763-1957994488-151096"/>
+  </w15:person>
+</w15:people>
 </file>
 
 <file path=word/styles.xml><?xml version="1.0" encoding="utf-8"?>
@@ -12840,6 +12430,74 @@
       <w:ind w:left="440"/>
     </w:pPr>
   </w:style>
+  <w:style w:type="character" w:styleId="ab">
+    <w:name w:val="annotation reference"/>
+    <w:basedOn w:val="a0"/>
+    <w:uiPriority w:val="99"/>
+    <w:semiHidden/>
+    <w:unhideWhenUsed/>
+    <w:rsid w:val="006E74E8"/>
+    <w:rPr>
+      <w:sz w:val="16"/>
+      <w:szCs w:val="16"/>
+    </w:rPr>
+  </w:style>
+  <w:style w:type="paragraph" w:styleId="ac">
+    <w:name w:val="annotation text"/>
+    <w:basedOn w:val="a"/>
+    <w:link w:val="ad"/>
+    <w:uiPriority w:val="99"/>
+    <w:semiHidden/>
+    <w:unhideWhenUsed/>
+    <w:rsid w:val="006E74E8"/>
+    <w:pPr>
+      <w:spacing w:line="240" w:lineRule="auto"/>
+    </w:pPr>
+    <w:rPr>
+      <w:sz w:val="20"/>
+      <w:szCs w:val="20"/>
+    </w:rPr>
+  </w:style>
+  <w:style w:type="character" w:customStyle="1" w:styleId="ad">
+    <w:name w:val="Текст примечания Знак"/>
+    <w:basedOn w:val="a0"/>
+    <w:link w:val="ac"/>
+    <w:uiPriority w:val="99"/>
+    <w:semiHidden/>
+    <w:rsid w:val="006E74E8"/>
+    <w:rPr>
+      <w:sz w:val="20"/>
+      <w:szCs w:val="20"/>
+    </w:rPr>
+  </w:style>
+  <w:style w:type="paragraph" w:styleId="ae">
+    <w:name w:val="annotation subject"/>
+    <w:basedOn w:val="ac"/>
+    <w:next w:val="ac"/>
+    <w:link w:val="af"/>
+    <w:uiPriority w:val="99"/>
+    <w:semiHidden/>
+    <w:unhideWhenUsed/>
+    <w:rsid w:val="006E74E8"/>
+    <w:rPr>
+      <w:b/>
+      <w:bCs/>
+    </w:rPr>
+  </w:style>
+  <w:style w:type="character" w:customStyle="1" w:styleId="af">
+    <w:name w:val="Тема примечания Знак"/>
+    <w:basedOn w:val="ad"/>
+    <w:link w:val="ae"/>
+    <w:uiPriority w:val="99"/>
+    <w:semiHidden/>
+    <w:rsid w:val="006E74E8"/>
+    <w:rPr>
+      <w:b/>
+      <w:bCs/>
+      <w:sz w:val="20"/>
+      <w:szCs w:val="20"/>
+    </w:rPr>
+  </w:style>
 </w:styles>
 </file>
 
